--- a/WSU-Workshop-Speech.docx
+++ b/WSU-Workshop-Speech.docx
@@ -3300,7 +3300,7 @@
         <w:rPr>
           <w:sz w:val="26"/>
         </w:rPr>
-        <w:t>Here's how it works.</w:t>
+        <w:t>Here's how it works. Seven steps.</w:t>
       </w:r>
     </w:p>
     <w:p>
@@ -3311,7 +3311,7 @@
         <w:rPr>
           <w:sz w:val="26"/>
         </w:rPr>
-        <w:t>Open github-dot-com slash cgrtml slash neural-trees. Go to the Issues tab.</w:t>
+        <w:t>One. Open github-dot-com slash cgrtml slash neural-trees. Go to the Issues tab.</w:t>
       </w:r>
     </w:p>
     <w:p>
@@ -3322,7 +3322,7 @@
         <w:rPr>
           <w:sz w:val="26"/>
         </w:rPr>
-        <w:t>Filter by 'good first issue.' Pick one — they're all ten to twenty minute scope.</w:t>
+        <w:t>Two. Filter by 'good first issue.' Pick one — they're all ten to twenty minute scope.</w:t>
       </w:r>
     </w:p>
     <w:p>
@@ -3333,7 +3333,7 @@
         <w:rPr>
           <w:sz w:val="26"/>
         </w:rPr>
-        <w:t>Comment 'I'm taking this' so two people don't pick the same one.</w:t>
+        <w:t>Three. Comment 'I'm taking this' so two people don't pick the same one.</w:t>
       </w:r>
     </w:p>
     <w:p>
@@ -3344,7 +3344,18 @@
         <w:rPr>
           <w:sz w:val="26"/>
         </w:rPr>
-        <w:t>Fork the repo, make the change in your fork, and open a pull request.</w:t>
+        <w:t>Four. Click the Fork button — top right of the page. That gives you your own copy of the repo.</w:t>
+      </w:r>
+    </w:p>
+    <w:p>
+      <w:pPr>
+        <w:spacing w:line="348" w:lineRule="auto" w:after="160"/>
+      </w:pPr>
+      <w:r>
+        <w:rPr>
+          <w:sz w:val="26"/>
+        </w:rPr>
+        <w:t>Five. Open the file you want to edit — in YOUR fork, not in mine.</w:t>
       </w:r>
     </w:p>
     <w:p>
@@ -3358,7 +3369,43 @@
           <w:color w:val="141414"/>
           <w:sz w:val="26"/>
         </w:rPr>
-        <w:t>I'll review it from my laptop right here on stage. If it's correct, I merge it on the spot. There are about twenty issues waiting. Pick what fits your level.</w:t>
+        <w:t>And here's the trick that saves you ten minutes: press the dot key on your keyboard. GitHub's full web editor opens, right there in the browser. You can edit like you're in VS Code.</w:t>
+      </w:r>
+    </w:p>
+    <w:p>
+      <w:pPr>
+        <w:spacing w:line="348" w:lineRule="auto" w:after="160"/>
+      </w:pPr>
+      <w:r>
+        <w:rPr>
+          <w:sz w:val="26"/>
+        </w:rPr>
+        <w:t>Six. Commit your change on a new branch. Then click 'Compare and pull request,' add a short description, and submit.</w:t>
+      </w:r>
+    </w:p>
+    <w:p>
+      <w:pPr>
+        <w:spacing w:line="348" w:lineRule="auto" w:after="160"/>
+      </w:pPr>
+      <w:r>
+        <w:rPr>
+          <w:sz w:val="26"/>
+        </w:rPr>
+        <w:t>Seven. I'll review it from my laptop right here on stage. If it's correct, I merge it on the spot.</w:t>
+      </w:r>
+    </w:p>
+    <w:p>
+      <w:pPr>
+        <w:spacing w:before="80" w:after="80"/>
+        <w:ind w:left="432"/>
+      </w:pPr>
+      <w:r>
+        <w:rPr>
+          <w:b/>
+          <w:color w:val="141414"/>
+          <w:sz w:val="26"/>
+        </w:rPr>
+        <w:t>No local git. No clone. No tokens. Everything in the browser. About twenty issues are waiting. Pick what fits your level.</w:t>
       </w:r>
     </w:p>
     <w:p>

--- a/WSU-Workshop-Speech.docx
+++ b/WSU-Workshop-Speech.docx
@@ -1353,7 +1353,7 @@
           <w:color w:val="1F4E79"/>
           <w:sz w:val="30"/>
         </w:rPr>
-        <w:t>Slide 22  ·  Activity 1 Overview</w:t>
+        <w:t>Slide 22  ·  How a Colab Notebook Works</w:t>
       </w:r>
       <w:r>
         <w:rPr>
@@ -1372,7 +1372,7 @@
         <w:rPr>
           <w:sz w:val="26"/>
         </w:rPr>
-        <w:t>Quick overview of the next fifty-five minutes. Six main stages.</w:t>
+        <w:t>Before we start the steps, thirty seconds on how Colab actually works. If you've never used a notebook before, this is the only thing you need to know.</w:t>
       </w:r>
     </w:p>
     <w:p>
@@ -1383,7 +1383,18 @@
         <w:rPr>
           <w:sz w:val="26"/>
         </w:rPr>
-        <w:t>We load CMAPSS and look at it. Bin the labels into three classes. Train the Soft Decision Tree — that takes about a minute. Evaluate it with a confusion matrix.</w:t>
+        <w:t>Your notebook is a list of cells. Each gray box you see is one cell. To run a cell, click into it, then press Shift+Enter. You can also click the play button on the left of the cell.</w:t>
+      </w:r>
+    </w:p>
+    <w:p>
+      <w:pPr>
+        <w:spacing w:line="348" w:lineRule="auto" w:after="160"/>
+      </w:pPr>
+      <w:r>
+        <w:rPr>
+          <w:sz w:val="26"/>
+        </w:rPr>
+        <w:t>While a cell is running, you'll see a star in brackets next to it. When it finishes, the star turns into a number — that's the order it ran in. If you see a red box, that's an error. Always read the LAST line of red text; that's the actual error message.</w:t>
       </w:r>
     </w:p>
     <w:p>
@@ -1397,7 +1408,18 @@
           <w:color w:val="141414"/>
           <w:sz w:val="26"/>
         </w:rPr>
-        <w:t>And then — this is the step that matters most — we traverse one prediction. We literally read out the rule the model used. If you remember one thing from this entire workshop, it should be that step. Let's start.</w:t>
+        <w:t>Most important rule: run cells in order, top to bottom. Don't skip cells. If you do, you'll get 'name is not defined' errors because the variable wasn't created yet.</w:t>
+      </w:r>
+    </w:p>
+    <w:p>
+      <w:pPr>
+        <w:spacing w:line="348" w:lineRule="auto" w:after="160"/>
+      </w:pPr>
+      <w:r>
+        <w:rPr>
+          <w:sz w:val="26"/>
+        </w:rPr>
+        <w:t>Okay. With that out of the way, let's look at what the next fifty-five minutes look like.</w:t>
       </w:r>
     </w:p>
     <w:p>
@@ -1410,7 +1432,7 @@
           <w:color w:val="1F4E79"/>
           <w:sz w:val="30"/>
         </w:rPr>
-        <w:t>Slide 23  ·  Step 1 — Imports</w:t>
+        <w:t>Slide 23  ·  Activity 1 Overview</w:t>
       </w:r>
       <w:r>
         <w:rPr>
@@ -1429,7 +1451,7 @@
         <w:rPr>
           <w:sz w:val="26"/>
         </w:rPr>
-        <w:t>First step: imports. Paste this code into a fresh cell. Hit Shift+Enter. You should see 'All set.'</w:t>
+        <w:t>Quick overview of the next fifty-five minutes. Six main stages.</w:t>
       </w:r>
     </w:p>
     <w:p>
@@ -1440,7 +1462,21 @@
         <w:rPr>
           <w:sz w:val="26"/>
         </w:rPr>
-        <w:t>If you get an IndentationError, that means one of your lines has a stray space at the beginning. Copy-paste does that sometimes. Click into the cell, hit Command-A to select everything, then Shift+Tab to clear indentation, and run again.</w:t>
+        <w:t>We load CMAPSS and look at it. Bin the labels into three classes. Train the Soft Decision Tree — that takes about a minute. Evaluate it with a confusion matrix.</w:t>
+      </w:r>
+    </w:p>
+    <w:p>
+      <w:pPr>
+        <w:spacing w:before="80" w:after="80"/>
+        <w:ind w:left="432"/>
+      </w:pPr>
+      <w:r>
+        <w:rPr>
+          <w:b/>
+          <w:color w:val="141414"/>
+          <w:sz w:val="26"/>
+        </w:rPr>
+        <w:t>And then — this is the step that matters most — we traverse one prediction. We literally read out the rule the model used. If you remember one thing from this entire workshop, it should be that step. Let's start.</w:t>
       </w:r>
     </w:p>
     <w:p>
@@ -1453,7 +1489,7 @@
           <w:color w:val="1F4E79"/>
           <w:sz w:val="30"/>
         </w:rPr>
-        <w:t>Slide 24  ·  Step 2 — Load Data</w:t>
+        <w:t>Slide 24  ·  Step 1 — Imports</w:t>
       </w:r>
       <w:r>
         <w:rPr>
@@ -1461,6 +1497,49 @@
           <w:color w:val="888888"/>
           <w:sz w:val="22"/>
         </w:rPr>
+        <w:t xml:space="preserve">        09:34</w:t>
+      </w:r>
+    </w:p>
+    <w:p>
+      <w:pPr>
+        <w:spacing w:line="348" w:lineRule="auto" w:after="160"/>
+      </w:pPr>
+      <w:r>
+        <w:rPr>
+          <w:sz w:val="26"/>
+        </w:rPr>
+        <w:t>First step: imports. Paste this code into a fresh cell. Hit Shift+Enter. You should see 'All set.'</w:t>
+      </w:r>
+    </w:p>
+    <w:p>
+      <w:pPr>
+        <w:spacing w:line="348" w:lineRule="auto" w:after="160"/>
+      </w:pPr>
+      <w:r>
+        <w:rPr>
+          <w:sz w:val="26"/>
+        </w:rPr>
+        <w:t>If you get an IndentationError, that means one of your lines has a stray space at the beginning. Copy-paste does that sometimes. Click into the cell, hit Command-A to select everything, then Shift+Tab to clear indentation, and run again.</w:t>
+      </w:r>
+    </w:p>
+    <w:p>
+      <w:pPr>
+        <w:spacing w:before="360" w:after="40"/>
+      </w:pPr>
+      <w:r>
+        <w:rPr>
+          <w:b/>
+          <w:color w:val="1F4E79"/>
+          <w:sz w:val="30"/>
+        </w:rPr>
+        <w:t>Slide 25  ·  Step 2 — Load Data</w:t>
+      </w:r>
+      <w:r>
+        <w:rPr>
+          <w:i/>
+          <w:color w:val="888888"/>
+          <w:sz w:val="22"/>
+        </w:rPr>
         <w:t xml:space="preserve">        09:37</w:t>
       </w:r>
     </w:p>
@@ -1510,7 +1589,7 @@
           <w:color w:val="1F4E79"/>
           <w:sz w:val="30"/>
         </w:rPr>
-        <w:t>Slide 25  ·  Step 3 — Compute RUL</w:t>
+        <w:t>Slide 26  ·  Step 3 — Compute RUL</w:t>
       </w:r>
       <w:r>
         <w:rPr>
@@ -1553,7 +1632,7 @@
           <w:color w:val="1F4E79"/>
           <w:sz w:val="30"/>
         </w:rPr>
-        <w:t>Slide 26  ·  Step 4 — Plot Engine 1</w:t>
+        <w:t>Slide 27  ·  Step 4 — Plot Engine 1</w:t>
       </w:r>
       <w:r>
         <w:rPr>
@@ -1610,7 +1689,7 @@
           <w:color w:val="1F4E79"/>
           <w:sz w:val="30"/>
         </w:rPr>
-        <w:t>Slide 27  ·  Step 5 — Bin RUL</w:t>
+        <w:t>Slide 28  ·  Step 5 — Bin RUL</w:t>
       </w:r>
       <w:r>
         <w:rPr>
@@ -1653,7 +1732,7 @@
           <w:color w:val="1F4E79"/>
           <w:sz w:val="30"/>
         </w:rPr>
-        <w:t>Slide 28  ·  Step 6 — Feature Matrix</w:t>
+        <w:t>Slide 29  ·  Step 6 — Feature Matrix</w:t>
       </w:r>
       <w:r>
         <w:rPr>
@@ -1696,7 +1775,7 @@
           <w:color w:val="1F4E79"/>
           <w:sz w:val="30"/>
         </w:rPr>
-        <w:t>Slide 29  ·  Step 7 — Train/Test Split</w:t>
+        <w:t>Slide 30  ·  Step 7 — Train/Test Split</w:t>
       </w:r>
       <w:r>
         <w:rPr>
@@ -1750,7 +1829,7 @@
           <w:color w:val="1F4E79"/>
           <w:sz w:val="30"/>
         </w:rPr>
-        <w:t>Slide 30  ·  Step 8 — Train SDT</w:t>
+        <w:t>Slide 31  ·  Step 8 — Train SDT</w:t>
       </w:r>
       <w:r>
         <w:rPr>
@@ -1842,7 +1921,7 @@
           <w:color w:val="1F4E79"/>
           <w:sz w:val="30"/>
         </w:rPr>
-        <w:t>Slide 31  ·  Step 9 — Confusion Matrix</w:t>
+        <w:t>Slide 32  ·  Step 9 — Confusion Matrix</w:t>
       </w:r>
       <w:r>
         <w:rPr>
@@ -1924,7 +2003,7 @@
           <w:color w:val="1F4E79"/>
           <w:sz w:val="30"/>
         </w:rPr>
-        <w:t>Slide 32  ·  Step 10 — Split Weights</w:t>
+        <w:t>Slide 33  ·  Step 10 — Split Weights</w:t>
       </w:r>
       <w:r>
         <w:rPr>
@@ -1981,7 +2060,7 @@
           <w:color w:val="1F4E79"/>
           <w:sz w:val="30"/>
         </w:rPr>
-        <w:t>Slide 33  ·  Step 11 — Traverse Prediction</w:t>
+        <w:t>Slide 34  ·  Step 11 — Traverse Prediction</w:t>
       </w:r>
       <w:r>
         <w:rPr>
@@ -2052,7 +2131,7 @@
           <w:color w:val="1F4E79"/>
           <w:sz w:val="30"/>
         </w:rPr>
-        <w:t>Slide 34  ·  Checkpoint</w:t>
+        <w:t>Slide 35  ·  Checkpoint</w:t>
       </w:r>
       <w:r>
         <w:rPr>
@@ -2144,7 +2223,7 @@
           <w:color w:val="1F4E79"/>
           <w:sz w:val="30"/>
         </w:rPr>
-        <w:t>Slide 35  ·  Activity 2 Intro</w:t>
+        <w:t>Slide 36  ·  Activity 2 Intro</w:t>
       </w:r>
       <w:r>
         <w:rPr>
@@ -2201,7 +2280,7 @@
           <w:color w:val="1F4E79"/>
           <w:sz w:val="30"/>
         </w:rPr>
-        <w:t>Slide 36  ·  Scenario</w:t>
+        <w:t>Slide 37  ·  Scenario</w:t>
       </w:r>
       <w:r>
         <w:rPr>
@@ -2258,7 +2337,7 @@
           <w:color w:val="1F4E79"/>
           <w:sz w:val="30"/>
         </w:rPr>
-        <w:t>Slide 37  ·  Teams</w:t>
+        <w:t>Slide 38  ·  Teams</w:t>
       </w:r>
       <w:r>
         <w:rPr>
@@ -2314,7 +2393,7 @@
           <w:color w:val="1F4E79"/>
           <w:sz w:val="30"/>
         </w:rPr>
-        <w:t>Slide 38  ·  Three Attack Files</w:t>
+        <w:t>Slide 39  ·  Three Attack Files</w:t>
       </w:r>
       <w:r>
         <w:rPr>
@@ -2393,7 +2472,7 @@
           <w:color w:val="1F4E79"/>
           <w:sz w:val="30"/>
         </w:rPr>
-        <w:t>Slide 39  ·  A2 Step 1 — RF Baseline</w:t>
+        <w:t>Slide 40  ·  A2 Step 1 — RF Baseline</w:t>
       </w:r>
       <w:r>
         <w:rPr>
@@ -2450,7 +2529,7 @@
           <w:color w:val="1F4E79"/>
           <w:sz w:val="30"/>
         </w:rPr>
-        <w:t>Slide 40  ·  A2 Step 2 — Clean Baseline</w:t>
+        <w:t>Slide 41  ·  A2 Step 2 — Clean Baseline</w:t>
       </w:r>
       <w:r>
         <w:rPr>
@@ -2493,7 +2572,7 @@
           <w:color w:val="1F4E79"/>
           <w:sz w:val="30"/>
         </w:rPr>
-        <w:t>Slide 41  ·  A2 Step 3 — Score Attacks</w:t>
+        <w:t>Slide 42  ·  A2 Step 3 — Score Attacks</w:t>
       </w:r>
       <w:r>
         <w:rPr>
@@ -2597,7 +2676,7 @@
           <w:color w:val="1F4E79"/>
           <w:sz w:val="30"/>
         </w:rPr>
-        <w:t>Slide 42  ·  A2 Step 4 — Attack A</w:t>
+        <w:t>Slide 43  ·  A2 Step 4 — Attack A</w:t>
       </w:r>
       <w:r>
         <w:rPr>
@@ -2678,7 +2757,7 @@
           <w:color w:val="1F4E79"/>
           <w:sz w:val="30"/>
         </w:rPr>
-        <w:t>Slide 43  ·  A2 Step 5 — Attack B</w:t>
+        <w:t>Slide 44  ·  A2 Step 5 — Attack B</w:t>
       </w:r>
       <w:r>
         <w:rPr>
@@ -2771,7 +2850,7 @@
           <w:color w:val="1F4E79"/>
           <w:sz w:val="30"/>
         </w:rPr>
-        <w:t>Slide 44  ·  A2 Step 6 — Attack C</w:t>
+        <w:t>Slide 45  ·  A2 Step 6 — Attack C</w:t>
       </w:r>
       <w:r>
         <w:rPr>
@@ -2850,7 +2929,7 @@
           <w:color w:val="1F4E79"/>
           <w:sz w:val="30"/>
         </w:rPr>
-        <w:t>Slide 45  ·  A2 Step 7 — Quantify</w:t>
+        <w:t>Slide 46  ·  A2 Step 7 — Quantify</w:t>
       </w:r>
       <w:r>
         <w:rPr>
@@ -2989,7 +3068,7 @@
           <w:color w:val="1F4E79"/>
           <w:sz w:val="30"/>
         </w:rPr>
-        <w:t>Slide 46  ·  Time on Clock</w:t>
+        <w:t>Slide 47  ·  Time on Clock</w:t>
       </w:r>
       <w:r>
         <w:rPr>
@@ -3048,7 +3127,7 @@
           <w:color w:val="1F4E79"/>
           <w:sz w:val="30"/>
         </w:rPr>
-        <w:t>Slide 47  ·  Answers</w:t>
+        <w:t>Slide 48  ·  Answers</w:t>
       </w:r>
       <w:r>
         <w:rPr>
@@ -3140,7 +3219,7 @@
           <w:color w:val="1F4E79"/>
           <w:sz w:val="30"/>
         </w:rPr>
-        <w:t>Slide 48  ·  What Just Happened</w:t>
+        <w:t>Slide 49  ·  What Just Happened</w:t>
       </w:r>
       <w:r>
         <w:rPr>
@@ -3235,7 +3314,7 @@
           <w:color w:val="1F4E79"/>
           <w:sz w:val="30"/>
         </w:rPr>
-        <w:t>Slide 49  ·  Sprint Intro</w:t>
+        <w:t>Slide 50  ·  Sprint Intro</w:t>
       </w:r>
       <w:r>
         <w:rPr>
@@ -3281,7 +3360,7 @@
           <w:color w:val="1F4E79"/>
           <w:sz w:val="30"/>
         </w:rPr>
-        <w:t>Slide 50  ·  Sprint Mechanics</w:t>
+        <w:t>Slide 51  ·  Sprint Mechanics</w:t>
       </w:r>
       <w:r>
         <w:rPr>
@@ -3418,7 +3497,7 @@
           <w:color w:val="1F4E79"/>
           <w:sz w:val="30"/>
         </w:rPr>
-        <w:t>Slide 51  ·  Why Do It</w:t>
+        <w:t>Slide 52  ·  Why Do It</w:t>
       </w:r>
       <w:r>
         <w:rPr>
@@ -3548,7 +3627,7 @@
           <w:color w:val="1F4E79"/>
           <w:sz w:val="30"/>
         </w:rPr>
-        <w:t>Slide 52  ·  EU AI Act</w:t>
+        <w:t>Slide 53  ·  EU AI Act</w:t>
       </w:r>
       <w:r>
         <w:rPr>
@@ -3605,7 +3684,7 @@
           <w:color w:val="1F4E79"/>
           <w:sz w:val="30"/>
         </w:rPr>
-        <w:t>Slide 53  ·  Wrap-Up</w:t>
+        <w:t>Slide 54  ·  Wrap-Up</w:t>
       </w:r>
       <w:r>
         <w:rPr>
@@ -3673,7 +3752,7 @@
           <w:color w:val="1F4E79"/>
           <w:sz w:val="30"/>
         </w:rPr>
-        <w:t>Slide 54  ·  Career Bridge</w:t>
+        <w:t>Slide 55  ·  Career Bridge</w:t>
       </w:r>
       <w:r>
         <w:rPr>
@@ -3741,7 +3820,7 @@
           <w:color w:val="1F4E79"/>
           <w:sz w:val="30"/>
         </w:rPr>
-        <w:t>Slide 55  ·  Links</w:t>
+        <w:t>Slide 56  ·  Links</w:t>
       </w:r>
       <w:r>
         <w:rPr>
@@ -3806,7 +3885,7 @@
           <w:color w:val="1F4E79"/>
           <w:sz w:val="30"/>
         </w:rPr>
-        <w:t>Slide 56  ·  Thank You</w:t>
+        <w:t>Slide 57  ·  Thank You</w:t>
       </w:r>
       <w:r>
         <w:rPr>

--- a/WSU-Workshop-Speech.docx
+++ b/WSU-Workshop-Speech.docx
@@ -1502,13 +1502,27 @@
     </w:p>
     <w:p>
       <w:pPr>
+        <w:spacing w:before="80" w:after="80"/>
+        <w:ind w:left="432"/>
+      </w:pPr>
+      <w:r>
+        <w:rPr>
+          <w:b/>
+          <w:color w:val="141414"/>
+          <w:sz w:val="26"/>
+        </w:rPr>
+        <w:t>Quick note before Step 1: at the very top of your notebook there is a Setup cell. Run that one FIRST. It installs the neural-trees package and downloads the data files. Takes about twenty seconds. You should see 'Setup done.' before you do anything else.</w:t>
+      </w:r>
+    </w:p>
+    <w:p>
+      <w:pPr>
         <w:spacing w:line="348" w:lineRule="auto" w:after="160"/>
       </w:pPr>
       <w:r>
         <w:rPr>
           <w:sz w:val="26"/>
         </w:rPr>
-        <w:t>First step: imports. Paste this code into a fresh cell. Hit Shift+Enter. You should see 'All set.'</w:t>
+        <w:t>Okay, now Step 1: imports. Paste this code into the empty cell under the Step 1 heading. Hit Shift+Enter. You should see 'All set.'</w:t>
       </w:r>
     </w:p>
     <w:p>
@@ -3068,7 +3082,7 @@
           <w:color w:val="1F4E79"/>
           <w:sz w:val="30"/>
         </w:rPr>
-        <w:t>Slide 47  ·  Time on Clock</w:t>
+        <w:t>Slide 47  ·  Time on Clock — Teams Working</w:t>
       </w:r>
       <w:r>
         <w:rPr>
@@ -3076,7 +3090,7 @@
           <w:color w:val="888888"/>
           <w:sz w:val="22"/>
         </w:rPr>
-        <w:t xml:space="preserve">        10:42 — actually start</w:t>
+        <w:t xml:space="preserve">        10:40</w:t>
       </w:r>
     </w:p>
     <w:p>
@@ -3089,7 +3103,7 @@
           <w:color w:val="996600"/>
           <w:sz w:val="22"/>
         </w:rPr>
-        <w:t>[This is the SLIDE that's up while teams work for 17 minutes. Start the timer here, do not skip.]</w:t>
+        <w:t>[This slide stays UP for the full 17-minute team work window. The seven step slides (Steps 40 to 46) are reference material the students follow in their notebooks; you do not need to walk through each one on stage. Start the timer here.]</w:t>
       </w:r>
     </w:p>
     <w:p>
@@ -3100,7 +3114,7 @@
         <w:rPr>
           <w:sz w:val="26"/>
         </w:rPr>
-        <w:t>Okay, seventeen minutes on the clock starting now. Open activity-two-student-dot-ipynb on your laptop. Discuss with your team. I'm walking around. If you have questions, raise a hand.</w:t>
+        <w:t>Okay, seventeen minutes on the clock starting now. The seven steps are in your notebook — follow them top to bottom. Discuss with your team. I'm walking around. If you have questions, raise a hand.</w:t>
       </w:r>
     </w:p>
     <w:p>
@@ -3114,7 +3128,7 @@
           <w:color w:val="141414"/>
           <w:sz w:val="26"/>
         </w:rPr>
-        <w:t>I'll give hints, but I won't give you the answer. Go.</w:t>
+        <w:t>I'll give hints, but I will not give you the answer. Go.</w:t>
       </w:r>
     </w:p>
     <w:p>

--- a/WSU-Workshop-Speech.docx
+++ b/WSU-Workshop-Speech.docx
@@ -23,7 +23,7 @@
           <w:color w:val="444444"/>
           <w:sz w:val="36"/>
         </w:rPr>
-        <w:t>Full Presentation Script</w:t>
+        <w:t>Read-Off-The-Page Presentation Script</w:t>
       </w:r>
     </w:p>
     <w:p/>
@@ -49,7 +49,7 @@
           <w:i/>
           <w:sz w:val="28"/>
         </w:rPr>
-        <w:t>May 15, 2026 · 09:00 – 11:45 (165 minutes)</w:t>
+        <w:t>May 15, 2026 · 09:00 to 11:45 (165 minutes)</w:t>
       </w:r>
     </w:p>
     <w:p/>
@@ -81,9 +81,6 @@
     <w:p/>
     <w:p/>
     <w:p>
-      <w:pPr>
-        <w:jc w:val="left"/>
-      </w:pPr>
       <w:r>
         <w:rPr>
           <w:b/>
@@ -97,7 +94,17 @@
         <w:spacing w:after="120"/>
       </w:pPr>
       <w:r>
-        <w:t>Read this script aloud at a natural conversational pace. Each slide is a numbered section. The heading shows the slide number and the running time so you can stay on schedule. Bold lines are emphasis — pause briefly before and after them. Italic notes in square brackets [like this] are stage directions, not spoken. Everything else is your speech, word for word.</w:t>
+        <w:t>This script is designed so you can read it straight off a tablet without needing to study the slides in advance. Each slide section has three blocks:</w:t>
+        <w:br/>
+        <w:br/>
+        <w:t>ON SCREEN  — what the slide on the projector is showing right now.</w:t>
+        <w:br/>
+        <w:t>SAY        — the words you speak. Read them out loud at a normal pace.</w:t>
+        <w:br/>
+        <w:t>DO         — physical actions: point at the slide, wait, click, walk around.</w:t>
+        <w:br/>
+        <w:br/>
+        <w:t>If you just read every SAY line in order, you have a complete workshop. The ON SCREEN lines remind you what students are looking at. The DO lines remind you when to pause, point, or move.</w:t>
       </w:r>
     </w:p>
     <w:p>
@@ -140,7 +147,7 @@
     </w:p>
     <w:p>
       <w:pPr>
-        <w:spacing w:before="360" w:after="40"/>
+        <w:spacing w:before="400" w:after="80"/>
       </w:pPr>
       <w:r>
         <w:rPr>
@@ -161,29 +168,66 @@
     </w:p>
     <w:p>
       <w:pPr>
-        <w:spacing w:line="348" w:lineRule="auto" w:after="160"/>
-      </w:pPr>
+        <w:spacing w:before="80" w:after="80" w:line="336" w:lineRule="auto"/>
+      </w:pPr>
+      <w:r>
+        <w:rPr>
+          <w:b/>
+          <w:color w:val="666666"/>
+          <w:sz w:val="22"/>
+        </w:rPr>
+        <w:t xml:space="preserve">ON SCREEN  </w:t>
+      </w:r>
       <w:r>
         <w:rPr>
           <w:sz w:val="26"/>
         </w:rPr>
-        <w:t>Good morning everyone. I'm Cagri Temel, CTO at Hezarfen LLC. For the next two hours and forty-five minutes you're going to do something most people don't get to do until they're in industry. You're going to train a real machine learning model on real NASA data. You're going to break it on purpose. And then you're going to explain exactly how it makes its decisions.</w:t>
-      </w:r>
-    </w:p>
-    <w:p>
-      <w:pPr>
-        <w:spacing w:line="348" w:lineRule="auto" w:after="160"/>
-      </w:pPr>
+        <w:t>Workshop title 'From Black Boxes to Glass Boxes' with your name and IEEE badge.</w:t>
+      </w:r>
+    </w:p>
+    <w:p>
+      <w:pPr>
+        <w:spacing w:before="80" w:after="80" w:line="348" w:lineRule="auto"/>
+        <w:ind w:left="432"/>
+      </w:pPr>
+      <w:r>
+        <w:rPr>
+          <w:b/>
+          <w:color w:val="1F4E79"/>
+          <w:sz w:val="22"/>
+        </w:rPr>
+        <w:t xml:space="preserve">SAY     </w:t>
+      </w:r>
       <w:r>
         <w:rPr>
           <w:sz w:val="26"/>
         </w:rPr>
-        <w:t>By the end of the session, you'll have a working model on your laptop. You'll know which sensor failed on an aircraft engine. And many of you will have your first open-source contribution on GitHub. Let's get started.</w:t>
-      </w:r>
-    </w:p>
-    <w:p>
-      <w:pPr>
-        <w:spacing w:before="360" w:after="40"/>
+        <w:t>Good morning everyone. I'm Cagri Temel, CTO at Hezarfen LLC. For the next two hours and forty-five minutes you're going to train a real machine learning model on real NASA data, break it on purpose, and then explain how it makes its decisions.</w:t>
+      </w:r>
+    </w:p>
+    <w:p>
+      <w:pPr>
+        <w:spacing w:before="80" w:after="80" w:line="348" w:lineRule="auto"/>
+        <w:ind w:left="432"/>
+      </w:pPr>
+      <w:r>
+        <w:rPr>
+          <w:b/>
+          <w:color w:val="1F4E79"/>
+          <w:sz w:val="22"/>
+        </w:rPr>
+        <w:t xml:space="preserve">SAY     </w:t>
+      </w:r>
+      <w:r>
+        <w:rPr>
+          <w:sz w:val="26"/>
+        </w:rPr>
+        <w:t>By the end of today you will have a working model on your laptop, you will know which sensor failed on an aircraft engine, and many of you will have your first open-source contribution on GitHub. Let's get started.</w:t>
+      </w:r>
+    </w:p>
+    <w:p>
+      <w:pPr>
+        <w:spacing w:before="400" w:after="80"/>
       </w:pPr>
       <w:r>
         <w:rPr>
@@ -204,32 +248,66 @@
     </w:p>
     <w:p>
       <w:pPr>
-        <w:spacing w:line="348" w:lineRule="auto" w:after="160"/>
-      </w:pPr>
+        <w:spacing w:before="80" w:after="80" w:line="336" w:lineRule="auto"/>
+      </w:pPr>
+      <w:r>
+        <w:rPr>
+          <w:b/>
+          <w:color w:val="666666"/>
+          <w:sz w:val="22"/>
+        </w:rPr>
+        <w:t xml:space="preserve">ON SCREEN  </w:t>
+      </w:r>
       <w:r>
         <w:rPr>
           <w:sz w:val="26"/>
         </w:rPr>
-        <w:t>Quick about me. I'm CTO of a company called Hezarfen, where we build explainable AI for industries that have to answer to regulators. Banks. Insurers. Healthcare. Aviation. I'm an IEEE Senior Member. I also maintain a Python package called neural-trees, and that's what we'll use today.</w:t>
-      </w:r>
-    </w:p>
-    <w:p>
-      <w:pPr>
-        <w:spacing w:before="80" w:after="80"/>
+        <w:t>Short bio: CTO Hezarfen, IEEE Senior Member, author of the neural-trees Python package.</w:t>
+      </w:r>
+    </w:p>
+    <w:p>
+      <w:pPr>
+        <w:spacing w:before="80" w:after="80" w:line="348" w:lineRule="auto"/>
         <w:ind w:left="432"/>
       </w:pPr>
       <w:r>
         <w:rPr>
           <w:b/>
-          <w:color w:val="141414"/>
+          <w:color w:val="1F4E79"/>
+          <w:sz w:val="22"/>
+        </w:rPr>
+        <w:t xml:space="preserve">SAY     </w:t>
+      </w:r>
+      <w:r>
+        <w:rPr>
           <w:sz w:val="26"/>
         </w:rPr>
-        <w:t>Don't try to memorize any of this. The only thing I want you to take away from this slide is the bottom line: in the next two hours and forty-five minutes, you build, you break, and you explain a real model.</w:t>
-      </w:r>
-    </w:p>
-    <w:p>
-      <w:pPr>
-        <w:spacing w:before="360" w:after="40"/>
+        <w:t>Quick about me. I'm CTO of Hezarfen, a company that builds explainable AI for regulated industries — banks, insurers, healthcare, aviation. I'm an IEEE Senior Member. I also maintain a Python package called neural-trees, and that's the tool we'll use today.</w:t>
+      </w:r>
+    </w:p>
+    <w:p>
+      <w:pPr>
+        <w:spacing w:before="80" w:after="80" w:line="348" w:lineRule="auto"/>
+        <w:ind w:left="432"/>
+      </w:pPr>
+      <w:r>
+        <w:rPr>
+          <w:b/>
+          <w:color w:val="1F4E79"/>
+          <w:sz w:val="22"/>
+        </w:rPr>
+        <w:t xml:space="preserve">SAY     </w:t>
+      </w:r>
+      <w:r>
+        <w:rPr>
+          <w:sz w:val="26"/>
+        </w:rPr>
+        <w:t>You don't need to memorize any of this. The one line I want you to remember from this slide is at the bottom: in two hours and forty-five minutes, you build, you break, and you explain a real model.</w:t>
+      </w:r>
+    </w:p>
+    <w:p>
+      <w:pPr>
+        <w:spacing w:before="400" w:after="80"/>
       </w:pPr>
       <w:r>
         <w:rPr>
@@ -250,29 +328,66 @@
     </w:p>
     <w:p>
       <w:pPr>
-        <w:spacing w:line="348" w:lineRule="auto" w:after="160"/>
-      </w:pPr>
+        <w:spacing w:before="80" w:after="80" w:line="336" w:lineRule="auto"/>
+      </w:pPr>
+      <w:r>
+        <w:rPr>
+          <w:b/>
+          <w:color w:val="666666"/>
+          <w:sz w:val="22"/>
+        </w:rPr>
+        <w:t xml:space="preserve">ON SCREEN  </w:t>
+      </w:r>
       <w:r>
         <w:rPr>
           <w:sz w:val="26"/>
         </w:rPr>
-        <w:t>For the next few hours we're going to look at one specific question. How do we make data-driven systems trustworthy in places where getting them wrong is expensive?</w:t>
-      </w:r>
-    </w:p>
-    <w:p>
-      <w:pPr>
-        <w:spacing w:line="348" w:lineRule="auto" w:after="160"/>
-      </w:pPr>
+        <w:t>Big title 'Data-driven decisions, when the cost of being wrong is high' over a dark slide.</w:t>
+      </w:r>
+    </w:p>
+    <w:p>
+      <w:pPr>
+        <w:spacing w:before="80" w:after="80" w:line="348" w:lineRule="auto"/>
+        <w:ind w:left="432"/>
+      </w:pPr>
+      <w:r>
+        <w:rPr>
+          <w:b/>
+          <w:color w:val="1F4E79"/>
+          <w:sz w:val="22"/>
+        </w:rPr>
+        <w:t xml:space="preserve">SAY     </w:t>
+      </w:r>
       <w:r>
         <w:rPr>
           <w:sz w:val="26"/>
         </w:rPr>
-        <w:t>Our case study today is a turbofan engine — the kind that powers passenger jets — that has to predict its own failure before it happens. By the end of the session, you'll understand why this is harder than it looks, and why being accurate is not enough.</w:t>
-      </w:r>
-    </w:p>
-    <w:p>
-      <w:pPr>
-        <w:spacing w:before="360" w:after="40"/>
+        <w:t>Today we're looking at one question. How do you make data-driven systems trustworthy in places where being wrong is expensive — where it costs lives, or money, or certifications?</w:t>
+      </w:r>
+    </w:p>
+    <w:p>
+      <w:pPr>
+        <w:spacing w:before="80" w:after="80" w:line="348" w:lineRule="auto"/>
+        <w:ind w:left="432"/>
+      </w:pPr>
+      <w:r>
+        <w:rPr>
+          <w:b/>
+          <w:color w:val="1F4E79"/>
+          <w:sz w:val="22"/>
+        </w:rPr>
+        <w:t xml:space="preserve">SAY     </w:t>
+      </w:r>
+      <w:r>
+        <w:rPr>
+          <w:sz w:val="26"/>
+        </w:rPr>
+        <w:t>Our case is a turbofan engine. The kind that powers passenger jets. It needs to predict its own failure before it fails. By the end of the session you'll see why this is harder than it looks, and why being accurate is not enough.</w:t>
+      </w:r>
+    </w:p>
+    <w:p>
+      <w:pPr>
+        <w:spacing w:before="400" w:after="80"/>
       </w:pPr>
       <w:r>
         <w:rPr>
@@ -293,58 +408,104 @@
     </w:p>
     <w:p>
       <w:pPr>
-        <w:spacing w:before="80" w:after="80"/>
+        <w:spacing w:before="80" w:after="80" w:line="336" w:lineRule="auto"/>
+      </w:pPr>
+      <w:r>
+        <w:rPr>
+          <w:b/>
+          <w:color w:val="666666"/>
+          <w:sz w:val="22"/>
+        </w:rPr>
+        <w:t xml:space="preserve">ON SCREEN  </w:t>
+      </w:r>
+      <w:r>
+        <w:rPr>
+          <w:sz w:val="26"/>
+        </w:rPr>
+        <w:t>Just two short sentences on a dark slide: 'A turbofan engine. When will it fail?'</w:t>
+      </w:r>
+    </w:p>
+    <w:p>
+      <w:pPr>
+        <w:spacing w:before="80" w:after="80" w:line="348" w:lineRule="auto"/>
         <w:ind w:left="432"/>
       </w:pPr>
       <w:r>
         <w:rPr>
           <w:b/>
-          <w:color w:val="141414"/>
+          <w:color w:val="1F4E79"/>
+          <w:sz w:val="22"/>
+        </w:rPr>
+        <w:t xml:space="preserve">SAY     </w:t>
+      </w:r>
+      <w:r>
+        <w:rPr>
           <w:sz w:val="26"/>
         </w:rPr>
-        <w:t>So. A turbofan engine. The question is — when will it fail?</w:t>
-      </w:r>
-    </w:p>
-    <w:p>
-      <w:pPr>
-        <w:spacing w:before="40" w:after="160"/>
-      </w:pPr>
-      <w:r>
-        <w:rPr>
-          <w:i/>
-          <w:color w:val="996600"/>
-          <w:sz w:val="22"/>
-        </w:rPr>
-        <w:t>[Pause for two full seconds. Let the question hang.]</w:t>
-      </w:r>
-    </w:p>
-    <w:p>
-      <w:pPr>
-        <w:spacing w:line="348" w:lineRule="auto" w:after="160"/>
-      </w:pPr>
+        <w:t>A turbofan engine. When will it fail?</w:t>
+      </w:r>
+    </w:p>
+    <w:p>
+      <w:pPr>
+        <w:spacing w:before="80" w:after="80" w:line="336" w:lineRule="auto"/>
+      </w:pPr>
+      <w:r>
+        <w:rPr>
+          <w:b/>
+          <w:color w:val="B76700"/>
+          <w:sz w:val="22"/>
+        </w:rPr>
+        <w:t xml:space="preserve">DO           </w:t>
+      </w:r>
       <w:r>
         <w:rPr>
           <w:sz w:val="26"/>
         </w:rPr>
-        <w:t>Think about it for a moment. If you knew with certainty — exactly when this engine would fail — what would you do differently than what airlines do today?</w:t>
-      </w:r>
-    </w:p>
-    <w:p>
-      <w:pPr>
-        <w:spacing w:before="40" w:after="160"/>
-      </w:pPr>
-      <w:r>
-        <w:rPr>
-          <w:i/>
-          <w:color w:val="996600"/>
-          <w:sz w:val="22"/>
-        </w:rPr>
-        <w:t>[Don't call on anyone. Just let them think for a beat.]</w:t>
-      </w:r>
-    </w:p>
-    <w:p>
-      <w:pPr>
-        <w:spacing w:before="360" w:after="40"/>
+        <w:t>Pause two seconds. Don't say anything. Let the question land.</w:t>
+      </w:r>
+    </w:p>
+    <w:p>
+      <w:pPr>
+        <w:spacing w:before="80" w:after="80" w:line="348" w:lineRule="auto"/>
+        <w:ind w:left="432"/>
+      </w:pPr>
+      <w:r>
+        <w:rPr>
+          <w:b/>
+          <w:color w:val="1F4E79"/>
+          <w:sz w:val="22"/>
+        </w:rPr>
+        <w:t xml:space="preserve">SAY     </w:t>
+      </w:r>
+      <w:r>
+        <w:rPr>
+          <w:sz w:val="26"/>
+        </w:rPr>
+        <w:t>If you knew with certainty when this engine would fail, what would you do differently than what airlines do today?</w:t>
+      </w:r>
+    </w:p>
+    <w:p>
+      <w:pPr>
+        <w:spacing w:before="80" w:after="80" w:line="336" w:lineRule="auto"/>
+      </w:pPr>
+      <w:r>
+        <w:rPr>
+          <w:b/>
+          <w:color w:val="B76700"/>
+          <w:sz w:val="22"/>
+        </w:rPr>
+        <w:t xml:space="preserve">DO           </w:t>
+      </w:r>
+      <w:r>
+        <w:rPr>
+          <w:sz w:val="26"/>
+        </w:rPr>
+        <w:t>Don't call on anyone. Move to the next slide after a beat.</w:t>
+      </w:r>
+    </w:p>
+    <w:p>
+      <w:pPr>
+        <w:spacing w:before="400" w:after="80"/>
       </w:pPr>
       <w:r>
         <w:rPr>
@@ -365,65 +526,183 @@
     </w:p>
     <w:p>
       <w:pPr>
-        <w:spacing w:line="348" w:lineRule="auto" w:after="160"/>
-      </w:pPr>
+        <w:spacing w:before="80" w:after="80" w:line="336" w:lineRule="auto"/>
+      </w:pPr>
+      <w:r>
+        <w:rPr>
+          <w:b/>
+          <w:color w:val="666666"/>
+          <w:sz w:val="22"/>
+        </w:rPr>
+        <w:t xml:space="preserve">ON SCREEN  </w:t>
+      </w:r>
       <w:r>
         <w:rPr>
           <w:sz w:val="26"/>
         </w:rPr>
-        <w:t>Here's why this is hard. There are three ways to be wrong, and all three are expensive.</w:t>
-      </w:r>
-    </w:p>
-    <w:p>
-      <w:pPr>
-        <w:spacing w:line="348" w:lineRule="auto" w:after="160"/>
-      </w:pPr>
+        <w:t>Three bullet lines about predicting too late, too early, or accurately-but-unexplainably.</w:t>
+      </w:r>
+    </w:p>
+    <w:p>
+      <w:pPr>
+        <w:spacing w:before="80" w:after="80" w:line="348" w:lineRule="auto"/>
+        <w:ind w:left="432"/>
+      </w:pPr>
+      <w:r>
+        <w:rPr>
+          <w:b/>
+          <w:color w:val="1F4E79"/>
+          <w:sz w:val="22"/>
+        </w:rPr>
+        <w:t xml:space="preserve">SAY     </w:t>
+      </w:r>
       <w:r>
         <w:rPr>
           <w:sz w:val="26"/>
         </w:rPr>
-        <w:t>One. You predict too late. The engine fails in flight. You lose lives.</w:t>
-      </w:r>
-    </w:p>
-    <w:p>
-      <w:pPr>
-        <w:spacing w:line="348" w:lineRule="auto" w:after="160"/>
-      </w:pPr>
+        <w:t>There are three ways to be wrong, and all three are expensive.</w:t>
+      </w:r>
+    </w:p>
+    <w:p>
+      <w:pPr>
+        <w:spacing w:before="80" w:after="80" w:line="336" w:lineRule="auto"/>
+      </w:pPr>
+      <w:r>
+        <w:rPr>
+          <w:b/>
+          <w:color w:val="B76700"/>
+          <w:sz w:val="22"/>
+        </w:rPr>
+        <w:t xml:space="preserve">DO           </w:t>
+      </w:r>
       <w:r>
         <w:rPr>
           <w:sz w:val="26"/>
         </w:rPr>
-        <w:t>Two. You predict too early. You pull a perfectly good engine out of service. Each engine is about a hundred million dollars.</w:t>
-      </w:r>
-    </w:p>
-    <w:p>
-      <w:pPr>
-        <w:spacing w:line="348" w:lineRule="auto" w:after="160"/>
-      </w:pPr>
+        <w:t>Point at the first bullet.</w:t>
+      </w:r>
+    </w:p>
+    <w:p>
+      <w:pPr>
+        <w:spacing w:before="80" w:after="80" w:line="348" w:lineRule="auto"/>
+        <w:ind w:left="432"/>
+      </w:pPr>
+      <w:r>
+        <w:rPr>
+          <w:b/>
+          <w:color w:val="1F4E79"/>
+          <w:sz w:val="22"/>
+        </w:rPr>
+        <w:t xml:space="preserve">SAY     </w:t>
+      </w:r>
       <w:r>
         <w:rPr>
           <w:sz w:val="26"/>
         </w:rPr>
-        <w:t>Three — and this is the one engineers forget. You predict accurately, but you can't explain how. In that case, the FAA refuses to certify your system. You can have the best model in the world; if you can't defend it, it doesn't fly.</w:t>
-      </w:r>
-    </w:p>
-    <w:p>
-      <w:pPr>
-        <w:spacing w:before="80" w:after="80"/>
+        <w:t>Predict too late. The engine fails mid-flight. People die.</w:t>
+      </w:r>
+    </w:p>
+    <w:p>
+      <w:pPr>
+        <w:spacing w:before="80" w:after="80" w:line="336" w:lineRule="auto"/>
+      </w:pPr>
+      <w:r>
+        <w:rPr>
+          <w:b/>
+          <w:color w:val="B76700"/>
+          <w:sz w:val="22"/>
+        </w:rPr>
+        <w:t xml:space="preserve">DO           </w:t>
+      </w:r>
+      <w:r>
+        <w:rPr>
+          <w:sz w:val="26"/>
+        </w:rPr>
+        <w:t>Point at the second bullet.</w:t>
+      </w:r>
+    </w:p>
+    <w:p>
+      <w:pPr>
+        <w:spacing w:before="80" w:after="80" w:line="348" w:lineRule="auto"/>
         <w:ind w:left="432"/>
       </w:pPr>
       <w:r>
         <w:rPr>
           <w:b/>
-          <w:color w:val="141414"/>
+          <w:color w:val="1F4E79"/>
+          <w:sz w:val="22"/>
+        </w:rPr>
+        <w:t xml:space="preserve">SAY     </w:t>
+      </w:r>
+      <w:r>
+        <w:rPr>
           <w:sz w:val="26"/>
         </w:rPr>
-        <w:t>That's the whole point. Accuracy by itself is not enough. You also need to be able to defend the prediction.</w:t>
-      </w:r>
-    </w:p>
-    <w:p>
-      <w:pPr>
-        <w:spacing w:before="360" w:after="40"/>
+        <w:t>Predict too early. A perfectly good engine gets pulled. A hundred million dollars wasted.</w:t>
+      </w:r>
+    </w:p>
+    <w:p>
+      <w:pPr>
+        <w:spacing w:before="80" w:after="80" w:line="336" w:lineRule="auto"/>
+      </w:pPr>
+      <w:r>
+        <w:rPr>
+          <w:b/>
+          <w:color w:val="B76700"/>
+          <w:sz w:val="22"/>
+        </w:rPr>
+        <w:t xml:space="preserve">DO           </w:t>
+      </w:r>
+      <w:r>
+        <w:rPr>
+          <w:sz w:val="26"/>
+        </w:rPr>
+        <w:t>Point at the third bullet.</w:t>
+      </w:r>
+    </w:p>
+    <w:p>
+      <w:pPr>
+        <w:spacing w:before="80" w:after="80" w:line="348" w:lineRule="auto"/>
+        <w:ind w:left="432"/>
+      </w:pPr>
+      <w:r>
+        <w:rPr>
+          <w:b/>
+          <w:color w:val="1F4E79"/>
+          <w:sz w:val="22"/>
+        </w:rPr>
+        <w:t xml:space="preserve">SAY     </w:t>
+      </w:r>
+      <w:r>
+        <w:rPr>
+          <w:sz w:val="26"/>
+        </w:rPr>
+        <w:t>Predict accurately but you can't explain how. The FAA refuses to certify your system. Best model in the world, can't ship it, can't fly it.</w:t>
+      </w:r>
+    </w:p>
+    <w:p>
+      <w:pPr>
+        <w:spacing w:before="80" w:after="80" w:line="348" w:lineRule="auto"/>
+        <w:ind w:left="432"/>
+      </w:pPr>
+      <w:r>
+        <w:rPr>
+          <w:b/>
+          <w:color w:val="1F4E79"/>
+          <w:sz w:val="22"/>
+        </w:rPr>
+        <w:t xml:space="preserve">SAY     </w:t>
+      </w:r>
+      <w:r>
+        <w:rPr>
+          <w:sz w:val="26"/>
+        </w:rPr>
+        <w:t>The whole point: accuracy alone is not enough. You also need to defend the prediction.</w:t>
+      </w:r>
+    </w:p>
+    <w:p>
+      <w:pPr>
+        <w:spacing w:before="400" w:after="80"/>
       </w:pPr>
       <w:r>
         <w:rPr>
@@ -444,29 +723,66 @@
     </w:p>
     <w:p>
       <w:pPr>
-        <w:spacing w:line="348" w:lineRule="auto" w:after="160"/>
-      </w:pPr>
+        <w:spacing w:before="80" w:after="80" w:line="336" w:lineRule="auto"/>
+      </w:pPr>
+      <w:r>
+        <w:rPr>
+          <w:b/>
+          <w:color w:val="666666"/>
+          <w:sz w:val="22"/>
+        </w:rPr>
+        <w:t xml:space="preserve">ON SCREEN  </w:t>
+      </w:r>
       <w:r>
         <w:rPr>
           <w:sz w:val="26"/>
         </w:rPr>
-        <w:t>The dataset we'll use is called NASA CMAPSS. It's open, it's free, and it's been the standard benchmark in predictive maintenance for about fifteen years now.</w:t>
-      </w:r>
-    </w:p>
-    <w:p>
-      <w:pPr>
-        <w:spacing w:line="348" w:lineRule="auto" w:after="160"/>
-      </w:pPr>
+        <w:t>Bullet list describing the NASA CMAPSS dataset: 100 engines, 21 sensors, public.</w:t>
+      </w:r>
+    </w:p>
+    <w:p>
+      <w:pPr>
+        <w:spacing w:before="80" w:after="80" w:line="348" w:lineRule="auto"/>
+        <w:ind w:left="432"/>
+      </w:pPr>
+      <w:r>
+        <w:rPr>
+          <w:b/>
+          <w:color w:val="1F4E79"/>
+          <w:sz w:val="22"/>
+        </w:rPr>
+        <w:t xml:space="preserve">SAY     </w:t>
+      </w:r>
       <w:r>
         <w:rPr>
           <w:sz w:val="26"/>
         </w:rPr>
-        <w:t>A hundred turbofan engines, each one simulated all the way to failure. Twenty-one sensors per timestep: temperatures, pressures, fan speeds, fuel flow. Each engine logs hundreds of flight cycles before it dies. You'll be working with this data on your own laptop in twenty minutes.</w:t>
-      </w:r>
-    </w:p>
-    <w:p>
-      <w:pPr>
-        <w:spacing w:before="360" w:after="40"/>
+        <w:t>The dataset we'll use is called NASA CMAPSS. It's open. It's free. It's been the standard predictive-maintenance benchmark for about fifteen years. A hundred turbofan engines, each one simulated all the way to failure. Twenty-one sensors per timestep. Each engine logs hundreds of flight cycles before it dies.</w:t>
+      </w:r>
+    </w:p>
+    <w:p>
+      <w:pPr>
+        <w:spacing w:before="80" w:after="80" w:line="348" w:lineRule="auto"/>
+        <w:ind w:left="432"/>
+      </w:pPr>
+      <w:r>
+        <w:rPr>
+          <w:b/>
+          <w:color w:val="1F4E79"/>
+          <w:sz w:val="22"/>
+        </w:rPr>
+        <w:t xml:space="preserve">SAY     </w:t>
+      </w:r>
+      <w:r>
+        <w:rPr>
+          <w:sz w:val="26"/>
+        </w:rPr>
+        <w:t>You will load this data on your own laptop in about twenty minutes.</w:t>
+      </w:r>
+    </w:p>
+    <w:p>
+      <w:pPr>
+        <w:spacing w:before="400" w:after="80"/>
       </w:pPr>
       <w:r>
         <w:rPr>
@@ -487,29 +803,86 @@
     </w:p>
     <w:p>
       <w:pPr>
-        <w:spacing w:line="348" w:lineRule="auto" w:after="160"/>
-      </w:pPr>
+        <w:spacing w:before="80" w:after="80" w:line="336" w:lineRule="auto"/>
+      </w:pPr>
+      <w:r>
+        <w:rPr>
+          <w:b/>
+          <w:color w:val="666666"/>
+          <w:sz w:val="22"/>
+        </w:rPr>
+        <w:t xml:space="preserve">ON SCREEN  </w:t>
+      </w:r>
       <w:r>
         <w:rPr>
           <w:sz w:val="26"/>
         </w:rPr>
-        <w:t>The thing we're going to predict is called RUL — Remaining Useful Life. It's the number of flight cycles left before the engine fails.</w:t>
-      </w:r>
-    </w:p>
-    <w:p>
-      <w:pPr>
-        <w:spacing w:line="348" w:lineRule="auto" w:after="160"/>
-      </w:pPr>
+        <w:t>Definition of RUL with an ASCII strip showing RUL counting down to 0 (failure).</w:t>
+      </w:r>
+    </w:p>
+    <w:p>
+      <w:pPr>
+        <w:spacing w:before="80" w:after="80" w:line="348" w:lineRule="auto"/>
+        <w:ind w:left="432"/>
+      </w:pPr>
+      <w:r>
+        <w:rPr>
+          <w:b/>
+          <w:color w:val="1F4E79"/>
+          <w:sz w:val="22"/>
+        </w:rPr>
+        <w:t xml:space="preserve">SAY     </w:t>
+      </w:r>
       <w:r>
         <w:rPr>
           <w:sz w:val="26"/>
         </w:rPr>
-        <w:t>So if an engine fails at cycle 192: at cycle 100, its RUL is 92. At cycle 190, it's 2. At failure, it's zero. We cap RUL at 125 because predicting further out than that isn't useful. Past a hundred and twenty-five cycles, you're just guessing about the future.</w:t>
-      </w:r>
-    </w:p>
-    <w:p>
-      <w:pPr>
-        <w:spacing w:before="360" w:after="40"/>
+        <w:t>The thing we're going to predict is called RUL — Remaining Useful Life. The number of flight cycles left before the engine fails.</w:t>
+      </w:r>
+    </w:p>
+    <w:p>
+      <w:pPr>
+        <w:spacing w:before="80" w:after="80" w:line="348" w:lineRule="auto"/>
+        <w:ind w:left="432"/>
+      </w:pPr>
+      <w:r>
+        <w:rPr>
+          <w:b/>
+          <w:color w:val="1F4E79"/>
+          <w:sz w:val="22"/>
+        </w:rPr>
+        <w:t xml:space="preserve">SAY     </w:t>
+      </w:r>
+      <w:r>
+        <w:rPr>
+          <w:sz w:val="26"/>
+        </w:rPr>
+        <w:t>So if an engine fails at cycle 192: at cycle 100 its RUL is 92. At cycle 190 its RUL is 2. At failure, RUL is zero.</w:t>
+      </w:r>
+    </w:p>
+    <w:p>
+      <w:pPr>
+        <w:spacing w:before="80" w:after="80" w:line="348" w:lineRule="auto"/>
+        <w:ind w:left="432"/>
+      </w:pPr>
+      <w:r>
+        <w:rPr>
+          <w:b/>
+          <w:color w:val="1F4E79"/>
+          <w:sz w:val="22"/>
+        </w:rPr>
+        <w:t xml:space="preserve">SAY     </w:t>
+      </w:r>
+      <w:r>
+        <w:rPr>
+          <w:sz w:val="26"/>
+        </w:rPr>
+        <w:t>We cap RUL at 125 because predicting further out than that is not useful. Past a hundred and twenty-five cycles, you're just guessing about the future.</w:t>
+      </w:r>
+    </w:p>
+    <w:p>
+      <w:pPr>
+        <w:spacing w:before="400" w:after="80"/>
       </w:pPr>
       <w:r>
         <w:rPr>
@@ -530,43 +903,203 @@
     </w:p>
     <w:p>
       <w:pPr>
-        <w:spacing w:line="348" w:lineRule="auto" w:after="160"/>
-      </w:pPr>
+        <w:spacing w:before="80" w:after="80" w:line="336" w:lineRule="auto"/>
+      </w:pPr>
+      <w:r>
+        <w:rPr>
+          <w:b/>
+          <w:color w:val="666666"/>
+          <w:sz w:val="22"/>
+        </w:rPr>
+        <w:t xml:space="preserve">ON SCREEN  </w:t>
+      </w:r>
       <w:r>
         <w:rPr>
           <w:sz w:val="26"/>
         </w:rPr>
-        <w:t>For every cycle, we get twenty-one sensor readings. Don't try to memorize them all.</w:t>
-      </w:r>
-    </w:p>
-    <w:p>
-      <w:pPr>
-        <w:spacing w:line="348" w:lineRule="auto" w:after="160"/>
-      </w:pPr>
+        <w:t>A table of the 21 sensor channels with three rows highlighted in blue: sensors 7, 11, 14.</w:t>
+      </w:r>
+    </w:p>
+    <w:p>
+      <w:pPr>
+        <w:spacing w:before="80" w:after="80" w:line="348" w:lineRule="auto"/>
+        <w:ind w:left="432"/>
+      </w:pPr>
+      <w:r>
+        <w:rPr>
+          <w:b/>
+          <w:color w:val="1F4E79"/>
+          <w:sz w:val="22"/>
+        </w:rPr>
+        <w:t xml:space="preserve">SAY     </w:t>
+      </w:r>
       <w:r>
         <w:rPr>
           <w:sz w:val="26"/>
         </w:rPr>
-        <w:t>But three of them I want you to notice right now, because they'll come back later. Sensor seven — high-pressure compressor outlet pressure. Sensor eleven — static pressure. Sensor fourteen — corrected core speed.</w:t>
-      </w:r>
-    </w:p>
-    <w:p>
-      <w:pPr>
-        <w:spacing w:before="80" w:after="80"/>
+        <w:t>For every cycle we get twenty-one sensor readings. You don't need to memorize them.</w:t>
+      </w:r>
+    </w:p>
+    <w:p>
+      <w:pPr>
+        <w:spacing w:before="80" w:after="80" w:line="348" w:lineRule="auto"/>
         <w:ind w:left="432"/>
       </w:pPr>
       <w:r>
         <w:rPr>
           <w:b/>
-          <w:color w:val="141414"/>
+          <w:color w:val="1F4E79"/>
+          <w:sz w:val="22"/>
+        </w:rPr>
+        <w:t xml:space="preserve">SAY     </w:t>
+      </w:r>
+      <w:r>
+        <w:rPr>
           <w:sz w:val="26"/>
         </w:rPr>
-        <w:t>These three are the model's favorites. Remember those names. They show up again in Activity 2, when one of them gets attacked.</w:t>
-      </w:r>
-    </w:p>
-    <w:p>
-      <w:pPr>
-        <w:spacing w:before="360" w:after="40"/>
+        <w:t>But three of them I want you to notice now, because they will come back.</w:t>
+      </w:r>
+    </w:p>
+    <w:p>
+      <w:pPr>
+        <w:spacing w:before="80" w:after="80" w:line="336" w:lineRule="auto"/>
+      </w:pPr>
+      <w:r>
+        <w:rPr>
+          <w:b/>
+          <w:color w:val="B76700"/>
+          <w:sz w:val="22"/>
+        </w:rPr>
+        <w:t xml:space="preserve">DO           </w:t>
+      </w:r>
+      <w:r>
+        <w:rPr>
+          <w:sz w:val="26"/>
+        </w:rPr>
+        <w:t>Point at sensor 7 in the table.</w:t>
+      </w:r>
+    </w:p>
+    <w:p>
+      <w:pPr>
+        <w:spacing w:before="80" w:after="80" w:line="348" w:lineRule="auto"/>
+        <w:ind w:left="432"/>
+      </w:pPr>
+      <w:r>
+        <w:rPr>
+          <w:b/>
+          <w:color w:val="1F4E79"/>
+          <w:sz w:val="22"/>
+        </w:rPr>
+        <w:t xml:space="preserve">SAY     </w:t>
+      </w:r>
+      <w:r>
+        <w:rPr>
+          <w:sz w:val="26"/>
+        </w:rPr>
+        <w:t>Sensor seven — high-pressure compressor outlet pressure.</w:t>
+      </w:r>
+    </w:p>
+    <w:p>
+      <w:pPr>
+        <w:spacing w:before="80" w:after="80" w:line="336" w:lineRule="auto"/>
+      </w:pPr>
+      <w:r>
+        <w:rPr>
+          <w:b/>
+          <w:color w:val="B76700"/>
+          <w:sz w:val="22"/>
+        </w:rPr>
+        <w:t xml:space="preserve">DO           </w:t>
+      </w:r>
+      <w:r>
+        <w:rPr>
+          <w:sz w:val="26"/>
+        </w:rPr>
+        <w:t>Point at sensor 11.</w:t>
+      </w:r>
+    </w:p>
+    <w:p>
+      <w:pPr>
+        <w:spacing w:before="80" w:after="80" w:line="348" w:lineRule="auto"/>
+        <w:ind w:left="432"/>
+      </w:pPr>
+      <w:r>
+        <w:rPr>
+          <w:b/>
+          <w:color w:val="1F4E79"/>
+          <w:sz w:val="22"/>
+        </w:rPr>
+        <w:t xml:space="preserve">SAY     </w:t>
+      </w:r>
+      <w:r>
+        <w:rPr>
+          <w:sz w:val="26"/>
+        </w:rPr>
+        <w:t>Sensor eleven — static pressure.</w:t>
+      </w:r>
+    </w:p>
+    <w:p>
+      <w:pPr>
+        <w:spacing w:before="80" w:after="80" w:line="336" w:lineRule="auto"/>
+      </w:pPr>
+      <w:r>
+        <w:rPr>
+          <w:b/>
+          <w:color w:val="B76700"/>
+          <w:sz w:val="22"/>
+        </w:rPr>
+        <w:t xml:space="preserve">DO           </w:t>
+      </w:r>
+      <w:r>
+        <w:rPr>
+          <w:sz w:val="26"/>
+        </w:rPr>
+        <w:t>Point at sensor 14.</w:t>
+      </w:r>
+    </w:p>
+    <w:p>
+      <w:pPr>
+        <w:spacing w:before="80" w:after="80" w:line="348" w:lineRule="auto"/>
+        <w:ind w:left="432"/>
+      </w:pPr>
+      <w:r>
+        <w:rPr>
+          <w:b/>
+          <w:color w:val="1F4E79"/>
+          <w:sz w:val="22"/>
+        </w:rPr>
+        <w:t xml:space="preserve">SAY     </w:t>
+      </w:r>
+      <w:r>
+        <w:rPr>
+          <w:sz w:val="26"/>
+        </w:rPr>
+        <w:t>Sensor fourteen — corrected core speed.</w:t>
+      </w:r>
+    </w:p>
+    <w:p>
+      <w:pPr>
+        <w:spacing w:before="80" w:after="80" w:line="348" w:lineRule="auto"/>
+        <w:ind w:left="432"/>
+      </w:pPr>
+      <w:r>
+        <w:rPr>
+          <w:b/>
+          <w:color w:val="1F4E79"/>
+          <w:sz w:val="22"/>
+        </w:rPr>
+        <w:t xml:space="preserve">SAY     </w:t>
+      </w:r>
+      <w:r>
+        <w:rPr>
+          <w:sz w:val="26"/>
+        </w:rPr>
+        <w:t>These three are the model's favorites. They will show up again in Activity 2 — when one of them gets attacked.</w:t>
+      </w:r>
+    </w:p>
+    <w:p>
+      <w:pPr>
+        <w:spacing w:before="400" w:after="80"/>
       </w:pPr>
       <w:r>
         <w:rPr>
@@ -587,35 +1120,78 @@
     </w:p>
     <w:p>
       <w:pPr>
-        <w:spacing w:line="348" w:lineRule="auto" w:after="160"/>
-      </w:pPr>
+        <w:spacing w:before="80" w:after="80" w:line="336" w:lineRule="auto"/>
+      </w:pPr>
+      <w:r>
+        <w:rPr>
+          <w:b/>
+          <w:color w:val="666666"/>
+          <w:sz w:val="22"/>
+        </w:rPr>
+        <w:t xml:space="preserve">ON SCREEN  </w:t>
+      </w:r>
       <w:r>
         <w:rPr>
           <w:sz w:val="26"/>
         </w:rPr>
-        <w:t>Here's the modern approach. We throw an LSTM at it. A two-layer recurrent neural network. After training, the LSTM gets an RMSE of fifteen-point-four-nine cycles. R-squared 0.855.</w:t>
-      </w:r>
-    </w:p>
-    <w:p>
-      <w:pPr>
-        <w:spacing w:line="348" w:lineRule="auto" w:after="160"/>
-      </w:pPr>
+        <w:t>A small Python snippet defining an LSTM, with RMSE 15.49 and R-squared 0.855 printed below.</w:t>
+      </w:r>
+    </w:p>
+    <w:p>
+      <w:pPr>
+        <w:spacing w:before="80" w:after="80" w:line="348" w:lineRule="auto"/>
+        <w:ind w:left="432"/>
+      </w:pPr>
+      <w:r>
+        <w:rPr>
+          <w:b/>
+          <w:color w:val="1F4E79"/>
+          <w:sz w:val="22"/>
+        </w:rPr>
+        <w:t xml:space="preserve">SAY     </w:t>
+      </w:r>
       <w:r>
         <w:rPr>
           <w:sz w:val="26"/>
         </w:rPr>
+        <w:t>Here's the modern approach. We throw an LSTM at it. Two-layer recurrent network. After training, RMSE fifteen-point-four-nine cycles. R-squared 0.855.</w:t>
+      </w:r>
+    </w:p>
+    <w:p>
+      <w:pPr>
+        <w:spacing w:before="80" w:after="80" w:line="348" w:lineRule="auto"/>
+        <w:ind w:left="432"/>
+      </w:pPr>
+      <w:r>
+        <w:rPr>
+          <w:b/>
+          <w:color w:val="1F4E79"/>
+          <w:sz w:val="22"/>
+        </w:rPr>
+        <w:t xml:space="preserve">SAY     </w:t>
+      </w:r>
+      <w:r>
+        <w:rPr>
+          <w:sz w:val="26"/>
+        </w:rPr>
         <w:t>That's pretty good. About fifteen cycles off, on average.</w:t>
       </w:r>
     </w:p>
     <w:p>
       <w:pPr>
-        <w:spacing w:before="80" w:after="80"/>
+        <w:spacing w:before="80" w:after="80" w:line="348" w:lineRule="auto"/>
         <w:ind w:left="432"/>
       </w:pPr>
       <w:r>
         <w:rPr>
           <w:b/>
-          <w:color w:val="141414"/>
+          <w:color w:val="1F4E79"/>
+          <w:sz w:val="22"/>
+        </w:rPr>
+        <w:t xml:space="preserve">SAY     </w:t>
+      </w:r>
+      <w:r>
+        <w:rPr>
           <w:sz w:val="26"/>
         </w:rPr>
         <w:t>So. We ship it to the FAA, right?</w:t>
@@ -623,7 +1199,7 @@
     </w:p>
     <w:p>
       <w:pPr>
-        <w:spacing w:before="360" w:after="40"/>
+        <w:spacing w:before="400" w:after="80"/>
       </w:pPr>
       <w:r>
         <w:rPr>
@@ -644,13 +1220,38 @@
     </w:p>
     <w:p>
       <w:pPr>
-        <w:spacing w:before="80" w:after="80"/>
+        <w:spacing w:before="80" w:after="80" w:line="336" w:lineRule="auto"/>
+      </w:pPr>
+      <w:r>
+        <w:rPr>
+          <w:b/>
+          <w:color w:val="666666"/>
+          <w:sz w:val="22"/>
+        </w:rPr>
+        <w:t xml:space="preserve">ON SCREEN  </w:t>
+      </w:r>
+      <w:r>
+        <w:rPr>
+          <w:sz w:val="26"/>
+        </w:rPr>
+        <w:t>A huge red 'No.' on a dark slide, then a quote about why regulators reject black-box models.</w:t>
+      </w:r>
+    </w:p>
+    <w:p>
+      <w:pPr>
+        <w:spacing w:before="80" w:after="80" w:line="348" w:lineRule="auto"/>
         <w:ind w:left="432"/>
       </w:pPr>
       <w:r>
         <w:rPr>
           <w:b/>
-          <w:color w:val="141414"/>
+          <w:color w:val="1F4E79"/>
+          <w:sz w:val="22"/>
+        </w:rPr>
+        <w:t xml:space="preserve">SAY     </w:t>
+      </w:r>
+      <w:r>
+        <w:rPr>
           <w:sz w:val="26"/>
         </w:rPr>
         <w:t>No.</w:t>
@@ -658,42 +1259,66 @@
     </w:p>
     <w:p>
       <w:pPr>
-        <w:spacing w:before="40" w:after="160"/>
-      </w:pPr>
-      <w:r>
-        <w:rPr>
-          <w:i/>
-          <w:color w:val="996600"/>
-          <w:sz w:val="22"/>
-        </w:rPr>
-        <w:t>[Two-second pause.]</w:t>
-      </w:r>
-    </w:p>
-    <w:p>
-      <w:pPr>
-        <w:spacing w:line="348" w:lineRule="auto" w:after="160"/>
-      </w:pPr>
+        <w:spacing w:before="80" w:after="80" w:line="336" w:lineRule="auto"/>
+      </w:pPr>
+      <w:r>
+        <w:rPr>
+          <w:b/>
+          <w:color w:val="B76700"/>
+          <w:sz w:val="22"/>
+        </w:rPr>
+        <w:t xml:space="preserve">DO           </w:t>
+      </w:r>
       <w:r>
         <w:rPr>
           <w:sz w:val="26"/>
         </w:rPr>
-        <w:t>Regulators don't ask, 'how accurate is your model?' They ask, 'why did your model say that?' And if you can't answer that question in a way a non-engineer can follow, your model doesn't ship.</w:t>
-      </w:r>
-    </w:p>
-    <w:p>
-      <w:pPr>
-        <w:spacing w:line="348" w:lineRule="auto" w:after="160"/>
-      </w:pPr>
+        <w:t>Pause two seconds. Don't fill the silence.</w:t>
+      </w:r>
+    </w:p>
+    <w:p>
+      <w:pPr>
+        <w:spacing w:before="80" w:after="80" w:line="348" w:lineRule="auto"/>
+        <w:ind w:left="432"/>
+      </w:pPr>
+      <w:r>
+        <w:rPr>
+          <w:b/>
+          <w:color w:val="1F4E79"/>
+          <w:sz w:val="22"/>
+        </w:rPr>
+        <w:t xml:space="preserve">SAY     </w:t>
+      </w:r>
       <w:r>
         <w:rPr>
           <w:sz w:val="26"/>
         </w:rPr>
-        <w:t>FAA for aviation. FDA for medical devices. OCC for banking. EU AI Act for anything that touches a European customer. This isn't theory. This is what actually blocks AI systems from being deployed in regulated industries.</w:t>
-      </w:r>
-    </w:p>
-    <w:p>
-      <w:pPr>
-        <w:spacing w:before="360" w:after="40"/>
+        <w:t>Regulators don't ask 'how accurate is your model?' They ask 'why did your model say that?' If you can't answer that in a way a non-engineer can follow, your model doesn't ship.</w:t>
+      </w:r>
+    </w:p>
+    <w:p>
+      <w:pPr>
+        <w:spacing w:before="80" w:after="80" w:line="348" w:lineRule="auto"/>
+        <w:ind w:left="432"/>
+      </w:pPr>
+      <w:r>
+        <w:rPr>
+          <w:b/>
+          <w:color w:val="1F4E79"/>
+          <w:sz w:val="22"/>
+        </w:rPr>
+        <w:t xml:space="preserve">SAY     </w:t>
+      </w:r>
+      <w:r>
+        <w:rPr>
+          <w:sz w:val="26"/>
+        </w:rPr>
+        <w:t>FAA for aviation. FDA for medical devices. OCC for banking. EU AI Act for anything that touches a European customer. This is not theory. This is what actually blocks AI from being deployed in regulated industries.</w:t>
+      </w:r>
+    </w:p>
+    <w:p>
+      <w:pPr>
+        <w:spacing w:before="400" w:after="80"/>
       </w:pPr>
       <w:r>
         <w:rPr>
@@ -714,43 +1339,144 @@
     </w:p>
     <w:p>
       <w:pPr>
-        <w:spacing w:line="348" w:lineRule="auto" w:after="160"/>
-      </w:pPr>
+        <w:spacing w:before="80" w:after="80" w:line="336" w:lineRule="auto"/>
+      </w:pPr>
+      <w:r>
+        <w:rPr>
+          <w:b/>
+          <w:color w:val="666666"/>
+          <w:sz w:val="22"/>
+        </w:rPr>
+        <w:t xml:space="preserve">ON SCREEN  </w:t>
+      </w:r>
       <w:r>
         <w:rPr>
           <w:sz w:val="26"/>
         </w:rPr>
-        <w:t>So you're stuck between two worlds. On one side: black-box models like LSTMs and transformers. High accuracy, but you can't explain why. On the other side: glass-box models like classic decision trees or linear regression. Fully explainable, but lower accuracy.</w:t>
-      </w:r>
-    </w:p>
-    <w:p>
-      <w:pPr>
-        <w:spacing w:line="348" w:lineRule="auto" w:after="160"/>
-      </w:pPr>
+        <w:t>Two cards side by side: red 'Black Box' (LSTM, accurate, unexplainable) and green 'Glass Box' (decision tree, explainable, less accurate).</w:t>
+      </w:r>
+    </w:p>
+    <w:p>
+      <w:pPr>
+        <w:spacing w:before="80" w:after="80" w:line="348" w:lineRule="auto"/>
+        <w:ind w:left="432"/>
+      </w:pPr>
+      <w:r>
+        <w:rPr>
+          <w:b/>
+          <w:color w:val="1F4E79"/>
+          <w:sz w:val="22"/>
+        </w:rPr>
+        <w:t xml:space="preserve">SAY     </w:t>
+      </w:r>
       <w:r>
         <w:rPr>
           <w:sz w:val="26"/>
         </w:rPr>
-        <w:t>Regulators love glass boxes. Engineers prefer black boxes.</w:t>
-      </w:r>
-    </w:p>
-    <w:p>
-      <w:pPr>
-        <w:spacing w:before="80" w:after="80"/>
+        <w:t>You're stuck between two worlds.</w:t>
+      </w:r>
+    </w:p>
+    <w:p>
+      <w:pPr>
+        <w:spacing w:before="80" w:after="80" w:line="336" w:lineRule="auto"/>
+      </w:pPr>
+      <w:r>
+        <w:rPr>
+          <w:b/>
+          <w:color w:val="B76700"/>
+          <w:sz w:val="22"/>
+        </w:rPr>
+        <w:t xml:space="preserve">DO           </w:t>
+      </w:r>
+      <w:r>
+        <w:rPr>
+          <w:sz w:val="26"/>
+        </w:rPr>
+        <w:t>Point at the red card.</w:t>
+      </w:r>
+    </w:p>
+    <w:p>
+      <w:pPr>
+        <w:spacing w:before="80" w:after="80" w:line="348" w:lineRule="auto"/>
         <w:ind w:left="432"/>
       </w:pPr>
       <w:r>
         <w:rPr>
           <w:b/>
-          <w:color w:val="141414"/>
+          <w:color w:val="1F4E79"/>
+          <w:sz w:val="22"/>
+        </w:rPr>
+        <w:t xml:space="preserve">SAY     </w:t>
+      </w:r>
+      <w:r>
+        <w:rPr>
           <w:sz w:val="26"/>
         </w:rPr>
-        <w:t>So the question today is: can we have both?</w:t>
-      </w:r>
-    </w:p>
-    <w:p>
-      <w:pPr>
-        <w:spacing w:before="360" w:after="40"/>
+        <w:t>On one side: black-box models. LSTMs, transformers. High accuracy. You can't explain why.</w:t>
+      </w:r>
+    </w:p>
+    <w:p>
+      <w:pPr>
+        <w:spacing w:before="80" w:after="80" w:line="336" w:lineRule="auto"/>
+      </w:pPr>
+      <w:r>
+        <w:rPr>
+          <w:b/>
+          <w:color w:val="B76700"/>
+          <w:sz w:val="22"/>
+        </w:rPr>
+        <w:t xml:space="preserve">DO           </w:t>
+      </w:r>
+      <w:r>
+        <w:rPr>
+          <w:sz w:val="26"/>
+        </w:rPr>
+        <w:t>Point at the green card.</w:t>
+      </w:r>
+    </w:p>
+    <w:p>
+      <w:pPr>
+        <w:spacing w:before="80" w:after="80" w:line="348" w:lineRule="auto"/>
+        <w:ind w:left="432"/>
+      </w:pPr>
+      <w:r>
+        <w:rPr>
+          <w:b/>
+          <w:color w:val="1F4E79"/>
+          <w:sz w:val="22"/>
+        </w:rPr>
+        <w:t xml:space="preserve">SAY     </w:t>
+      </w:r>
+      <w:r>
+        <w:rPr>
+          <w:sz w:val="26"/>
+        </w:rPr>
+        <w:t>On the other side: glass-box models. Decision trees, linear regression. Fully explainable. Lower accuracy.</w:t>
+      </w:r>
+    </w:p>
+    <w:p>
+      <w:pPr>
+        <w:spacing w:before="80" w:after="80" w:line="348" w:lineRule="auto"/>
+        <w:ind w:left="432"/>
+      </w:pPr>
+      <w:r>
+        <w:rPr>
+          <w:b/>
+          <w:color w:val="1F4E79"/>
+          <w:sz w:val="22"/>
+        </w:rPr>
+        <w:t xml:space="preserve">SAY     </w:t>
+      </w:r>
+      <w:r>
+        <w:rPr>
+          <w:sz w:val="26"/>
+        </w:rPr>
+        <w:t>Regulators love glass boxes. Engineers prefer black boxes. The question today is — can we have both?</w:t>
+      </w:r>
+    </w:p>
+    <w:p>
+      <w:pPr>
+        <w:spacing w:before="400" w:after="80"/>
       </w:pPr>
       <w:r>
         <w:rPr>
@@ -771,29 +1497,66 @@
     </w:p>
     <w:p>
       <w:pPr>
-        <w:spacing w:line="348" w:lineRule="auto" w:after="160"/>
-      </w:pPr>
+        <w:spacing w:before="80" w:after="80" w:line="336" w:lineRule="auto"/>
+      </w:pPr>
+      <w:r>
+        <w:rPr>
+          <w:b/>
+          <w:color w:val="666666"/>
+          <w:sz w:val="22"/>
+        </w:rPr>
+        <w:t xml:space="preserve">ON SCREEN  </w:t>
+      </w:r>
       <w:r>
         <w:rPr>
           <w:sz w:val="26"/>
         </w:rPr>
+        <w:t>An ASCII tree diagram with three splits and three leaf labels (Healthy, Caution, Critical).</w:t>
+      </w:r>
+    </w:p>
+    <w:p>
+      <w:pPr>
+        <w:spacing w:before="80" w:after="80" w:line="348" w:lineRule="auto"/>
+        <w:ind w:left="432"/>
+      </w:pPr>
+      <w:r>
+        <w:rPr>
+          <w:b/>
+          <w:color w:val="1F4E79"/>
+          <w:sz w:val="22"/>
+        </w:rPr>
+        <w:t xml:space="preserve">SAY     </w:t>
+      </w:r>
+      <w:r>
+        <w:rPr>
+          <w:sz w:val="26"/>
+        </w:rPr>
         <w:t>You've all seen a decision tree before. Beautiful structure. Sensor eleven is above the threshold, go left. Below, go right. It's the most explainable model that exists.</w:t>
       </w:r>
     </w:p>
     <w:p>
       <w:pPr>
-        <w:spacing w:line="348" w:lineRule="auto" w:after="160"/>
-      </w:pPr>
+        <w:spacing w:before="80" w:after="80" w:line="348" w:lineRule="auto"/>
+        <w:ind w:left="432"/>
+      </w:pPr>
+      <w:r>
+        <w:rPr>
+          <w:b/>
+          <w:color w:val="1F4E79"/>
+          <w:sz w:val="22"/>
+        </w:rPr>
+        <w:t xml:space="preserve">SAY     </w:t>
+      </w:r>
       <w:r>
         <w:rPr>
           <w:sz w:val="26"/>
         </w:rPr>
-        <w:t>But classic decision trees often have worse accuracy than neural networks. Why? Because the splits are hard. A 0.01 difference in a sensor value flips the entire path. That brittleness is what limits accuracy.</w:t>
-      </w:r>
-    </w:p>
-    <w:p>
-      <w:pPr>
-        <w:spacing w:before="360" w:after="40"/>
+        <w:t>But classic decision trees often have worse accuracy than neural networks. Why? Because the splits are hard. A point-zero-one difference in a sensor value flips the entire path. That brittleness is what limits accuracy.</w:t>
+      </w:r>
+    </w:p>
+    <w:p>
+      <w:pPr>
+        <w:spacing w:before="400" w:after="80"/>
       </w:pPr>
       <w:r>
         <w:rPr>
@@ -814,54 +1577,86 @@
     </w:p>
     <w:p>
       <w:pPr>
-        <w:spacing w:line="348" w:lineRule="auto" w:after="160"/>
-      </w:pPr>
+        <w:spacing w:before="80" w:after="80" w:line="336" w:lineRule="auto"/>
+      </w:pPr>
+      <w:r>
+        <w:rPr>
+          <w:b/>
+          <w:color w:val="666666"/>
+          <w:sz w:val="22"/>
+        </w:rPr>
+        <w:t xml:space="preserve">ON SCREEN  </w:t>
+      </w:r>
       <w:r>
         <w:rPr>
           <w:sz w:val="26"/>
         </w:rPr>
-        <w:t>This is the code for a hard split.</w:t>
-      </w:r>
-    </w:p>
-    <w:p>
-      <w:pPr>
-        <w:spacing w:before="80" w:after="80"/>
+        <w:t>Five lines of Python code defining a hard split using if-else, returning the strings 'right' or 'left'.</w:t>
+      </w:r>
+    </w:p>
+    <w:p>
+      <w:pPr>
+        <w:spacing w:before="80" w:after="80" w:line="348" w:lineRule="auto"/>
         <w:ind w:left="432"/>
       </w:pPr>
       <w:r>
         <w:rPr>
           <w:b/>
-          <w:color w:val="141414"/>
+          <w:color w:val="1F4E79"/>
+          <w:sz w:val="22"/>
+        </w:rPr>
+        <w:t xml:space="preserve">SAY     </w:t>
+      </w:r>
+      <w:r>
+        <w:rPr>
           <w:sz w:val="26"/>
         </w:rPr>
-        <w:t>And you are NOT typing this. It's here for illustration.</w:t>
-      </w:r>
-    </w:p>
-    <w:p>
-      <w:pPr>
-        <w:spacing w:line="348" w:lineRule="auto" w:after="160"/>
-      </w:pPr>
+        <w:t>This is the code for a hard split. You are NOT typing this. It is here so you see the contrast.</w:t>
+      </w:r>
+    </w:p>
+    <w:p>
+      <w:pPr>
+        <w:spacing w:before="80" w:after="80" w:line="348" w:lineRule="auto"/>
+        <w:ind w:left="432"/>
+      </w:pPr>
+      <w:r>
+        <w:rPr>
+          <w:b/>
+          <w:color w:val="1F4E79"/>
+          <w:sz w:val="22"/>
+        </w:rPr>
+        <w:t xml:space="preserve">SAY     </w:t>
+      </w:r>
       <w:r>
         <w:rPr>
           <w:sz w:val="26"/>
         </w:rPr>
-        <w:t>If x is bigger than the threshold, return 'right'. Otherwise, return 'left'. The output is a string. Discrete. No gradient.</w:t>
-      </w:r>
-    </w:p>
-    <w:p>
-      <w:pPr>
-        <w:spacing w:line="348" w:lineRule="auto" w:after="160"/>
-      </w:pPr>
+        <w:t>If x is bigger than the threshold, return right. Otherwise, return left. The output is a string. Discrete. No gradient.</w:t>
+      </w:r>
+    </w:p>
+    <w:p>
+      <w:pPr>
+        <w:spacing w:before="80" w:after="80" w:line="348" w:lineRule="auto"/>
+        <w:ind w:left="432"/>
+      </w:pPr>
+      <w:r>
+        <w:rPr>
+          <w:b/>
+          <w:color w:val="1F4E79"/>
+          <w:sz w:val="22"/>
+        </w:rPr>
+        <w:t xml:space="preserve">SAY     </w:t>
+      </w:r>
       <w:r>
         <w:rPr>
           <w:sz w:val="26"/>
         </w:rPr>
-        <w:t>And no gradient means no backpropagation. You build the tree node by node, greedily. You cannot train it end to end like a neural network.</w:t>
-      </w:r>
-    </w:p>
-    <w:p>
-      <w:pPr>
-        <w:spacing w:before="360" w:after="40"/>
+        <w:t>No gradient means no backpropagation. You build the tree node by node, greedily. You cannot train it end to end like a neural network.</w:t>
+      </w:r>
+    </w:p>
+    <w:p>
+      <w:pPr>
+        <w:spacing w:before="400" w:after="80"/>
       </w:pPr>
       <w:r>
         <w:rPr>
@@ -882,43 +1677,86 @@
     </w:p>
     <w:p>
       <w:pPr>
-        <w:spacing w:line="348" w:lineRule="auto" w:after="160"/>
-      </w:pPr>
+        <w:spacing w:before="80" w:after="80" w:line="336" w:lineRule="auto"/>
+      </w:pPr>
+      <w:r>
+        <w:rPr>
+          <w:b/>
+          <w:color w:val="666666"/>
+          <w:sz w:val="22"/>
+        </w:rPr>
+        <w:t xml:space="preserve">ON SCREEN  </w:t>
+      </w:r>
       <w:r>
         <w:rPr>
           <w:sz w:val="26"/>
         </w:rPr>
-        <w:t>Now look at this. Same function. One substitution. The if-else becomes a sigmoid.</w:t>
-      </w:r>
-    </w:p>
-    <w:p>
-      <w:pPr>
-        <w:spacing w:line="348" w:lineRule="auto" w:after="160"/>
-      </w:pPr>
+        <w:t>Same five-line function but with the if-else replaced by a sigmoid, returning a probability in [0,1].</w:t>
+      </w:r>
+    </w:p>
+    <w:p>
+      <w:pPr>
+        <w:spacing w:before="80" w:after="80" w:line="348" w:lineRule="auto"/>
+        <w:ind w:left="432"/>
+      </w:pPr>
+      <w:r>
+        <w:rPr>
+          <w:b/>
+          <w:color w:val="1F4E79"/>
+          <w:sz w:val="22"/>
+        </w:rPr>
+        <w:t xml:space="preserve">SAY     </w:t>
+      </w:r>
       <w:r>
         <w:rPr>
           <w:sz w:val="26"/>
         </w:rPr>
-        <w:t>Now the output is a probability — somewhere between zero and one. Continuous. And because it's continuous, gradient flows through it.</w:t>
-      </w:r>
-    </w:p>
-    <w:p>
-      <w:pPr>
-        <w:spacing w:before="80" w:after="80"/>
+        <w:t>Same function. One substitution. The if-else becomes a sigmoid.</w:t>
+      </w:r>
+    </w:p>
+    <w:p>
+      <w:pPr>
+        <w:spacing w:before="80" w:after="80" w:line="348" w:lineRule="auto"/>
         <w:ind w:left="432"/>
       </w:pPr>
       <w:r>
         <w:rPr>
           <w:b/>
-          <w:color w:val="141414"/>
+          <w:color w:val="1F4E79"/>
+          <w:sz w:val="22"/>
+        </w:rPr>
+        <w:t xml:space="preserve">SAY     </w:t>
+      </w:r>
+      <w:r>
+        <w:rPr>
           <w:sz w:val="26"/>
         </w:rPr>
+        <w:t>Now the output is a probability. Continuous. And because it's continuous, gradient flows through it.</w:t>
+      </w:r>
+    </w:p>
+    <w:p>
+      <w:pPr>
+        <w:spacing w:before="80" w:after="80" w:line="348" w:lineRule="auto"/>
+        <w:ind w:left="432"/>
+      </w:pPr>
+      <w:r>
+        <w:rPr>
+          <w:b/>
+          <w:color w:val="1F4E79"/>
+          <w:sz w:val="22"/>
+        </w:rPr>
+        <w:t xml:space="preserve">SAY     </w:t>
+      </w:r>
+      <w:r>
+        <w:rPr>
+          <w:sz w:val="26"/>
+        </w:rPr>
         <w:t>That single change is what makes everything we do today possible. A tree you can train with backpropagation, just like a neural network.</w:t>
       </w:r>
     </w:p>
     <w:p>
       <w:pPr>
-        <w:spacing w:before="360" w:after="40"/>
+        <w:spacing w:before="400" w:after="80"/>
       </w:pPr>
       <w:r>
         <w:rPr>
@@ -939,29 +1777,66 @@
     </w:p>
     <w:p>
       <w:pPr>
-        <w:spacing w:line="348" w:lineRule="auto" w:after="160"/>
-      </w:pPr>
+        <w:spacing w:before="80" w:after="80" w:line="336" w:lineRule="auto"/>
+      </w:pPr>
+      <w:r>
+        <w:rPr>
+          <w:b/>
+          <w:color w:val="666666"/>
+          <w:sz w:val="22"/>
+        </w:rPr>
+        <w:t xml:space="preserve">ON SCREEN  </w:t>
+      </w:r>
       <w:r>
         <w:rPr>
           <w:sz w:val="26"/>
         </w:rPr>
+        <w:t>An ASCII visualization of a full soft tree with sigmoid splits at each node and leaf distributions.</w:t>
+      </w:r>
+    </w:p>
+    <w:p>
+      <w:pPr>
+        <w:spacing w:before="80" w:after="80" w:line="348" w:lineRule="auto"/>
+        <w:ind w:left="432"/>
+      </w:pPr>
+      <w:r>
+        <w:rPr>
+          <w:b/>
+          <w:color w:val="1F4E79"/>
+          <w:sz w:val="22"/>
+        </w:rPr>
+        <w:t xml:space="preserve">SAY     </w:t>
+      </w:r>
+      <w:r>
+        <w:rPr>
+          <w:sz w:val="26"/>
+        </w:rPr>
         <w:t>Here's what the whole tree looks like. Every internal node is a sigmoid split. Every leaf has a class distribution — Critical, Caution, Healthy probabilities.</w:t>
       </w:r>
     </w:p>
     <w:p>
       <w:pPr>
-        <w:spacing w:line="348" w:lineRule="auto" w:after="160"/>
-      </w:pPr>
+        <w:spacing w:before="80" w:after="80" w:line="348" w:lineRule="auto"/>
+        <w:ind w:left="432"/>
+      </w:pPr>
+      <w:r>
+        <w:rPr>
+          <w:b/>
+          <w:color w:val="1F4E79"/>
+          <w:sz w:val="22"/>
+        </w:rPr>
+        <w:t xml:space="preserve">SAY     </w:t>
+      </w:r>
       <w:r>
         <w:rPr>
           <w:sz w:val="26"/>
         </w:rPr>
-        <w:t>The final prediction is a weighted sum of all the leaves, weighted by the probability of reaching each leaf. Mathematically, it's smooth. Fully differentiable end to end.</w:t>
-      </w:r>
-    </w:p>
-    <w:p>
-      <w:pPr>
-        <w:spacing w:before="360" w:after="40"/>
+        <w:t>The final prediction is a weighted sum of all the leaves, weighted by the probability of reaching each leaf. It is mathematically smooth and fully differentiable end to end.</w:t>
+      </w:r>
+    </w:p>
+    <w:p>
+      <w:pPr>
+        <w:spacing w:before="400" w:after="80"/>
       </w:pPr>
       <w:r>
         <w:rPr>
@@ -982,32 +1857,144 @@
     </w:p>
     <w:p>
       <w:pPr>
-        <w:spacing w:line="348" w:lineRule="auto" w:after="160"/>
-      </w:pPr>
+        <w:spacing w:before="80" w:after="80" w:line="336" w:lineRule="auto"/>
+      </w:pPr>
+      <w:r>
+        <w:rPr>
+          <w:b/>
+          <w:color w:val="666666"/>
+          <w:sz w:val="22"/>
+        </w:rPr>
+        <w:t xml:space="preserve">ON SCREEN  </w:t>
+      </w:r>
       <w:r>
         <w:rPr>
           <w:sz w:val="26"/>
         </w:rPr>
-        <w:t>And here's the win. From the tree side, you keep path traceability, per-feature thresholds, human-readable rules. From the network side, you get end-to-end training and the accuracy that comes with it.</w:t>
-      </w:r>
-    </w:p>
-    <w:p>
-      <w:pPr>
-        <w:spacing w:before="80" w:after="80"/>
+        <w:t>Two cards: green 'From the tree' (path traceability) and blue 'From the network' (end-to-end training).</w:t>
+      </w:r>
+    </w:p>
+    <w:p>
+      <w:pPr>
+        <w:spacing w:before="80" w:after="80" w:line="348" w:lineRule="auto"/>
         <w:ind w:left="432"/>
       </w:pPr>
       <w:r>
         <w:rPr>
           <w:b/>
-          <w:color w:val="141414"/>
+          <w:color w:val="1F4E79"/>
+          <w:sz w:val="22"/>
+        </w:rPr>
+        <w:t xml:space="preserve">SAY     </w:t>
+      </w:r>
+      <w:r>
+        <w:rPr>
           <w:sz w:val="26"/>
         </w:rPr>
+        <w:t>Here's the win.</w:t>
+      </w:r>
+    </w:p>
+    <w:p>
+      <w:pPr>
+        <w:spacing w:before="80" w:after="80" w:line="336" w:lineRule="auto"/>
+      </w:pPr>
+      <w:r>
+        <w:rPr>
+          <w:b/>
+          <w:color w:val="B76700"/>
+          <w:sz w:val="22"/>
+        </w:rPr>
+        <w:t xml:space="preserve">DO           </w:t>
+      </w:r>
+      <w:r>
+        <w:rPr>
+          <w:sz w:val="26"/>
+        </w:rPr>
+        <w:t>Point at the green 'From the tree' card.</w:t>
+      </w:r>
+    </w:p>
+    <w:p>
+      <w:pPr>
+        <w:spacing w:before="80" w:after="80" w:line="348" w:lineRule="auto"/>
+        <w:ind w:left="432"/>
+      </w:pPr>
+      <w:r>
+        <w:rPr>
+          <w:b/>
+          <w:color w:val="1F4E79"/>
+          <w:sz w:val="22"/>
+        </w:rPr>
+        <w:t xml:space="preserve">SAY     </w:t>
+      </w:r>
+      <w:r>
+        <w:rPr>
+          <w:sz w:val="26"/>
+        </w:rPr>
+        <w:t>From the tree, you keep path traceability, per-feature thresholds, human-readable rules.</w:t>
+      </w:r>
+    </w:p>
+    <w:p>
+      <w:pPr>
+        <w:spacing w:before="80" w:after="80" w:line="336" w:lineRule="auto"/>
+      </w:pPr>
+      <w:r>
+        <w:rPr>
+          <w:b/>
+          <w:color w:val="B76700"/>
+          <w:sz w:val="22"/>
+        </w:rPr>
+        <w:t xml:space="preserve">DO           </w:t>
+      </w:r>
+      <w:r>
+        <w:rPr>
+          <w:sz w:val="26"/>
+        </w:rPr>
+        <w:t>Point at the blue 'From the network' card.</w:t>
+      </w:r>
+    </w:p>
+    <w:p>
+      <w:pPr>
+        <w:spacing w:before="80" w:after="80" w:line="348" w:lineRule="auto"/>
+        <w:ind w:left="432"/>
+      </w:pPr>
+      <w:r>
+        <w:rPr>
+          <w:b/>
+          <w:color w:val="1F4E79"/>
+          <w:sz w:val="22"/>
+        </w:rPr>
+        <w:t xml:space="preserve">SAY     </w:t>
+      </w:r>
+      <w:r>
+        <w:rPr>
+          <w:sz w:val="26"/>
+        </w:rPr>
+        <w:t>From the network, you get end-to-end training and the accuracy that comes with it.</w:t>
+      </w:r>
+    </w:p>
+    <w:p>
+      <w:pPr>
+        <w:spacing w:before="80" w:after="80" w:line="348" w:lineRule="auto"/>
+        <w:ind w:left="432"/>
+      </w:pPr>
+      <w:r>
+        <w:rPr>
+          <w:b/>
+          <w:color w:val="1F4E79"/>
+          <w:sz w:val="22"/>
+        </w:rPr>
+        <w:t xml:space="preserve">SAY     </w:t>
+      </w:r>
+      <w:r>
+        <w:rPr>
+          <w:sz w:val="26"/>
+        </w:rPr>
         <w:t>You get both. That's why soft decision trees matter for regulated industries.</w:t>
       </w:r>
     </w:p>
     <w:p>
       <w:pPr>
-        <w:spacing w:before="360" w:after="40"/>
+        <w:spacing w:before="400" w:after="80"/>
       </w:pPr>
       <w:r>
         <w:rPr>
@@ -1028,65 +2015,183 @@
     </w:p>
     <w:p>
       <w:pPr>
-        <w:spacing w:line="348" w:lineRule="auto" w:after="160"/>
-      </w:pPr>
+        <w:spacing w:before="80" w:after="80" w:line="336" w:lineRule="auto"/>
+      </w:pPr>
+      <w:r>
+        <w:rPr>
+          <w:b/>
+          <w:color w:val="666666"/>
+          <w:sz w:val="22"/>
+        </w:rPr>
+        <w:t xml:space="preserve">ON SCREEN  </w:t>
+      </w:r>
       <w:r>
         <w:rPr>
           <w:sz w:val="26"/>
         </w:rPr>
+        <w:t>Three numbered properties: explainability, noise robustness, sensor failure tolerance.</w:t>
+      </w:r>
+    </w:p>
+    <w:p>
+      <w:pPr>
+        <w:spacing w:before="80" w:after="80" w:line="348" w:lineRule="auto"/>
+        <w:ind w:left="432"/>
+      </w:pPr>
+      <w:r>
+        <w:rPr>
+          <w:b/>
+          <w:color w:val="1F4E79"/>
+          <w:sz w:val="22"/>
+        </w:rPr>
+        <w:t xml:space="preserve">SAY     </w:t>
+      </w:r>
+      <w:r>
+        <w:rPr>
+          <w:sz w:val="26"/>
+        </w:rPr>
         <w:t>Three properties make this approach work for safety-critical AI.</w:t>
       </w:r>
     </w:p>
     <w:p>
       <w:pPr>
-        <w:spacing w:line="348" w:lineRule="auto" w:after="160"/>
-      </w:pPr>
+        <w:spacing w:before="80" w:after="80" w:line="336" w:lineRule="auto"/>
+      </w:pPr>
+      <w:r>
+        <w:rPr>
+          <w:b/>
+          <w:color w:val="B76700"/>
+          <w:sz w:val="22"/>
+        </w:rPr>
+        <w:t xml:space="preserve">DO           </w:t>
+      </w:r>
       <w:r>
         <w:rPr>
           <w:sz w:val="26"/>
         </w:rPr>
-        <w:t>One. Explainability. Every prediction comes with the path that produced it.</w:t>
-      </w:r>
-    </w:p>
-    <w:p>
-      <w:pPr>
-        <w:spacing w:line="348" w:lineRule="auto" w:after="160"/>
-      </w:pPr>
+        <w:t>Point at property 1.</w:t>
+      </w:r>
+    </w:p>
+    <w:p>
+      <w:pPr>
+        <w:spacing w:before="80" w:after="80" w:line="348" w:lineRule="auto"/>
+        <w:ind w:left="432"/>
+      </w:pPr>
+      <w:r>
+        <w:rPr>
+          <w:b/>
+          <w:color w:val="1F4E79"/>
+          <w:sz w:val="22"/>
+        </w:rPr>
+        <w:t xml:space="preserve">SAY     </w:t>
+      </w:r>
       <w:r>
         <w:rPr>
           <w:sz w:val="26"/>
         </w:rPr>
-        <w:t>Two. Noise robustness. Soft splits don't break when a sensor wobbles a little.</w:t>
-      </w:r>
-    </w:p>
-    <w:p>
-      <w:pPr>
-        <w:spacing w:line="348" w:lineRule="auto" w:after="160"/>
-      </w:pPr>
+        <w:t>Explainability. Every prediction comes with the path that produced it.</w:t>
+      </w:r>
+    </w:p>
+    <w:p>
+      <w:pPr>
+        <w:spacing w:before="80" w:after="80" w:line="336" w:lineRule="auto"/>
+      </w:pPr>
+      <w:r>
+        <w:rPr>
+          <w:b/>
+          <w:color w:val="B76700"/>
+          <w:sz w:val="22"/>
+        </w:rPr>
+        <w:t xml:space="preserve">DO           </w:t>
+      </w:r>
       <w:r>
         <w:rPr>
           <w:sz w:val="26"/>
         </w:rPr>
-        <w:t>Three. Sensor failure tolerance. When you train with channel-level dropout, the model learns to operate even when some sensors are missing.</w:t>
-      </w:r>
-    </w:p>
-    <w:p>
-      <w:pPr>
-        <w:spacing w:before="80" w:after="80"/>
+        <w:t>Point at property 2.</w:t>
+      </w:r>
+    </w:p>
+    <w:p>
+      <w:pPr>
+        <w:spacing w:before="80" w:after="80" w:line="348" w:lineRule="auto"/>
         <w:ind w:left="432"/>
       </w:pPr>
       <w:r>
         <w:rPr>
           <w:b/>
-          <w:color w:val="141414"/>
+          <w:color w:val="1F4E79"/>
+          <w:sz w:val="22"/>
+        </w:rPr>
+        <w:t xml:space="preserve">SAY     </w:t>
+      </w:r>
+      <w:r>
+        <w:rPr>
           <w:sz w:val="26"/>
         </w:rPr>
+        <w:t>Noise robustness. Soft splits don't break when a sensor wobbles a little.</w:t>
+      </w:r>
+    </w:p>
+    <w:p>
+      <w:pPr>
+        <w:spacing w:before="80" w:after="80" w:line="336" w:lineRule="auto"/>
+      </w:pPr>
+      <w:r>
+        <w:rPr>
+          <w:b/>
+          <w:color w:val="B76700"/>
+          <w:sz w:val="22"/>
+        </w:rPr>
+        <w:t xml:space="preserve">DO           </w:t>
+      </w:r>
+      <w:r>
+        <w:rPr>
+          <w:sz w:val="26"/>
+        </w:rPr>
+        <w:t>Point at property 3.</w:t>
+      </w:r>
+    </w:p>
+    <w:p>
+      <w:pPr>
+        <w:spacing w:before="80" w:after="80" w:line="348" w:lineRule="auto"/>
+        <w:ind w:left="432"/>
+      </w:pPr>
+      <w:r>
+        <w:rPr>
+          <w:b/>
+          <w:color w:val="1F4E79"/>
+          <w:sz w:val="22"/>
+        </w:rPr>
+        <w:t xml:space="preserve">SAY     </w:t>
+      </w:r>
+      <w:r>
+        <w:rPr>
+          <w:sz w:val="26"/>
+        </w:rPr>
+        <w:t>Sensor failure tolerance. When you train with channel-level dropout, the model learns to operate even when some sensors are missing.</w:t>
+      </w:r>
+    </w:p>
+    <w:p>
+      <w:pPr>
+        <w:spacing w:before="80" w:after="80" w:line="348" w:lineRule="auto"/>
+        <w:ind w:left="432"/>
+      </w:pPr>
+      <w:r>
+        <w:rPr>
+          <w:b/>
+          <w:color w:val="1F4E79"/>
+          <w:sz w:val="22"/>
+        </w:rPr>
+        <w:t xml:space="preserve">SAY     </w:t>
+      </w:r>
+      <w:r>
+        <w:rPr>
+          <w:sz w:val="26"/>
+        </w:rPr>
         <w:t>You'll see all three in the next ninety minutes. Not on a slide. On your own laptop.</w:t>
       </w:r>
     </w:p>
     <w:p>
       <w:pPr>
-        <w:spacing w:before="360" w:after="40"/>
+        <w:spacing w:before="400" w:after="80"/>
       </w:pPr>
       <w:r>
         <w:rPr>
@@ -1107,43 +2212,144 @@
     </w:p>
     <w:p>
       <w:pPr>
-        <w:spacing w:line="348" w:lineRule="auto" w:after="160"/>
-      </w:pPr>
+        <w:spacing w:before="80" w:after="80" w:line="336" w:lineRule="auto"/>
+      </w:pPr>
+      <w:r>
+        <w:rPr>
+          <w:b/>
+          <w:color w:val="666666"/>
+          <w:sz w:val="22"/>
+        </w:rPr>
+        <w:t xml:space="preserve">ON SCREEN  </w:t>
+      </w:r>
       <w:r>
         <w:rPr>
           <w:sz w:val="26"/>
         </w:rPr>
-        <w:t>These are the numbers from my paper. On clean CMAPSS data, an LSTM gets an RMSE of fifteen-point-four-nine cycles. The Temporal Neural Tree — the variant we use — gets fifteen-point-seven-eight. Essentially equal.</w:t>
-      </w:r>
-    </w:p>
-    <w:p>
-      <w:pPr>
-        <w:spacing w:line="348" w:lineRule="auto" w:after="160"/>
-      </w:pPr>
+        <w:t>A four-row table comparing LSTM, Random Forest, and the Temporal Neural Tree on clean RMSE and degradation under 30% missing sensors.</w:t>
+      </w:r>
+    </w:p>
+    <w:p>
+      <w:pPr>
+        <w:spacing w:before="80" w:after="80" w:line="348" w:lineRule="auto"/>
+        <w:ind w:left="432"/>
+      </w:pPr>
+      <w:r>
+        <w:rPr>
+          <w:b/>
+          <w:color w:val="1F4E79"/>
+          <w:sz w:val="22"/>
+        </w:rPr>
+        <w:t xml:space="preserve">SAY     </w:t>
+      </w:r>
       <w:r>
         <w:rPr>
           <w:sz w:val="26"/>
         </w:rPr>
-        <w:t>Now look at the next column. When thirty percent of the sensors are missing — which happens in real aircraft, sensors break — the LSTM degrades by eighty-nine percent. The Temporal Neural Tree degrades by only seventeen percent.</w:t>
-      </w:r>
-    </w:p>
-    <w:p>
-      <w:pPr>
-        <w:spacing w:before="80" w:after="80"/>
+        <w:t>These are the numbers from my paper.</w:t>
+      </w:r>
+    </w:p>
+    <w:p>
+      <w:pPr>
+        <w:spacing w:before="80" w:after="80" w:line="336" w:lineRule="auto"/>
+      </w:pPr>
+      <w:r>
+        <w:rPr>
+          <w:b/>
+          <w:color w:val="B76700"/>
+          <w:sz w:val="22"/>
+        </w:rPr>
+        <w:t xml:space="preserve">DO           </w:t>
+      </w:r>
+      <w:r>
+        <w:rPr>
+          <w:sz w:val="26"/>
+        </w:rPr>
+        <w:t>Point at the second column.</w:t>
+      </w:r>
+    </w:p>
+    <w:p>
+      <w:pPr>
+        <w:spacing w:before="80" w:after="80" w:line="348" w:lineRule="auto"/>
         <w:ind w:left="432"/>
       </w:pPr>
       <w:r>
         <w:rPr>
           <w:b/>
-          <w:color w:val="141414"/>
+          <w:color w:val="1F4E79"/>
+          <w:sz w:val="22"/>
+        </w:rPr>
+        <w:t xml:space="preserve">SAY     </w:t>
+      </w:r>
+      <w:r>
+        <w:rPr>
           <w:sz w:val="26"/>
         </w:rPr>
+        <w:t>On clean CMAPSS data, an LSTM gets RMSE fifteen-point-four-nine cycles. The Temporal Neural Tree gets fifteen-point-seven-eight. Essentially equal.</w:t>
+      </w:r>
+    </w:p>
+    <w:p>
+      <w:pPr>
+        <w:spacing w:before="80" w:after="80" w:line="336" w:lineRule="auto"/>
+      </w:pPr>
+      <w:r>
+        <w:rPr>
+          <w:b/>
+          <w:color w:val="B76700"/>
+          <w:sz w:val="22"/>
+        </w:rPr>
+        <w:t xml:space="preserve">DO           </w:t>
+      </w:r>
+      <w:r>
+        <w:rPr>
+          <w:sz w:val="26"/>
+        </w:rPr>
+        <w:t>Point at the third column.</w:t>
+      </w:r>
+    </w:p>
+    <w:p>
+      <w:pPr>
+        <w:spacing w:before="80" w:after="80" w:line="348" w:lineRule="auto"/>
+        <w:ind w:left="432"/>
+      </w:pPr>
+      <w:r>
+        <w:rPr>
+          <w:b/>
+          <w:color w:val="1F4E79"/>
+          <w:sz w:val="22"/>
+        </w:rPr>
+        <w:t xml:space="preserve">SAY     </w:t>
+      </w:r>
+      <w:r>
+        <w:rPr>
+          <w:sz w:val="26"/>
+        </w:rPr>
+        <w:t>When thirty percent of the sensors are missing — which happens in real aircraft, sensors break — the LSTM degrades by eighty-nine percent. The Temporal Neural Tree degrades by only seventeen percent.</w:t>
+      </w:r>
+    </w:p>
+    <w:p>
+      <w:pPr>
+        <w:spacing w:before="80" w:after="80" w:line="348" w:lineRule="auto"/>
+        <w:ind w:left="432"/>
+      </w:pPr>
+      <w:r>
+        <w:rPr>
+          <w:b/>
+          <w:color w:val="1F4E79"/>
+          <w:sz w:val="22"/>
+        </w:rPr>
+        <w:t xml:space="preserve">SAY     </w:t>
+      </w:r>
+      <w:r>
+        <w:rPr>
+          <w:sz w:val="26"/>
+        </w:rPr>
         <w:t>Five times more robust. And it's fully explainable. That's the headline.</w:t>
       </w:r>
     </w:p>
     <w:p>
       <w:pPr>
-        <w:spacing w:before="360" w:after="40"/>
+        <w:spacing w:before="400" w:after="80"/>
       </w:pPr>
       <w:r>
         <w:rPr>
@@ -1164,35 +2370,81 @@
     </w:p>
     <w:p>
       <w:pPr>
-        <w:spacing w:line="348" w:lineRule="auto" w:after="160"/>
-      </w:pPr>
+        <w:spacing w:before="80" w:after="80" w:line="336" w:lineRule="auto"/>
+      </w:pPr>
+      <w:r>
+        <w:rPr>
+          <w:b/>
+          <w:color w:val="666666"/>
+          <w:sz w:val="22"/>
+        </w:rPr>
+        <w:t xml:space="preserve">ON SCREEN  </w:t>
+      </w:r>
       <w:r>
         <w:rPr>
           <w:sz w:val="26"/>
         </w:rPr>
-        <w:t>The tool you're going to use is called neural-trees. I wrote it. It's on PyPI, MIT licensed, open source.</w:t>
-      </w:r>
-    </w:p>
-    <w:p>
-      <w:pPr>
-        <w:spacing w:line="348" w:lineRule="auto" w:after="160"/>
-      </w:pPr>
+        <w:t>Big title 'neural-trees' with a 'pip install neural-trees' command and four bullet points.</w:t>
+      </w:r>
+    </w:p>
+    <w:p>
+      <w:pPr>
+        <w:spacing w:before="80" w:after="80" w:line="348" w:lineRule="auto"/>
+        <w:ind w:left="432"/>
+      </w:pPr>
+      <w:r>
+        <w:rPr>
+          <w:b/>
+          <w:color w:val="1F4E79"/>
+          <w:sz w:val="22"/>
+        </w:rPr>
+        <w:t xml:space="preserve">SAY     </w:t>
+      </w:r>
       <w:r>
         <w:rPr>
           <w:sz w:val="26"/>
         </w:rPr>
-        <w:t>The API follows scikit-learn, so if you've used scikit-learn before, you already know how to use this. Fit. Predict. Predict probability. Score. The backend is PyTorch. You don't need a GPU; CPU is fine for everything we do today.</w:t>
-      </w:r>
-    </w:p>
-    <w:p>
-      <w:pPr>
-        <w:spacing w:line="348" w:lineRule="auto" w:after="160"/>
-      </w:pPr>
+        <w:t>The tool you'll use is called neural-trees. I wrote it. On PyPI. MIT licensed. Open source.</w:t>
+      </w:r>
+    </w:p>
+    <w:p>
+      <w:pPr>
+        <w:spacing w:before="80" w:after="80" w:line="348" w:lineRule="auto"/>
+        <w:ind w:left="432"/>
+      </w:pPr>
+      <w:r>
+        <w:rPr>
+          <w:b/>
+          <w:color w:val="1F4E79"/>
+          <w:sz w:val="22"/>
+        </w:rPr>
+        <w:t xml:space="preserve">SAY     </w:t>
+      </w:r>
       <w:r>
         <w:rPr>
           <w:sz w:val="26"/>
         </w:rPr>
-        <w:t>And at the end of the workshop, you'll get a chance to contribute back to it.</w:t>
+        <w:t>The API follows scikit-learn — fit, predict, predict_proba, score. If you've used scikit-learn, you already know how to use this. The backend is PyTorch. You don't need a GPU; CPU is fine for everything we do today.</w:t>
+      </w:r>
+    </w:p>
+    <w:p>
+      <w:pPr>
+        <w:spacing w:before="80" w:after="80" w:line="348" w:lineRule="auto"/>
+        <w:ind w:left="432"/>
+      </w:pPr>
+      <w:r>
+        <w:rPr>
+          <w:b/>
+          <w:color w:val="1F4E79"/>
+          <w:sz w:val="22"/>
+        </w:rPr>
+        <w:t xml:space="preserve">SAY     </w:t>
+      </w:r>
+      <w:r>
+        <w:rPr>
+          <w:sz w:val="26"/>
+        </w:rPr>
+        <w:t>At the end of the workshop, you'll get a chance to contribute back to it.</w:t>
       </w:r>
     </w:p>
     <w:p>
@@ -1235,7 +2487,7 @@
     </w:p>
     <w:p>
       <w:pPr>
-        <w:spacing w:before="360" w:after="40"/>
+        <w:spacing w:before="400" w:after="80"/>
       </w:pPr>
       <w:r>
         <w:rPr>
@@ -1256,40 +2508,86 @@
     </w:p>
     <w:p>
       <w:pPr>
-        <w:spacing w:line="348" w:lineRule="auto" w:after="160"/>
-      </w:pPr>
+        <w:spacing w:before="80" w:after="80" w:line="336" w:lineRule="auto"/>
+      </w:pPr>
+      <w:r>
+        <w:rPr>
+          <w:b/>
+          <w:color w:val="666666"/>
+          <w:sz w:val="22"/>
+        </w:rPr>
+        <w:t xml:space="preserve">ON SCREEN  </w:t>
+      </w:r>
       <w:r>
         <w:rPr>
           <w:sz w:val="26"/>
         </w:rPr>
-        <w:t>Okay. We're moving from lecture to hands-on now. The next fifty-five minutes are yours.</w:t>
-      </w:r>
-    </w:p>
-    <w:p>
-      <w:pPr>
-        <w:spacing w:line="348" w:lineRule="auto" w:after="160"/>
-      </w:pPr>
+        <w:t>Large title 'Train Your Own Neural Tree' with a 55-minute label.</w:t>
+      </w:r>
+    </w:p>
+    <w:p>
+      <w:pPr>
+        <w:spacing w:before="80" w:after="80" w:line="348" w:lineRule="auto"/>
+        <w:ind w:left="432"/>
+      </w:pPr>
+      <w:r>
+        <w:rPr>
+          <w:b/>
+          <w:color w:val="1F4E79"/>
+          <w:sz w:val="22"/>
+        </w:rPr>
+        <w:t xml:space="preserve">SAY     </w:t>
+      </w:r>
       <w:r>
         <w:rPr>
           <w:sz w:val="26"/>
         </w:rPr>
-        <w:t>You're going to train your own neural tree on the NASA data we just talked about. I'm going to walk around. If you get stuck, raise a hand, I'll come help.</w:t>
-      </w:r>
-    </w:p>
-    <w:p>
-      <w:pPr>
-        <w:spacing w:line="348" w:lineRule="auto" w:after="160"/>
-      </w:pPr>
+        <w:t>Okay, we're moving from lecture to hands-on. The next fifty-five minutes are yours.</w:t>
+      </w:r>
+    </w:p>
+    <w:p>
+      <w:pPr>
+        <w:spacing w:before="80" w:after="80" w:line="348" w:lineRule="auto"/>
+        <w:ind w:left="432"/>
+      </w:pPr>
+      <w:r>
+        <w:rPr>
+          <w:b/>
+          <w:color w:val="1F4E79"/>
+          <w:sz w:val="22"/>
+        </w:rPr>
+        <w:t xml:space="preserve">SAY     </w:t>
+      </w:r>
       <w:r>
         <w:rPr>
           <w:sz w:val="26"/>
         </w:rPr>
-        <w:t>There are eleven steps. Each step is on its own slide. You paste the code, run it, and check that the output matches what I'm showing on screen. Ready? Let's go.</w:t>
-      </w:r>
-    </w:p>
-    <w:p>
-      <w:pPr>
-        <w:spacing w:before="360" w:after="40"/>
+        <w:t>You're going to train your own neural tree on the NASA data we just talked about. I'm going to walk around. If you get stuck, raise a hand and I'll come help.</w:t>
+      </w:r>
+    </w:p>
+    <w:p>
+      <w:pPr>
+        <w:spacing w:before="80" w:after="80" w:line="348" w:lineRule="auto"/>
+        <w:ind w:left="432"/>
+      </w:pPr>
+      <w:r>
+        <w:rPr>
+          <w:b/>
+          <w:color w:val="1F4E79"/>
+          <w:sz w:val="22"/>
+        </w:rPr>
+        <w:t xml:space="preserve">SAY     </w:t>
+      </w:r>
+      <w:r>
+        <w:rPr>
+          <w:sz w:val="26"/>
+        </w:rPr>
+        <w:t>There are eleven steps. Each step is on its own slide. You paste the code, run it, check that the output matches mine. Ready? Let's go.</w:t>
+      </w:r>
+    </w:p>
+    <w:p>
+      <w:pPr>
+        <w:spacing w:before="400" w:after="80"/>
       </w:pPr>
       <w:r>
         <w:rPr>
@@ -1310,42 +2608,85 @@
     </w:p>
     <w:p>
       <w:pPr>
-        <w:spacing w:line="348" w:lineRule="auto" w:after="160"/>
-      </w:pPr>
+        <w:spacing w:before="80" w:after="80" w:line="336" w:lineRule="auto"/>
+      </w:pPr>
+      <w:r>
+        <w:rPr>
+          <w:b/>
+          <w:color w:val="666666"/>
+          <w:sz w:val="22"/>
+        </w:rPr>
+        <w:t xml:space="preserve">ON SCREEN  </w:t>
+      </w:r>
       <w:r>
         <w:rPr>
           <w:sz w:val="26"/>
         </w:rPr>
+        <w:t>A large QR code on a white slide, and the workshop GitHub URL below it.</w:t>
+      </w:r>
+    </w:p>
+    <w:p>
+      <w:pPr>
+        <w:spacing w:before="80" w:after="80" w:line="348" w:lineRule="auto"/>
+        <w:ind w:left="432"/>
+      </w:pPr>
+      <w:r>
+        <w:rPr>
+          <w:b/>
+          <w:color w:val="1F4E79"/>
+          <w:sz w:val="22"/>
+        </w:rPr>
+        <w:t xml:space="preserve">SAY     </w:t>
+      </w:r>
+      <w:r>
+        <w:rPr>
+          <w:sz w:val="26"/>
+        </w:rPr>
         <w:t>Pull out your phones and scan this QR code. It opens our workshop landing page.</w:t>
       </w:r>
     </w:p>
     <w:p>
       <w:pPr>
-        <w:spacing w:line="348" w:lineRule="auto" w:after="160"/>
-      </w:pPr>
+        <w:spacing w:before="80" w:after="80" w:line="348" w:lineRule="auto"/>
+        <w:ind w:left="432"/>
+      </w:pPr>
+      <w:r>
+        <w:rPr>
+          <w:b/>
+          <w:color w:val="1F4E79"/>
+          <w:sz w:val="22"/>
+        </w:rPr>
+        <w:t xml:space="preserve">SAY     </w:t>
+      </w:r>
       <w:r>
         <w:rPr>
           <w:sz w:val="26"/>
         </w:rPr>
-        <w:t>Tap Activity 1. That opens a Google Colab notebook on your laptop. Sign in with your Gmail. Then click 'Copy to Drive' so you have your own editable copy. Run the first cell to make sure everything works.</w:t>
-      </w:r>
-    </w:p>
-    <w:p>
-      <w:pPr>
-        <w:spacing w:before="40" w:after="160"/>
-      </w:pPr>
-      <w:r>
-        <w:rPr>
-          <w:i/>
-          <w:color w:val="996600"/>
-          <w:sz w:val="22"/>
-        </w:rPr>
-        <w:t>[Watch the room for two minutes. Help anyone who's stuck. Do not advance until ~80% are on the notebook.]</w:t>
-      </w:r>
-    </w:p>
-    <w:p>
-      <w:pPr>
-        <w:spacing w:before="360" w:after="40"/>
+        <w:t>Tap Activity 1. That opens a Google Colab notebook on your laptop. Sign in with your Gmail. Then click 'Copy to Drive' at the top so you have your own editable copy.</w:t>
+      </w:r>
+    </w:p>
+    <w:p>
+      <w:pPr>
+        <w:spacing w:before="80" w:after="80" w:line="336" w:lineRule="auto"/>
+      </w:pPr>
+      <w:r>
+        <w:rPr>
+          <w:b/>
+          <w:color w:val="B76700"/>
+          <w:sz w:val="22"/>
+        </w:rPr>
+        <w:t xml:space="preserve">DO           </w:t>
+      </w:r>
+      <w:r>
+        <w:rPr>
+          <w:sz w:val="26"/>
+        </w:rPr>
+        <w:t>Watch the room for two minutes. Do not advance until you can see most laptops on Colab. Help anyone who looks lost.</w:t>
+      </w:r>
+    </w:p>
+    <w:p>
+      <w:pPr>
+        <w:spacing w:before="400" w:after="80"/>
       </w:pPr>
       <w:r>
         <w:rPr>
@@ -1366,65 +2707,164 @@
     </w:p>
     <w:p>
       <w:pPr>
-        <w:spacing w:line="348" w:lineRule="auto" w:after="160"/>
-      </w:pPr>
+        <w:spacing w:before="80" w:after="80" w:line="336" w:lineRule="auto"/>
+      </w:pPr>
+      <w:r>
+        <w:rPr>
+          <w:b/>
+          <w:color w:val="666666"/>
+          <w:sz w:val="22"/>
+        </w:rPr>
+        <w:t xml:space="preserve">ON SCREEN  </w:t>
+      </w:r>
       <w:r>
         <w:rPr>
           <w:sz w:val="26"/>
         </w:rPr>
-        <w:t>Before we start the steps, thirty seconds on how Colab actually works. If you've never used a notebook before, this is the only thing you need to know.</w:t>
-      </w:r>
-    </w:p>
-    <w:p>
-      <w:pPr>
-        <w:spacing w:line="348" w:lineRule="auto" w:after="160"/>
-      </w:pPr>
+        <w:t>Two columns: left explains cells, right explains run-status icons. A red warning at the bottom about running cells in order.</w:t>
+      </w:r>
+    </w:p>
+    <w:p>
+      <w:pPr>
+        <w:spacing w:before="80" w:after="80" w:line="348" w:lineRule="auto"/>
+        <w:ind w:left="432"/>
+      </w:pPr>
+      <w:r>
+        <w:rPr>
+          <w:b/>
+          <w:color w:val="1F4E79"/>
+          <w:sz w:val="22"/>
+        </w:rPr>
+        <w:t xml:space="preserve">SAY     </w:t>
+      </w:r>
       <w:r>
         <w:rPr>
           <w:sz w:val="26"/>
         </w:rPr>
-        <w:t>Your notebook is a list of cells. Each gray box you see is one cell. To run a cell, click into it, then press Shift+Enter. You can also click the play button on the left of the cell.</w:t>
-      </w:r>
-    </w:p>
-    <w:p>
-      <w:pPr>
-        <w:spacing w:line="348" w:lineRule="auto" w:after="160"/>
-      </w:pPr>
+        <w:t>Thirty seconds on how Colab works, for anyone who's never used a notebook.</w:t>
+      </w:r>
+    </w:p>
+    <w:p>
+      <w:pPr>
+        <w:spacing w:before="80" w:after="80" w:line="336" w:lineRule="auto"/>
+      </w:pPr>
+      <w:r>
+        <w:rPr>
+          <w:b/>
+          <w:color w:val="B76700"/>
+          <w:sz w:val="22"/>
+        </w:rPr>
+        <w:t xml:space="preserve">DO           </w:t>
+      </w:r>
       <w:r>
         <w:rPr>
           <w:sz w:val="26"/>
         </w:rPr>
-        <w:t>While a cell is running, you'll see a star in brackets next to it. When it finishes, the star turns into a number — that's the order it ran in. If you see a red box, that's an error. Always read the LAST line of red text; that's the actual error message.</w:t>
-      </w:r>
-    </w:p>
-    <w:p>
-      <w:pPr>
-        <w:spacing w:before="80" w:after="80"/>
+        <w:t>Point at the left column.</w:t>
+      </w:r>
+    </w:p>
+    <w:p>
+      <w:pPr>
+        <w:spacing w:before="80" w:after="80" w:line="348" w:lineRule="auto"/>
         <w:ind w:left="432"/>
       </w:pPr>
       <w:r>
         <w:rPr>
           <w:b/>
-          <w:color w:val="141414"/>
+          <w:color w:val="1F4E79"/>
+          <w:sz w:val="22"/>
+        </w:rPr>
+        <w:t xml:space="preserve">SAY     </w:t>
+      </w:r>
+      <w:r>
+        <w:rPr>
           <w:sz w:val="26"/>
         </w:rPr>
-        <w:t>Most important rule: run cells in order, top to bottom. Don't skip cells. If you do, you'll get 'name is not defined' errors because the variable wasn't created yet.</w:t>
-      </w:r>
-    </w:p>
-    <w:p>
-      <w:pPr>
-        <w:spacing w:line="348" w:lineRule="auto" w:after="160"/>
-      </w:pPr>
+        <w:t>Your notebook is a list of cells. Each gray box is one cell. Click into a cell, paste code with Command-V or Control-V, then press Shift+Enter to run. Output shows up right below.</w:t>
+      </w:r>
+    </w:p>
+    <w:p>
+      <w:pPr>
+        <w:spacing w:before="80" w:after="80" w:line="336" w:lineRule="auto"/>
+      </w:pPr>
+      <w:r>
+        <w:rPr>
+          <w:b/>
+          <w:color w:val="B76700"/>
+          <w:sz w:val="22"/>
+        </w:rPr>
+        <w:t xml:space="preserve">DO           </w:t>
+      </w:r>
       <w:r>
         <w:rPr>
           <w:sz w:val="26"/>
         </w:rPr>
-        <w:t>Okay. With that out of the way, let's look at what the next fifty-five minutes look like.</w:t>
-      </w:r>
-    </w:p>
-    <w:p>
-      <w:pPr>
-        <w:spacing w:before="360" w:after="40"/>
+        <w:t>Point at the right column.</w:t>
+      </w:r>
+    </w:p>
+    <w:p>
+      <w:pPr>
+        <w:spacing w:before="80" w:after="80" w:line="348" w:lineRule="auto"/>
+        <w:ind w:left="432"/>
+      </w:pPr>
+      <w:r>
+        <w:rPr>
+          <w:b/>
+          <w:color w:val="1F4E79"/>
+          <w:sz w:val="22"/>
+        </w:rPr>
+        <w:t xml:space="preserve">SAY     </w:t>
+      </w:r>
+      <w:r>
+        <w:rPr>
+          <w:sz w:val="26"/>
+        </w:rPr>
+        <w:t>While a cell is running, you'll see a star in brackets next to it. When it finishes, the star turns into a number. If you see a red box, that's an error. Always read the last line of red text — that's the real error message.</w:t>
+      </w:r>
+    </w:p>
+    <w:p>
+      <w:pPr>
+        <w:spacing w:before="80" w:after="80" w:line="348" w:lineRule="auto"/>
+        <w:ind w:left="432"/>
+      </w:pPr>
+      <w:r>
+        <w:rPr>
+          <w:b/>
+          <w:color w:val="1F4E79"/>
+          <w:sz w:val="22"/>
+        </w:rPr>
+        <w:t xml:space="preserve">SAY     </w:t>
+      </w:r>
+      <w:r>
+        <w:rPr>
+          <w:sz w:val="26"/>
+        </w:rPr>
+        <w:t>Most important rule: run cells in order from top to bottom. Don't skip. If you do, you'll get 'name is not defined' errors.</w:t>
+      </w:r>
+    </w:p>
+    <w:p>
+      <w:pPr>
+        <w:spacing w:before="80" w:after="80" w:line="348" w:lineRule="auto"/>
+        <w:ind w:left="432"/>
+      </w:pPr>
+      <w:r>
+        <w:rPr>
+          <w:b/>
+          <w:color w:val="1F4E79"/>
+          <w:sz w:val="22"/>
+        </w:rPr>
+        <w:t xml:space="preserve">SAY     </w:t>
+      </w:r>
+      <w:r>
+        <w:rPr>
+          <w:sz w:val="26"/>
+        </w:rPr>
+        <w:t>Okay. Let's look at the next fifty-five minutes.</w:t>
+      </w:r>
+    </w:p>
+    <w:p>
+      <w:pPr>
+        <w:spacing w:before="400" w:after="80"/>
       </w:pPr>
       <w:r>
         <w:rPr>
@@ -1445,43 +2885,85 @@
     </w:p>
     <w:p>
       <w:pPr>
-        <w:spacing w:line="348" w:lineRule="auto" w:after="160"/>
-      </w:pPr>
+        <w:spacing w:before="80" w:after="80" w:line="336" w:lineRule="auto"/>
+      </w:pPr>
+      <w:r>
+        <w:rPr>
+          <w:b/>
+          <w:color w:val="666666"/>
+          <w:sz w:val="22"/>
+        </w:rPr>
+        <w:t xml:space="preserve">ON SCREEN  </w:t>
+      </w:r>
       <w:r>
         <w:rPr>
           <w:sz w:val="26"/>
         </w:rPr>
-        <w:t>Quick overview of the next fifty-five minutes. Six main stages.</w:t>
-      </w:r>
-    </w:p>
-    <w:p>
-      <w:pPr>
-        <w:spacing w:line="348" w:lineRule="auto" w:after="160"/>
-      </w:pPr>
+        <w:t>Numbered list of the 11 steps with rough time estimates. Step 5 is highlighted in blue.</w:t>
+      </w:r>
+    </w:p>
+    <w:p>
+      <w:pPr>
+        <w:spacing w:before="80" w:after="80" w:line="348" w:lineRule="auto"/>
+        <w:ind w:left="432"/>
+      </w:pPr>
+      <w:r>
+        <w:rPr>
+          <w:b/>
+          <w:color w:val="1F4E79"/>
+          <w:sz w:val="22"/>
+        </w:rPr>
+        <w:t xml:space="preserve">SAY     </w:t>
+      </w:r>
       <w:r>
         <w:rPr>
           <w:sz w:val="26"/>
         </w:rPr>
-        <w:t>We load CMAPSS and look at it. Bin the labels into three classes. Train the Soft Decision Tree — that takes about a minute. Evaluate it with a confusion matrix.</w:t>
-      </w:r>
-    </w:p>
-    <w:p>
-      <w:pPr>
-        <w:spacing w:before="80" w:after="80"/>
+        <w:t>Quick overview. Six stages. We load CMAPSS, look at it, bin the labels into three classes, train the soft decision tree — that takes about a minute — evaluate it with a confusion matrix.</w:t>
+      </w:r>
+    </w:p>
+    <w:p>
+      <w:pPr>
+        <w:spacing w:before="80" w:after="80" w:line="336" w:lineRule="auto"/>
+      </w:pPr>
+      <w:r>
+        <w:rPr>
+          <w:b/>
+          <w:color w:val="B76700"/>
+          <w:sz w:val="22"/>
+        </w:rPr>
+        <w:t xml:space="preserve">DO           </w:t>
+      </w:r>
+      <w:r>
+        <w:rPr>
+          <w:sz w:val="26"/>
+        </w:rPr>
+        <w:t>Point at step 5.</w:t>
+      </w:r>
+    </w:p>
+    <w:p>
+      <w:pPr>
+        <w:spacing w:before="80" w:after="80" w:line="348" w:lineRule="auto"/>
         <w:ind w:left="432"/>
       </w:pPr>
       <w:r>
         <w:rPr>
           <w:b/>
-          <w:color w:val="141414"/>
+          <w:color w:val="1F4E79"/>
+          <w:sz w:val="22"/>
+        </w:rPr>
+        <w:t xml:space="preserve">SAY     </w:t>
+      </w:r>
+      <w:r>
+        <w:rPr>
           <w:sz w:val="26"/>
         </w:rPr>
-        <w:t>And then — this is the step that matters most — we traverse one prediction. We literally read out the rule the model used. If you remember one thing from this entire workshop, it should be that step. Let's start.</w:t>
-      </w:r>
-    </w:p>
-    <w:p>
-      <w:pPr>
-        <w:spacing w:before="360" w:after="40"/>
+        <w:t>And then — the step that matters most — we traverse one prediction. We literally read out the rule the model used. If you remember one thing from this entire workshop, it should be that step. Let's start.</w:t>
+      </w:r>
+    </w:p>
+    <w:p>
+      <w:pPr>
+        <w:spacing w:before="400" w:after="80"/>
       </w:pPr>
       <w:r>
         <w:rPr>
@@ -1497,48 +2979,187 @@
           <w:color w:val="888888"/>
           <w:sz w:val="22"/>
         </w:rPr>
-        <w:t xml:space="preserve">        09:34</w:t>
-      </w:r>
-    </w:p>
-    <w:p>
-      <w:pPr>
-        <w:spacing w:before="80" w:after="80"/>
+        <w:t xml:space="preserve">        09:35</w:t>
+      </w:r>
+    </w:p>
+    <w:p>
+      <w:pPr>
+        <w:spacing w:before="80" w:after="80" w:line="336" w:lineRule="auto"/>
+      </w:pPr>
+      <w:r>
+        <w:rPr>
+          <w:b/>
+          <w:color w:val="666666"/>
+          <w:sz w:val="22"/>
+        </w:rPr>
+        <w:t xml:space="preserve">ON SCREEN  </w:t>
+      </w:r>
+      <w:r>
+        <w:rPr>
+          <w:sz w:val="26"/>
+        </w:rPr>
+        <w:t>STEP 1 / 11 tag, the title 'Imports'. Left side: a code block with eight import lines. Right side: a green box showing 'All set.'</w:t>
+      </w:r>
+    </w:p>
+    <w:p>
+      <w:pPr>
+        <w:spacing w:before="80" w:after="80" w:line="348" w:lineRule="auto"/>
         <w:ind w:left="432"/>
       </w:pPr>
       <w:r>
         <w:rPr>
           <w:b/>
-          <w:color w:val="141414"/>
+          <w:color w:val="1F4E79"/>
+          <w:sz w:val="22"/>
+        </w:rPr>
+        <w:t xml:space="preserve">SAY     </w:t>
+      </w:r>
+      <w:r>
+        <w:rPr>
           <w:sz w:val="26"/>
         </w:rPr>
-        <w:t>Quick note before Step 1: at the very top of your notebook there is a Setup cell. Run that one FIRST. It installs the neural-trees package and downloads the data files. Takes about twenty seconds. You should see 'Setup done.' before you do anything else.</w:t>
-      </w:r>
-    </w:p>
-    <w:p>
-      <w:pPr>
-        <w:spacing w:line="348" w:lineRule="auto" w:after="160"/>
-      </w:pPr>
+        <w:t>First a quick reminder before Step 1. At the very top of your notebook there is a Setup cell. Run that one FIRST. It installs the neural-trees package and downloads the data files. Takes about twenty seconds. You should see 'Setup done.' before you do anything else.</w:t>
+      </w:r>
+    </w:p>
+    <w:p>
+      <w:pPr>
+        <w:spacing w:before="80" w:after="80" w:line="336" w:lineRule="auto"/>
+      </w:pPr>
+      <w:r>
+        <w:rPr>
+          <w:b/>
+          <w:color w:val="B76700"/>
+          <w:sz w:val="22"/>
+        </w:rPr>
+        <w:t xml:space="preserve">DO           </w:t>
+      </w:r>
       <w:r>
         <w:rPr>
           <w:sz w:val="26"/>
         </w:rPr>
-        <w:t>Okay, now Step 1: imports. Paste this code into the empty cell under the Step 1 heading. Hit Shift+Enter. You should see 'All set.'</w:t>
-      </w:r>
-    </w:p>
-    <w:p>
-      <w:pPr>
-        <w:spacing w:line="348" w:lineRule="auto" w:after="160"/>
-      </w:pPr>
+        <w:t>Wait until you can see most students have run the Setup cell.</w:t>
+      </w:r>
+    </w:p>
+    <w:p>
+      <w:pPr>
+        <w:spacing w:before="80" w:after="80" w:line="348" w:lineRule="auto"/>
+        <w:ind w:left="432"/>
+      </w:pPr>
+      <w:r>
+        <w:rPr>
+          <w:b/>
+          <w:color w:val="1F4E79"/>
+          <w:sz w:val="22"/>
+        </w:rPr>
+        <w:t xml:space="preserve">SAY     </w:t>
+      </w:r>
       <w:r>
         <w:rPr>
           <w:sz w:val="26"/>
         </w:rPr>
-        <w:t>If you get an IndentationError, that means one of your lines has a stray space at the beginning. Copy-paste does that sometimes. Click into the cell, hit Command-A to select everything, then Shift+Tab to clear indentation, and run again.</w:t>
-      </w:r>
-    </w:p>
-    <w:p>
-      <w:pPr>
-        <w:spacing w:before="360" w:after="40"/>
+        <w:t>Okay, now Step 1. Imports.</w:t>
+      </w:r>
+    </w:p>
+    <w:p>
+      <w:pPr>
+        <w:spacing w:before="80" w:after="80" w:line="336" w:lineRule="auto"/>
+      </w:pPr>
+      <w:r>
+        <w:rPr>
+          <w:b/>
+          <w:color w:val="B76700"/>
+          <w:sz w:val="22"/>
+        </w:rPr>
+        <w:t xml:space="preserve">DO           </w:t>
+      </w:r>
+      <w:r>
+        <w:rPr>
+          <w:sz w:val="26"/>
+        </w:rPr>
+        <w:t>Point at the code block on the left.</w:t>
+      </w:r>
+    </w:p>
+    <w:p>
+      <w:pPr>
+        <w:spacing w:before="80" w:after="80" w:line="348" w:lineRule="auto"/>
+        <w:ind w:left="432"/>
+      </w:pPr>
+      <w:r>
+        <w:rPr>
+          <w:b/>
+          <w:color w:val="1F4E79"/>
+          <w:sz w:val="22"/>
+        </w:rPr>
+        <w:t xml:space="preserve">SAY     </w:t>
+      </w:r>
+      <w:r>
+        <w:rPr>
+          <w:sz w:val="26"/>
+        </w:rPr>
+        <w:t>Copy this code from the slide. Paste it into the empty cell under the Step 1 heading. Press Shift+Enter.</w:t>
+      </w:r>
+    </w:p>
+    <w:p>
+      <w:pPr>
+        <w:spacing w:before="80" w:after="80" w:line="336" w:lineRule="auto"/>
+      </w:pPr>
+      <w:r>
+        <w:rPr>
+          <w:b/>
+          <w:color w:val="B76700"/>
+          <w:sz w:val="22"/>
+        </w:rPr>
+        <w:t xml:space="preserve">DO           </w:t>
+      </w:r>
+      <w:r>
+        <w:rPr>
+          <w:sz w:val="26"/>
+        </w:rPr>
+        <w:t>Point at the green output box on the right.</w:t>
+      </w:r>
+    </w:p>
+    <w:p>
+      <w:pPr>
+        <w:spacing w:before="80" w:after="80" w:line="348" w:lineRule="auto"/>
+        <w:ind w:left="432"/>
+      </w:pPr>
+      <w:r>
+        <w:rPr>
+          <w:b/>
+          <w:color w:val="1F4E79"/>
+          <w:sz w:val="22"/>
+        </w:rPr>
+        <w:t xml:space="preserve">SAY     </w:t>
+      </w:r>
+      <w:r>
+        <w:rPr>
+          <w:sz w:val="26"/>
+        </w:rPr>
+        <w:t>You should see 'All set.' If you see an IndentationError, that means one of your lines has a stray space at the beginning. Click into the cell, hit Command-A, then Shift+Tab to clear it, then run again.</w:t>
+      </w:r>
+    </w:p>
+    <w:p>
+      <w:pPr>
+        <w:spacing w:before="80" w:after="80" w:line="336" w:lineRule="auto"/>
+      </w:pPr>
+      <w:r>
+        <w:rPr>
+          <w:b/>
+          <w:color w:val="B76700"/>
+          <w:sz w:val="22"/>
+        </w:rPr>
+        <w:t xml:space="preserve">DO           </w:t>
+      </w:r>
+      <w:r>
+        <w:rPr>
+          <w:sz w:val="26"/>
+        </w:rPr>
+        <w:t>Walk around. Three minutes. Move on when most of the room has 'All set.' on their screen.</w:t>
+      </w:r>
+    </w:p>
+    <w:p>
+      <w:pPr>
+        <w:spacing w:before="400" w:after="80"/>
       </w:pPr>
       <w:r>
         <w:rPr>
@@ -1554,48 +3175,168 @@
           <w:color w:val="888888"/>
           <w:sz w:val="22"/>
         </w:rPr>
-        <w:t xml:space="preserve">        09:37</w:t>
-      </w:r>
-    </w:p>
-    <w:p>
-      <w:pPr>
-        <w:spacing w:line="348" w:lineRule="auto" w:after="160"/>
-      </w:pPr>
+        <w:t xml:space="preserve">        09:38</w:t>
+      </w:r>
+    </w:p>
+    <w:p>
+      <w:pPr>
+        <w:spacing w:before="80" w:after="80" w:line="336" w:lineRule="auto"/>
+      </w:pPr>
+      <w:r>
+        <w:rPr>
+          <w:b/>
+          <w:color w:val="666666"/>
+          <w:sz w:val="22"/>
+        </w:rPr>
+        <w:t xml:space="preserve">ON SCREEN  </w:t>
+      </w:r>
       <w:r>
         <w:rPr>
           <w:sz w:val="26"/>
         </w:rPr>
-        <w:t>Now we load the data. CMAPSS comes as a plain text file with no headers, so we tell pandas what to call the columns.</w:t>
-      </w:r>
-    </w:p>
-    <w:p>
-      <w:pPr>
-        <w:spacing w:line="348" w:lineRule="auto" w:after="160"/>
-      </w:pPr>
+        <w:t>STEP 2 / 11. Code on left loads the CSV with pandas. Right side shows expected (20631, 26) -&gt; 100 engines.</w:t>
+      </w:r>
+    </w:p>
+    <w:p>
+      <w:pPr>
+        <w:spacing w:before="80" w:after="80" w:line="348" w:lineRule="auto"/>
+        <w:ind w:left="432"/>
+      </w:pPr>
+      <w:r>
+        <w:rPr>
+          <w:b/>
+          <w:color w:val="1F4E79"/>
+          <w:sz w:val="22"/>
+        </w:rPr>
+        <w:t xml:space="preserve">SAY     </w:t>
+      </w:r>
       <w:r>
         <w:rPr>
           <w:sz w:val="26"/>
         </w:rPr>
-        <w:t>After this runs, you should see two things. The shape — twenty thousand six hundred and thirty-one rows by twenty-six columns. And the number of engines — one hundred. The first five rows show engine one at cycles one through five.</w:t>
-      </w:r>
-    </w:p>
-    <w:p>
-      <w:pPr>
-        <w:spacing w:before="80" w:after="80"/>
+        <w:t>Step 2. We load the CMAPSS data.</w:t>
+      </w:r>
+    </w:p>
+    <w:p>
+      <w:pPr>
+        <w:spacing w:before="80" w:after="80" w:line="336" w:lineRule="auto"/>
+      </w:pPr>
+      <w:r>
+        <w:rPr>
+          <w:b/>
+          <w:color w:val="B76700"/>
+          <w:sz w:val="22"/>
+        </w:rPr>
+        <w:t xml:space="preserve">DO           </w:t>
+      </w:r>
+      <w:r>
+        <w:rPr>
+          <w:sz w:val="26"/>
+        </w:rPr>
+        <w:t>Point at the code on the left.</w:t>
+      </w:r>
+    </w:p>
+    <w:p>
+      <w:pPr>
+        <w:spacing w:before="80" w:after="80" w:line="348" w:lineRule="auto"/>
         <w:ind w:left="432"/>
       </w:pPr>
       <w:r>
         <w:rPr>
           <w:b/>
-          <w:color w:val="141414"/>
+          <w:color w:val="1F4E79"/>
+          <w:sz w:val="22"/>
+        </w:rPr>
+        <w:t xml:space="preserve">SAY     </w:t>
+      </w:r>
+      <w:r>
+        <w:rPr>
           <w:sz w:val="26"/>
         </w:rPr>
-        <w:t>Those numbers — temperatures, pressures, fan speeds — those are exactly what a real flight data recorder logs.</w:t>
-      </w:r>
-    </w:p>
-    <w:p>
-      <w:pPr>
-        <w:spacing w:before="360" w:after="40"/>
+        <w:t>Paste this code into the next empty cell. Shift+Enter.</w:t>
+      </w:r>
+    </w:p>
+    <w:p>
+      <w:pPr>
+        <w:spacing w:before="80" w:after="80" w:line="336" w:lineRule="auto"/>
+      </w:pPr>
+      <w:r>
+        <w:rPr>
+          <w:b/>
+          <w:color w:val="B76700"/>
+          <w:sz w:val="22"/>
+        </w:rPr>
+        <w:t xml:space="preserve">DO           </w:t>
+      </w:r>
+      <w:r>
+        <w:rPr>
+          <w:sz w:val="26"/>
+        </w:rPr>
+        <w:t>Point at the green output box on the right.</w:t>
+      </w:r>
+    </w:p>
+    <w:p>
+      <w:pPr>
+        <w:spacing w:before="80" w:after="80" w:line="348" w:lineRule="auto"/>
+        <w:ind w:left="432"/>
+      </w:pPr>
+      <w:r>
+        <w:rPr>
+          <w:b/>
+          <w:color w:val="1F4E79"/>
+          <w:sz w:val="22"/>
+        </w:rPr>
+        <w:t xml:space="preserve">SAY     </w:t>
+      </w:r>
+      <w:r>
+        <w:rPr>
+          <w:sz w:val="26"/>
+        </w:rPr>
+        <w:t>You should see the shape — twenty thousand six hundred and thirty-one rows by twenty-six columns — and 'one hundred engines'. Below that, the first five rows of engine one.</w:t>
+      </w:r>
+    </w:p>
+    <w:p>
+      <w:pPr>
+        <w:spacing w:before="80" w:after="80" w:line="348" w:lineRule="auto"/>
+        <w:ind w:left="432"/>
+      </w:pPr>
+      <w:r>
+        <w:rPr>
+          <w:b/>
+          <w:color w:val="1F4E79"/>
+          <w:sz w:val="22"/>
+        </w:rPr>
+        <w:t xml:space="preserve">SAY     </w:t>
+      </w:r>
+      <w:r>
+        <w:rPr>
+          <w:sz w:val="26"/>
+        </w:rPr>
+        <w:t>Those numbers — temperatures, pressures, fan speeds — those are exactly what a flight data recorder logs in real life.</w:t>
+      </w:r>
+    </w:p>
+    <w:p>
+      <w:pPr>
+        <w:spacing w:before="80" w:after="80" w:line="336" w:lineRule="auto"/>
+      </w:pPr>
+      <w:r>
+        <w:rPr>
+          <w:b/>
+          <w:color w:val="B76700"/>
+          <w:sz w:val="22"/>
+        </w:rPr>
+        <w:t xml:space="preserve">DO           </w:t>
+      </w:r>
+      <w:r>
+        <w:rPr>
+          <w:sz w:val="26"/>
+        </w:rPr>
+        <w:t>Walk around. Two minutes.</w:t>
+      </w:r>
+    </w:p>
+    <w:p>
+      <w:pPr>
+        <w:spacing w:before="400" w:after="80"/>
       </w:pPr>
       <w:r>
         <w:rPr>
@@ -1616,29 +3357,143 @@
     </w:p>
     <w:p>
       <w:pPr>
-        <w:spacing w:line="348" w:lineRule="auto" w:after="160"/>
-      </w:pPr>
+        <w:spacing w:before="80" w:after="80" w:line="336" w:lineRule="auto"/>
+      </w:pPr>
+      <w:r>
+        <w:rPr>
+          <w:b/>
+          <w:color w:val="666666"/>
+          <w:sz w:val="22"/>
+        </w:rPr>
+        <w:t xml:space="preserve">ON SCREEN  </w:t>
+      </w:r>
       <w:r>
         <w:rPr>
           <w:sz w:val="26"/>
         </w:rPr>
-        <w:t>Step three computes the label we're trying to predict. For each row, RUL equals the engine's maximum cycle minus the current cycle. We cap it at a hundred and twenty-five.</w:t>
-      </w:r>
-    </w:p>
-    <w:p>
-      <w:pPr>
-        <w:spacing w:line="348" w:lineRule="auto" w:after="160"/>
-      </w:pPr>
+        <w:t>STEP 3 / 11. Code computes RUL. Right side shows a table with engine 1's first five rows all with RUL = 125.</w:t>
+      </w:r>
+    </w:p>
+    <w:p>
+      <w:pPr>
+        <w:spacing w:before="80" w:after="80" w:line="348" w:lineRule="auto"/>
+        <w:ind w:left="432"/>
+      </w:pPr>
+      <w:r>
+        <w:rPr>
+          <w:b/>
+          <w:color w:val="1F4E79"/>
+          <w:sz w:val="22"/>
+        </w:rPr>
+        <w:t xml:space="preserve">SAY     </w:t>
+      </w:r>
       <w:r>
         <w:rPr>
           <w:sz w:val="26"/>
         </w:rPr>
-        <w:t>After this runs, you'll see five rows of engine one. All five show RUL equal to a hundred and twenty-five — because at the very start of the engine's life, the real RUL is way above a hundred and twenty-five, but we capped it. That's expected.</w:t>
-      </w:r>
-    </w:p>
-    <w:p>
-      <w:pPr>
-        <w:spacing w:before="360" w:after="40"/>
+        <w:t>Step 3. We compute the label we're trying to predict.</w:t>
+      </w:r>
+    </w:p>
+    <w:p>
+      <w:pPr>
+        <w:spacing w:before="80" w:after="80" w:line="336" w:lineRule="auto"/>
+      </w:pPr>
+      <w:r>
+        <w:rPr>
+          <w:b/>
+          <w:color w:val="B76700"/>
+          <w:sz w:val="22"/>
+        </w:rPr>
+        <w:t xml:space="preserve">DO           </w:t>
+      </w:r>
+      <w:r>
+        <w:rPr>
+          <w:sz w:val="26"/>
+        </w:rPr>
+        <w:t>Point at the code.</w:t>
+      </w:r>
+    </w:p>
+    <w:p>
+      <w:pPr>
+        <w:spacing w:before="80" w:after="80" w:line="348" w:lineRule="auto"/>
+        <w:ind w:left="432"/>
+      </w:pPr>
+      <w:r>
+        <w:rPr>
+          <w:b/>
+          <w:color w:val="1F4E79"/>
+          <w:sz w:val="22"/>
+        </w:rPr>
+        <w:t xml:space="preserve">SAY     </w:t>
+      </w:r>
+      <w:r>
+        <w:rPr>
+          <w:sz w:val="26"/>
+        </w:rPr>
+        <w:t>For each row, RUL equals the engine's maximum cycle minus the current cycle. We cap it at a hundred and twenty-five. Paste, run.</w:t>
+      </w:r>
+    </w:p>
+    <w:p>
+      <w:pPr>
+        <w:spacing w:before="80" w:after="80" w:line="336" w:lineRule="auto"/>
+      </w:pPr>
+      <w:r>
+        <w:rPr>
+          <w:b/>
+          <w:color w:val="B76700"/>
+          <w:sz w:val="22"/>
+        </w:rPr>
+        <w:t xml:space="preserve">DO           </w:t>
+      </w:r>
+      <w:r>
+        <w:rPr>
+          <w:sz w:val="26"/>
+        </w:rPr>
+        <w:t>Point at the output table.</w:t>
+      </w:r>
+    </w:p>
+    <w:p>
+      <w:pPr>
+        <w:spacing w:before="80" w:after="80" w:line="348" w:lineRule="auto"/>
+        <w:ind w:left="432"/>
+      </w:pPr>
+      <w:r>
+        <w:rPr>
+          <w:b/>
+          <w:color w:val="1F4E79"/>
+          <w:sz w:val="22"/>
+        </w:rPr>
+        <w:t xml:space="preserve">SAY     </w:t>
+      </w:r>
+      <w:r>
+        <w:rPr>
+          <w:sz w:val="26"/>
+        </w:rPr>
+        <w:t>All five rows show RUL equal to a hundred and twenty-five — because the engine is brand new and the real RUL is much higher, but we capped it. That's expected.</w:t>
+      </w:r>
+    </w:p>
+    <w:p>
+      <w:pPr>
+        <w:spacing w:before="80" w:after="80" w:line="336" w:lineRule="auto"/>
+      </w:pPr>
+      <w:r>
+        <w:rPr>
+          <w:b/>
+          <w:color w:val="B76700"/>
+          <w:sz w:val="22"/>
+        </w:rPr>
+        <w:t xml:space="preserve">DO           </w:t>
+      </w:r>
+      <w:r>
+        <w:rPr>
+          <w:sz w:val="26"/>
+        </w:rPr>
+        <w:t>Two minutes. Move on.</w:t>
+      </w:r>
+    </w:p>
+    <w:p>
+      <w:pPr>
+        <w:spacing w:before="400" w:after="80"/>
       </w:pPr>
       <w:r>
         <w:rPr>
@@ -1659,43 +3514,163 @@
     </w:p>
     <w:p>
       <w:pPr>
-        <w:spacing w:line="348" w:lineRule="auto" w:after="160"/>
-      </w:pPr>
+        <w:spacing w:before="80" w:after="80" w:line="336" w:lineRule="auto"/>
+      </w:pPr>
+      <w:r>
+        <w:rPr>
+          <w:b/>
+          <w:color w:val="666666"/>
+          <w:sz w:val="22"/>
+        </w:rPr>
+        <w:t xml:space="preserve">ON SCREEN  </w:t>
+      </w:r>
       <w:r>
         <w:rPr>
           <w:sz w:val="26"/>
         </w:rPr>
-        <w:t>Now we visualize. We're going to plot four sensors for engine one across its entire one-hundred-and-ninety-two-cycle life.</w:t>
-      </w:r>
-    </w:p>
-    <w:p>
-      <w:pPr>
-        <w:spacing w:line="348" w:lineRule="auto" w:after="160"/>
-      </w:pPr>
+        <w:t>STEP 4 / 11. Code on left. Right side shows a 2x2 plot of sensors 2, 7, 11, 14 over engine 1's 192-cycle life.</w:t>
+      </w:r>
+    </w:p>
+    <w:p>
+      <w:pPr>
+        <w:spacing w:before="80" w:after="80" w:line="348" w:lineRule="auto"/>
+        <w:ind w:left="432"/>
+      </w:pPr>
+      <w:r>
+        <w:rPr>
+          <w:b/>
+          <w:color w:val="1F4E79"/>
+          <w:sz w:val="22"/>
+        </w:rPr>
+        <w:t xml:space="preserve">SAY     </w:t>
+      </w:r>
       <w:r>
         <w:rPr>
           <w:sz w:val="26"/>
         </w:rPr>
-        <w:t>After this runs, you should see a two-by-two plot. Look at it closely. Sensor two — temperature — goes up over time. Sensor eleven — pressure — goes up. Sensor fourteen — corrected core speed — goes up. But sensor seven — pressure at the HPC outlet — goes down.</w:t>
-      </w:r>
-    </w:p>
-    <w:p>
-      <w:pPr>
-        <w:spacing w:before="80" w:after="80"/>
+        <w:t>Step 4. We visualize one engine.</w:t>
+      </w:r>
+    </w:p>
+    <w:p>
+      <w:pPr>
+        <w:spacing w:before="80" w:after="80" w:line="336" w:lineRule="auto"/>
+      </w:pPr>
+      <w:r>
+        <w:rPr>
+          <w:b/>
+          <w:color w:val="B76700"/>
+          <w:sz w:val="22"/>
+        </w:rPr>
+        <w:t xml:space="preserve">DO           </w:t>
+      </w:r>
+      <w:r>
+        <w:rPr>
+          <w:sz w:val="26"/>
+        </w:rPr>
+        <w:t>Point at the code.</w:t>
+      </w:r>
+    </w:p>
+    <w:p>
+      <w:pPr>
+        <w:spacing w:before="80" w:after="80" w:line="348" w:lineRule="auto"/>
         <w:ind w:left="432"/>
       </w:pPr>
       <w:r>
         <w:rPr>
           <w:b/>
-          <w:color w:val="141414"/>
+          <w:color w:val="1F4E79"/>
+          <w:sz w:val="22"/>
+        </w:rPr>
+        <w:t xml:space="preserve">SAY     </w:t>
+      </w:r>
+      <w:r>
+        <w:rPr>
           <w:sz w:val="26"/>
         </w:rPr>
+        <w:t>Paste, run. You'll get a 2-by-2 plot — four sensors for engine one across its entire life.</w:t>
+      </w:r>
+    </w:p>
+    <w:p>
+      <w:pPr>
+        <w:spacing w:before="80" w:after="80" w:line="336" w:lineRule="auto"/>
+      </w:pPr>
+      <w:r>
+        <w:rPr>
+          <w:b/>
+          <w:color w:val="B76700"/>
+          <w:sz w:val="22"/>
+        </w:rPr>
+        <w:t xml:space="preserve">DO           </w:t>
+      </w:r>
+      <w:r>
+        <w:rPr>
+          <w:sz w:val="26"/>
+        </w:rPr>
+        <w:t>Point at the plot on the right.</w:t>
+      </w:r>
+    </w:p>
+    <w:p>
+      <w:pPr>
+        <w:spacing w:before="80" w:after="80" w:line="348" w:lineRule="auto"/>
+        <w:ind w:left="432"/>
+      </w:pPr>
+      <w:r>
+        <w:rPr>
+          <w:b/>
+          <w:color w:val="1F4E79"/>
+          <w:sz w:val="22"/>
+        </w:rPr>
+        <w:t xml:space="preserve">SAY     </w:t>
+      </w:r>
+      <w:r>
+        <w:rPr>
+          <w:sz w:val="26"/>
+        </w:rPr>
+        <w:t>Look carefully. Sensor two — temperature — goes up. Sensor eleven — pressure — goes up. Sensor fourteen — corrected core speed — goes up. But sensor seven — HPC outlet pressure — goes down.</w:t>
+      </w:r>
+    </w:p>
+    <w:p>
+      <w:pPr>
+        <w:spacing w:before="80" w:after="80" w:line="348" w:lineRule="auto"/>
+        <w:ind w:left="432"/>
+      </w:pPr>
+      <w:r>
+        <w:rPr>
+          <w:b/>
+          <w:color w:val="1F4E79"/>
+          <w:sz w:val="22"/>
+        </w:rPr>
+        <w:t xml:space="preserve">SAY     </w:t>
+      </w:r>
+      <w:r>
+        <w:rPr>
+          <w:sz w:val="26"/>
+        </w:rPr>
         <w:t>That's the engine wearing out. Temperatures rising, compressor pressure dropping. The data is telling us the story of failure. Now we have to teach a model to see it.</w:t>
       </w:r>
     </w:p>
     <w:p>
       <w:pPr>
-        <w:spacing w:before="360" w:after="40"/>
+        <w:spacing w:before="80" w:after="80" w:line="336" w:lineRule="auto"/>
+      </w:pPr>
+      <w:r>
+        <w:rPr>
+          <w:b/>
+          <w:color w:val="B76700"/>
+          <w:sz w:val="22"/>
+        </w:rPr>
+        <w:t xml:space="preserve">DO           </w:t>
+      </w:r>
+      <w:r>
+        <w:rPr>
+          <w:sz w:val="26"/>
+        </w:rPr>
+        <w:t>Three minutes. Move on.</w:t>
+      </w:r>
+    </w:p>
+    <w:p>
+      <w:pPr>
+        <w:spacing w:before="400" w:after="80"/>
       </w:pPr>
       <w:r>
         <w:rPr>
@@ -1716,29 +3691,144 @@
     </w:p>
     <w:p>
       <w:pPr>
-        <w:spacing w:line="348" w:lineRule="auto" w:after="160"/>
-      </w:pPr>
+        <w:spacing w:before="80" w:after="80" w:line="336" w:lineRule="auto"/>
+      </w:pPr>
+      <w:r>
+        <w:rPr>
+          <w:b/>
+          <w:color w:val="666666"/>
+          <w:sz w:val="22"/>
+        </w:rPr>
+        <w:t xml:space="preserve">ON SCREEN  </w:t>
+      </w:r>
       <w:r>
         <w:rPr>
           <w:sz w:val="26"/>
         </w:rPr>
-        <w:t>We're going to turn this into a classification problem. RUL is a number, but in real aviation operations, no one says 'this engine has forty-seven cycles left.' They say 'this engine is healthy', 'caution', or 'critical.'</w:t>
-      </w:r>
-    </w:p>
-    <w:p>
-      <w:pPr>
-        <w:spacing w:line="348" w:lineRule="auto" w:after="160"/>
-      </w:pPr>
+        <w:t>STEP 5 / 11. Code defines bin_rul function. Right side shows class counts: 3000 Critical, 5000 Caution, 12631 Healthy.</w:t>
+      </w:r>
+    </w:p>
+    <w:p>
+      <w:pPr>
+        <w:spacing w:before="80" w:after="80" w:line="348" w:lineRule="auto"/>
+        <w:ind w:left="432"/>
+      </w:pPr>
+      <w:r>
+        <w:rPr>
+          <w:b/>
+          <w:color w:val="1F4E79"/>
+          <w:sz w:val="22"/>
+        </w:rPr>
+        <w:t xml:space="preserve">SAY     </w:t>
+      </w:r>
       <w:r>
         <w:rPr>
           <w:sz w:val="26"/>
         </w:rPr>
-        <w:t>So we bin RUL into three classes. Below thirty is Critical. Thirty to eighty is Caution. Above eighty is Healthy. When you run this, you should see roughly fourteen percent Critical, twenty-four percent Caution, sixty-one percent Healthy. The classes are imbalanced. That's reality. Most of the time the engine is fine.</w:t>
-      </w:r>
-    </w:p>
-    <w:p>
-      <w:pPr>
-        <w:spacing w:before="360" w:after="40"/>
+        <w:t>Step 5. We turn RUL into a classification problem.</w:t>
+      </w:r>
+    </w:p>
+    <w:p>
+      <w:pPr>
+        <w:spacing w:before="80" w:after="80" w:line="348" w:lineRule="auto"/>
+        <w:ind w:left="432"/>
+      </w:pPr>
+      <w:r>
+        <w:rPr>
+          <w:b/>
+          <w:color w:val="1F4E79"/>
+          <w:sz w:val="22"/>
+        </w:rPr>
+        <w:t xml:space="preserve">SAY     </w:t>
+      </w:r>
+      <w:r>
+        <w:rPr>
+          <w:sz w:val="26"/>
+        </w:rPr>
+        <w:t>In real aviation no one says 'this engine has forty-seven cycles left.' They say healthy, caution, or critical. So we bin RUL into three classes.</w:t>
+      </w:r>
+    </w:p>
+    <w:p>
+      <w:pPr>
+        <w:spacing w:before="80" w:after="80" w:line="336" w:lineRule="auto"/>
+      </w:pPr>
+      <w:r>
+        <w:rPr>
+          <w:b/>
+          <w:color w:val="B76700"/>
+          <w:sz w:val="22"/>
+        </w:rPr>
+        <w:t xml:space="preserve">DO           </w:t>
+      </w:r>
+      <w:r>
+        <w:rPr>
+          <w:sz w:val="26"/>
+        </w:rPr>
+        <w:t>Point at the code.</w:t>
+      </w:r>
+    </w:p>
+    <w:p>
+      <w:pPr>
+        <w:spacing w:before="80" w:after="80" w:line="348" w:lineRule="auto"/>
+        <w:ind w:left="432"/>
+      </w:pPr>
+      <w:r>
+        <w:rPr>
+          <w:b/>
+          <w:color w:val="1F4E79"/>
+          <w:sz w:val="22"/>
+        </w:rPr>
+        <w:t xml:space="preserve">SAY     </w:t>
+      </w:r>
+      <w:r>
+        <w:rPr>
+          <w:sz w:val="26"/>
+        </w:rPr>
+        <w:t>Below thirty is Critical. Between thirty and eighty is Caution. Above eighty is Healthy. Paste, run.</w:t>
+      </w:r>
+    </w:p>
+    <w:p>
+      <w:pPr>
+        <w:spacing w:before="80" w:after="80" w:line="336" w:lineRule="auto"/>
+      </w:pPr>
+      <w:r>
+        <w:rPr>
+          <w:b/>
+          <w:color w:val="B76700"/>
+          <w:sz w:val="22"/>
+        </w:rPr>
+        <w:t xml:space="preserve">DO           </w:t>
+      </w:r>
+      <w:r>
+        <w:rPr>
+          <w:sz w:val="26"/>
+        </w:rPr>
+        <w:t>Point at the output.</w:t>
+      </w:r>
+    </w:p>
+    <w:p>
+      <w:pPr>
+        <w:spacing w:before="80" w:after="80" w:line="348" w:lineRule="auto"/>
+        <w:ind w:left="432"/>
+      </w:pPr>
+      <w:r>
+        <w:rPr>
+          <w:b/>
+          <w:color w:val="1F4E79"/>
+          <w:sz w:val="22"/>
+        </w:rPr>
+        <w:t xml:space="preserve">SAY     </w:t>
+      </w:r>
+      <w:r>
+        <w:rPr>
+          <w:sz w:val="26"/>
+        </w:rPr>
+        <w:t>Roughly fourteen percent Critical, twenty-four percent Caution, sixty-one percent Healthy. The classes are imbalanced. That's reality. Most of the time, an engine is fine.</w:t>
+      </w:r>
+    </w:p>
+    <w:p>
+      <w:pPr>
+        <w:spacing w:before="400" w:after="80"/>
       </w:pPr>
       <w:r>
         <w:rPr>
@@ -1759,29 +3849,124 @@
     </w:p>
     <w:p>
       <w:pPr>
-        <w:spacing w:line="348" w:lineRule="auto" w:after="160"/>
-      </w:pPr>
+        <w:spacing w:before="80" w:after="80" w:line="336" w:lineRule="auto"/>
+      </w:pPr>
+      <w:r>
+        <w:rPr>
+          <w:b/>
+          <w:color w:val="666666"/>
+          <w:sz w:val="22"/>
+        </w:rPr>
+        <w:t xml:space="preserve">ON SCREEN  </w:t>
+      </w:r>
       <w:r>
         <w:rPr>
           <w:sz w:val="26"/>
         </w:rPr>
-        <w:t>Now we drop the six sensors that are constant. They carry no information. That leaves fifteen informative sensors. Then we standardize — every column gets zero mean and unit variance.</w:t>
-      </w:r>
-    </w:p>
-    <w:p>
-      <w:pPr>
-        <w:spacing w:line="348" w:lineRule="auto" w:after="160"/>
-      </w:pPr>
+        <w:t>STEP 6 / 11. Code drops constant sensors and standardizes. Right side: 'X shape: (20631, 15) y shape: (20631,)'.</w:t>
+      </w:r>
+    </w:p>
+    <w:p>
+      <w:pPr>
+        <w:spacing w:before="80" w:after="80" w:line="348" w:lineRule="auto"/>
+        <w:ind w:left="432"/>
+      </w:pPr>
+      <w:r>
+        <w:rPr>
+          <w:b/>
+          <w:color w:val="1F4E79"/>
+          <w:sz w:val="22"/>
+        </w:rPr>
+        <w:t xml:space="preserve">SAY     </w:t>
+      </w:r>
       <w:r>
         <w:rPr>
           <w:sz w:val="26"/>
         </w:rPr>
-        <w:t>Soft decision trees don't strictly require standardization, but the sigmoid splits behave much better when the input is on a consistent scale. After this runs, you should see X shape twenty-thousand-six-hundred-and-thirty-one by fifteen. Y shape twenty-thousand-six-hundred-and-thirty-one.</w:t>
-      </w:r>
-    </w:p>
-    <w:p>
-      <w:pPr>
-        <w:spacing w:before="360" w:after="40"/>
+        <w:t>Step 6. Build the feature matrix.</w:t>
+      </w:r>
+    </w:p>
+    <w:p>
+      <w:pPr>
+        <w:spacing w:before="80" w:after="80" w:line="336" w:lineRule="auto"/>
+      </w:pPr>
+      <w:r>
+        <w:rPr>
+          <w:b/>
+          <w:color w:val="B76700"/>
+          <w:sz w:val="22"/>
+        </w:rPr>
+        <w:t xml:space="preserve">DO           </w:t>
+      </w:r>
+      <w:r>
+        <w:rPr>
+          <w:sz w:val="26"/>
+        </w:rPr>
+        <w:t>Point at the code.</w:t>
+      </w:r>
+    </w:p>
+    <w:p>
+      <w:pPr>
+        <w:spacing w:before="80" w:after="80" w:line="348" w:lineRule="auto"/>
+        <w:ind w:left="432"/>
+      </w:pPr>
+      <w:r>
+        <w:rPr>
+          <w:b/>
+          <w:color w:val="1F4E79"/>
+          <w:sz w:val="22"/>
+        </w:rPr>
+        <w:t xml:space="preserve">SAY     </w:t>
+      </w:r>
+      <w:r>
+        <w:rPr>
+          <w:sz w:val="26"/>
+        </w:rPr>
+        <w:t>We drop the six sensors that are constant — they carry no information. That leaves fifteen informative sensors. Then we standardize each column to mean zero and unit variance. Paste, run.</w:t>
+      </w:r>
+    </w:p>
+    <w:p>
+      <w:pPr>
+        <w:spacing w:before="80" w:after="80" w:line="336" w:lineRule="auto"/>
+      </w:pPr>
+      <w:r>
+        <w:rPr>
+          <w:b/>
+          <w:color w:val="B76700"/>
+          <w:sz w:val="22"/>
+        </w:rPr>
+        <w:t xml:space="preserve">DO           </w:t>
+      </w:r>
+      <w:r>
+        <w:rPr>
+          <w:sz w:val="26"/>
+        </w:rPr>
+        <w:t>Point at the output.</w:t>
+      </w:r>
+    </w:p>
+    <w:p>
+      <w:pPr>
+        <w:spacing w:before="80" w:after="80" w:line="348" w:lineRule="auto"/>
+        <w:ind w:left="432"/>
+      </w:pPr>
+      <w:r>
+        <w:rPr>
+          <w:b/>
+          <w:color w:val="1F4E79"/>
+          <w:sz w:val="22"/>
+        </w:rPr>
+        <w:t xml:space="preserve">SAY     </w:t>
+      </w:r>
+      <w:r>
+        <w:rPr>
+          <w:sz w:val="26"/>
+        </w:rPr>
+        <w:t>You should see X shape twenty thousand by fifteen, y shape twenty thousand. Soft decision trees don't strictly require standardization, but the sigmoid splits behave much better when the input is on a consistent scale.</w:t>
+      </w:r>
+    </w:p>
+    <w:p>
+      <w:pPr>
+        <w:spacing w:before="400" w:after="80"/>
       </w:pPr>
       <w:r>
         <w:rPr>
@@ -1789,7 +3974,7 @@
           <w:color w:val="1F4E79"/>
           <w:sz w:val="30"/>
         </w:rPr>
-        <w:t>Slide 30  ·  Step 7 — Train/Test Split</w:t>
+        <w:t>Slide 30  ·  Step 7 — Train / Test Split</w:t>
       </w:r>
       <w:r>
         <w:rPr>
@@ -1802,40 +3987,124 @@
     </w:p>
     <w:p>
       <w:pPr>
-        <w:spacing w:line="348" w:lineRule="auto" w:after="160"/>
-      </w:pPr>
+        <w:spacing w:before="80" w:after="80" w:line="336" w:lineRule="auto"/>
+      </w:pPr>
+      <w:r>
+        <w:rPr>
+          <w:b/>
+          <w:color w:val="666666"/>
+          <w:sz w:val="22"/>
+        </w:rPr>
+        <w:t xml:space="preserve">ON SCREEN  </w:t>
+      </w:r>
       <w:r>
         <w:rPr>
           <w:sz w:val="26"/>
         </w:rPr>
-        <w:t>Standard train-test split. Eighty percent training, twenty percent test.</w:t>
-      </w:r>
-    </w:p>
-    <w:p>
-      <w:pPr>
-        <w:spacing w:line="348" w:lineRule="auto" w:after="160"/>
-      </w:pPr>
+        <w:t>STEP 7 / 11. Code does an 80/20 stratified split. Right side: (16504, 15) and (4127, 15).</w:t>
+      </w:r>
+    </w:p>
+    <w:p>
+      <w:pPr>
+        <w:spacing w:before="80" w:after="80" w:line="348" w:lineRule="auto"/>
+        <w:ind w:left="432"/>
+      </w:pPr>
+      <w:r>
+        <w:rPr>
+          <w:b/>
+          <w:color w:val="1F4E79"/>
+          <w:sz w:val="22"/>
+        </w:rPr>
+        <w:t xml:space="preserve">SAY     </w:t>
+      </w:r>
       <w:r>
         <w:rPr>
           <w:sz w:val="26"/>
         </w:rPr>
-        <w:t>Two things matter here. Stratify equals y — that preserves the class ratio in both sets. And random state equals forty-two — so everyone in this room gets the exact same numbers. If yours don't match, you typed something wrong.</w:t>
-      </w:r>
-    </w:p>
-    <w:p>
-      <w:pPr>
-        <w:spacing w:line="348" w:lineRule="auto" w:after="160"/>
-      </w:pPr>
+        <w:t>Step 7. Standard train-test split. Eighty percent training, twenty percent test.</w:t>
+      </w:r>
+    </w:p>
+    <w:p>
+      <w:pPr>
+        <w:spacing w:before="80" w:after="80" w:line="336" w:lineRule="auto"/>
+      </w:pPr>
+      <w:r>
+        <w:rPr>
+          <w:b/>
+          <w:color w:val="B76700"/>
+          <w:sz w:val="22"/>
+        </w:rPr>
+        <w:t xml:space="preserve">DO           </w:t>
+      </w:r>
       <w:r>
         <w:rPr>
           <w:sz w:val="26"/>
         </w:rPr>
-        <w:t>After this runs you should see sixteen thousand five hundred and four rows for training. Four thousand one hundred and twenty-seven for test.</w:t>
-      </w:r>
-    </w:p>
-    <w:p>
-      <w:pPr>
-        <w:spacing w:before="360" w:after="40"/>
+        <w:t>Point at the code.</w:t>
+      </w:r>
+    </w:p>
+    <w:p>
+      <w:pPr>
+        <w:spacing w:before="80" w:after="80" w:line="348" w:lineRule="auto"/>
+        <w:ind w:left="432"/>
+      </w:pPr>
+      <w:r>
+        <w:rPr>
+          <w:b/>
+          <w:color w:val="1F4E79"/>
+          <w:sz w:val="22"/>
+        </w:rPr>
+        <w:t xml:space="preserve">SAY     </w:t>
+      </w:r>
+      <w:r>
+        <w:rPr>
+          <w:sz w:val="26"/>
+        </w:rPr>
+        <w:t>Stratify equals y — that preserves the class ratio in both sets. Random state equals forty-two, so everyone in this room gets the exact same numbers. If yours are different, you typed something wrong. Paste, run.</w:t>
+      </w:r>
+    </w:p>
+    <w:p>
+      <w:pPr>
+        <w:spacing w:before="80" w:after="80" w:line="336" w:lineRule="auto"/>
+      </w:pPr>
+      <w:r>
+        <w:rPr>
+          <w:b/>
+          <w:color w:val="B76700"/>
+          <w:sz w:val="22"/>
+        </w:rPr>
+        <w:t xml:space="preserve">DO           </w:t>
+      </w:r>
+      <w:r>
+        <w:rPr>
+          <w:sz w:val="26"/>
+        </w:rPr>
+        <w:t>Point at the output.</w:t>
+      </w:r>
+    </w:p>
+    <w:p>
+      <w:pPr>
+        <w:spacing w:before="80" w:after="80" w:line="348" w:lineRule="auto"/>
+        <w:ind w:left="432"/>
+      </w:pPr>
+      <w:r>
+        <w:rPr>
+          <w:b/>
+          <w:color w:val="1F4E79"/>
+          <w:sz w:val="22"/>
+        </w:rPr>
+        <w:t xml:space="preserve">SAY     </w:t>
+      </w:r>
+      <w:r>
+        <w:rPr>
+          <w:sz w:val="26"/>
+        </w:rPr>
+        <w:t>Sixteen thousand five hundred and four rows for training. Four thousand one hundred and twenty-seven for test.</w:t>
+      </w:r>
+    </w:p>
+    <w:p>
+      <w:pPr>
+        <w:spacing w:before="400" w:after="80"/>
       </w:pPr>
       <w:r>
         <w:rPr>
@@ -1856,78 +4125,124 @@
     </w:p>
     <w:p>
       <w:pPr>
-        <w:spacing w:line="348" w:lineRule="auto" w:after="160"/>
-      </w:pPr>
+        <w:spacing w:before="80" w:after="80" w:line="336" w:lineRule="auto"/>
+      </w:pPr>
+      <w:r>
+        <w:rPr>
+          <w:b/>
+          <w:color w:val="666666"/>
+          <w:sz w:val="22"/>
+        </w:rPr>
+        <w:t xml:space="preserve">ON SCREEN  </w:t>
+      </w:r>
       <w:r>
         <w:rPr>
           <w:sz w:val="26"/>
         </w:rPr>
-        <w:t>Okay, this is the slow one. About thirty to sixty seconds on CPU.</w:t>
-      </w:r>
-    </w:p>
-    <w:p>
-      <w:pPr>
-        <w:spacing w:line="348" w:lineRule="auto" w:after="160"/>
-      </w:pPr>
+        <w:t>STEP 8 / 11. Code instantiates SoftDecisionTree, calls fit, prints accuracy. Right side shows epoch-by-epoch loss going down and final 'Test accuracy: 0.841'.</w:t>
+      </w:r>
+    </w:p>
+    <w:p>
+      <w:pPr>
+        <w:spacing w:before="80" w:after="80" w:line="348" w:lineRule="auto"/>
+        <w:ind w:left="432"/>
+      </w:pPr>
+      <w:r>
+        <w:rPr>
+          <w:b/>
+          <w:color w:val="1F4E79"/>
+          <w:sz w:val="22"/>
+        </w:rPr>
+        <w:t xml:space="preserve">SAY     </w:t>
+      </w:r>
       <w:r>
         <w:rPr>
           <w:sz w:val="26"/>
         </w:rPr>
-        <w:t>While we wait, let me tell you what's happening. PyTorch is doing backpropagation on sixteen thousand rows for thirty epochs. Every epoch, the loss should come down a little.</w:t>
-      </w:r>
-    </w:p>
-    <w:p>
-      <w:pPr>
-        <w:spacing w:line="348" w:lineRule="auto" w:after="160"/>
-      </w:pPr>
+        <w:t>Step 8. We train the Soft Decision Tree. This is the slow one. About thirty to sixty seconds on CPU.</w:t>
+      </w:r>
+    </w:p>
+    <w:p>
+      <w:pPr>
+        <w:spacing w:before="80" w:after="80" w:line="336" w:lineRule="auto"/>
+      </w:pPr>
+      <w:r>
+        <w:rPr>
+          <w:b/>
+          <w:color w:val="B76700"/>
+          <w:sz w:val="22"/>
+        </w:rPr>
+        <w:t xml:space="preserve">DO           </w:t>
+      </w:r>
       <w:r>
         <w:rPr>
           <w:sz w:val="26"/>
         </w:rPr>
-        <w:t>When it finishes, you should see a test accuracy around 0.84. If yours lands anywhere between 0.82 and 0.86, that's normal — randomness in training varies a little across machines.</w:t>
-      </w:r>
-    </w:p>
-    <w:p>
-      <w:pPr>
-        <w:spacing w:line="348" w:lineRule="auto" w:after="160"/>
-      </w:pPr>
+        <w:t>Point at the code.</w:t>
+      </w:r>
+    </w:p>
+    <w:p>
+      <w:pPr>
+        <w:spacing w:before="80" w:after="80" w:line="348" w:lineRule="auto"/>
+        <w:ind w:left="432"/>
+      </w:pPr>
+      <w:r>
+        <w:rPr>
+          <w:b/>
+          <w:color w:val="1F4E79"/>
+          <w:sz w:val="22"/>
+        </w:rPr>
+        <w:t xml:space="preserve">SAY     </w:t>
+      </w:r>
       <w:r>
         <w:rPr>
           <w:sz w:val="26"/>
         </w:rPr>
-        <w:t>While we wait — quick question. What do you think an LSTM would get on the same problem?</w:t>
-      </w:r>
-    </w:p>
-    <w:p>
-      <w:pPr>
-        <w:spacing w:before="40" w:after="160"/>
-      </w:pPr>
-      <w:r>
-        <w:rPr>
-          <w:i/>
-          <w:color w:val="996600"/>
-          <w:sz w:val="22"/>
-        </w:rPr>
-        <w:t>[Let them shout out a number. Most will guess around 0.85.]</w:t>
-      </w:r>
-    </w:p>
-    <w:p>
-      <w:pPr>
-        <w:spacing w:before="80" w:after="80"/>
+        <w:t>Paste, run. While we wait, let me tell you what's happening: PyTorch is doing backpropagation on sixteen thousand rows for thirty epochs. Every epoch, the loss should come down a little.</w:t>
+      </w:r>
+    </w:p>
+    <w:p>
+      <w:pPr>
+        <w:spacing w:before="80" w:after="80" w:line="348" w:lineRule="auto"/>
         <w:ind w:left="432"/>
       </w:pPr>
       <w:r>
         <w:rPr>
           <w:b/>
-          <w:color w:val="141414"/>
+          <w:color w:val="1F4E79"/>
+          <w:sz w:val="22"/>
+        </w:rPr>
+        <w:t xml:space="preserve">SAY     </w:t>
+      </w:r>
+      <w:r>
+        <w:rPr>
           <w:sz w:val="26"/>
         </w:rPr>
-        <w:t>Right. About the same. The point is not accuracy. The point is what we can do with the model next.</w:t>
-      </w:r>
-    </w:p>
-    <w:p>
-      <w:pPr>
-        <w:spacing w:before="360" w:after="40"/>
+        <w:t>When it finishes you should see test accuracy around zero-point-eight-four. Anywhere between zero-point-eight-two and eight-six is normal — randomness varies a little across machines.</w:t>
+      </w:r>
+    </w:p>
+    <w:p>
+      <w:pPr>
+        <w:spacing w:before="80" w:after="80" w:line="336" w:lineRule="auto"/>
+      </w:pPr>
+      <w:r>
+        <w:rPr>
+          <w:b/>
+          <w:color w:val="B76700"/>
+          <w:sz w:val="22"/>
+        </w:rPr>
+        <w:t xml:space="preserve">DO           </w:t>
+      </w:r>
+      <w:r>
+        <w:rPr>
+          <w:sz w:val="26"/>
+        </w:rPr>
+        <w:t>Wait for the slowest student to finish. While waiting, ask: 'What do you think an LSTM would get on the same problem?' Most will guess around the same. Then say: 'Right. About the same. The point isn't accuracy. The point is what we can do with the model next.'</w:t>
+      </w:r>
+    </w:p>
+    <w:p>
+      <w:pPr>
+        <w:spacing w:before="400" w:after="80"/>
       </w:pPr>
       <w:r>
         <w:rPr>
@@ -1948,68 +4263,183 @@
     </w:p>
     <w:p>
       <w:pPr>
-        <w:spacing w:line="348" w:lineRule="auto" w:after="160"/>
-      </w:pPr>
+        <w:spacing w:before="80" w:after="80" w:line="336" w:lineRule="auto"/>
+      </w:pPr>
+      <w:r>
+        <w:rPr>
+          <w:b/>
+          <w:color w:val="666666"/>
+          <w:sz w:val="22"/>
+        </w:rPr>
+        <w:t xml:space="preserve">ON SCREEN  </w:t>
+      </w:r>
       <w:r>
         <w:rPr>
           <w:sz w:val="26"/>
         </w:rPr>
-        <w:t>Now we look at where the model is right and where it's wrong.</w:t>
-      </w:r>
-    </w:p>
-    <w:p>
-      <w:pPr>
-        <w:spacing w:line="348" w:lineRule="auto" w:after="160"/>
-      </w:pPr>
+        <w:t>STEP 9 / 11. Code on left. Right side: a blue heatmap showing the 3x3 confusion matrix and a classification report below.</w:t>
+      </w:r>
+    </w:p>
+    <w:p>
+      <w:pPr>
+        <w:spacing w:before="80" w:after="80" w:line="348" w:lineRule="auto"/>
+        <w:ind w:left="432"/>
+      </w:pPr>
+      <w:r>
+        <w:rPr>
+          <w:b/>
+          <w:color w:val="1F4E79"/>
+          <w:sz w:val="22"/>
+        </w:rPr>
+        <w:t xml:space="preserve">SAY     </w:t>
+      </w:r>
       <w:r>
         <w:rPr>
           <w:sz w:val="26"/>
         </w:rPr>
-        <w:t>You should see a confusion matrix. Three by three. Color-coded.</w:t>
-      </w:r>
-    </w:p>
-    <w:p>
-      <w:pPr>
-        <w:spacing w:before="80" w:after="80"/>
+        <w:t>Step 9. We look at where the model is right and where it's wrong.</w:t>
+      </w:r>
+    </w:p>
+    <w:p>
+      <w:pPr>
+        <w:spacing w:before="80" w:after="80" w:line="336" w:lineRule="auto"/>
+      </w:pPr>
+      <w:r>
+        <w:rPr>
+          <w:b/>
+          <w:color w:val="B76700"/>
+          <w:sz w:val="22"/>
+        </w:rPr>
+        <w:t xml:space="preserve">DO           </w:t>
+      </w:r>
+      <w:r>
+        <w:rPr>
+          <w:sz w:val="26"/>
+        </w:rPr>
+        <w:t>Point at the code.</w:t>
+      </w:r>
+    </w:p>
+    <w:p>
+      <w:pPr>
+        <w:spacing w:before="80" w:after="80" w:line="348" w:lineRule="auto"/>
         <w:ind w:left="432"/>
       </w:pPr>
       <w:r>
         <w:rPr>
           <w:b/>
-          <w:color w:val="141414"/>
+          <w:color w:val="1F4E79"/>
+          <w:sz w:val="22"/>
+        </w:rPr>
+        <w:t xml:space="preserve">SAY     </w:t>
+      </w:r>
+      <w:r>
+        <w:rPr>
           <w:sz w:val="26"/>
         </w:rPr>
-        <w:t>Look at the bottom-left cell. It should say zero. That means: out of every Healthy engine in the test set, the model wrongly flagged zero of them as Critical. We never raised a false alarm.</w:t>
-      </w:r>
-    </w:p>
-    <w:p>
-      <w:pPr>
-        <w:spacing w:line="348" w:lineRule="auto" w:after="160"/>
-      </w:pPr>
+        <w:t>Paste, run. You'll get a confusion matrix — three by three, color-coded — plus a per-class report.</w:t>
+      </w:r>
+    </w:p>
+    <w:p>
+      <w:pPr>
+        <w:spacing w:before="80" w:after="80" w:line="336" w:lineRule="auto"/>
+      </w:pPr>
+      <w:r>
+        <w:rPr>
+          <w:b/>
+          <w:color w:val="B76700"/>
+          <w:sz w:val="22"/>
+        </w:rPr>
+        <w:t xml:space="preserve">DO           </w:t>
+      </w:r>
       <w:r>
         <w:rPr>
           <w:sz w:val="26"/>
         </w:rPr>
-        <w:t>Now look at the top row. Out of six hundred Critical engines, we caught about four hundred and ninety. We missed some — but only five of those misses went all the way to Healthy.</w:t>
-      </w:r>
-    </w:p>
-    <w:p>
-      <w:pPr>
-        <w:spacing w:before="80" w:after="80"/>
+        <w:t>Point at the bottom-left cell of the heatmap.</w:t>
+      </w:r>
+    </w:p>
+    <w:p>
+      <w:pPr>
+        <w:spacing w:before="80" w:after="80" w:line="348" w:lineRule="auto"/>
         <w:ind w:left="432"/>
       </w:pPr>
       <w:r>
         <w:rPr>
           <w:b/>
-          <w:color w:val="141414"/>
+          <w:color w:val="1F4E79"/>
+          <w:sz w:val="22"/>
+        </w:rPr>
+        <w:t xml:space="preserve">SAY     </w:t>
+      </w:r>
+      <w:r>
+        <w:rPr>
           <w:sz w:val="26"/>
         </w:rPr>
+        <w:t>That cell should say zero. Out of every Healthy engine in the test set, the model wrongly flagged zero of them as Critical. We never raised a false alarm.</w:t>
+      </w:r>
+    </w:p>
+    <w:p>
+      <w:pPr>
+        <w:spacing w:before="80" w:after="80" w:line="336" w:lineRule="auto"/>
+      </w:pPr>
+      <w:r>
+        <w:rPr>
+          <w:b/>
+          <w:color w:val="B76700"/>
+          <w:sz w:val="22"/>
+        </w:rPr>
+        <w:t xml:space="preserve">DO           </w:t>
+      </w:r>
+      <w:r>
+        <w:rPr>
+          <w:sz w:val="26"/>
+        </w:rPr>
+        <w:t>Point at the top row.</w:t>
+      </w:r>
+    </w:p>
+    <w:p>
+      <w:pPr>
+        <w:spacing w:before="80" w:after="80" w:line="348" w:lineRule="auto"/>
+        <w:ind w:left="432"/>
+      </w:pPr>
+      <w:r>
+        <w:rPr>
+          <w:b/>
+          <w:color w:val="1F4E79"/>
+          <w:sz w:val="22"/>
+        </w:rPr>
+        <w:t xml:space="preserve">SAY     </w:t>
+      </w:r>
+      <w:r>
+        <w:rPr>
+          <w:sz w:val="26"/>
+        </w:rPr>
+        <w:t>Out of six hundred Critical engines, we caught about four hundred and ninety. We missed some — but only five of those misses went all the way to Healthy.</w:t>
+      </w:r>
+    </w:p>
+    <w:p>
+      <w:pPr>
+        <w:spacing w:before="80" w:after="80" w:line="348" w:lineRule="auto"/>
+        <w:ind w:left="432"/>
+      </w:pPr>
+      <w:r>
+        <w:rPr>
+          <w:b/>
+          <w:color w:val="1F4E79"/>
+          <w:sz w:val="22"/>
+        </w:rPr>
+        <w:t xml:space="preserve">SAY     </w:t>
+      </w:r>
+      <w:r>
+        <w:rPr>
+          <w:sz w:val="26"/>
+        </w:rPr>
         <w:t>In aviation language: we don't miss many dangerous engines, and we don't waste healthy ones. That's a useful model.</w:t>
       </w:r>
     </w:p>
     <w:p>
       <w:pPr>
-        <w:spacing w:before="360" w:after="40"/>
+        <w:spacing w:before="400" w:after="80"/>
       </w:pPr>
       <w:r>
         <w:rPr>
@@ -2030,43 +4460,144 @@
     </w:p>
     <w:p>
       <w:pPr>
-        <w:spacing w:line="348" w:lineRule="auto" w:after="160"/>
-      </w:pPr>
+        <w:spacing w:before="80" w:after="80" w:line="336" w:lineRule="auto"/>
+      </w:pPr>
+      <w:r>
+        <w:rPr>
+          <w:b/>
+          <w:color w:val="666666"/>
+          <w:sz w:val="22"/>
+        </w:rPr>
+        <w:t xml:space="preserve">ON SCREEN  </w:t>
+      </w:r>
       <w:r>
         <w:rPr>
           <w:sz w:val="26"/>
         </w:rPr>
-        <w:t>Now we peek inside the model. Soft decision trees have fifteen internal nodes — one root, then it branches out. For each internal node, we ask: which sensor does this node lean on the most?</w:t>
-      </w:r>
-    </w:p>
-    <w:p>
-      <w:pPr>
-        <w:spacing w:line="348" w:lineRule="auto" w:after="160"/>
-      </w:pPr>
+        <w:t>STEP 10 / 11. Code prints dominant sensor per internal node. Right side: a list of 15 nodes with sensor names; s14 and s6 appear multiple times.</w:t>
+      </w:r>
+    </w:p>
+    <w:p>
+      <w:pPr>
+        <w:spacing w:before="80" w:after="80" w:line="348" w:lineRule="auto"/>
+        <w:ind w:left="432"/>
+      </w:pPr>
+      <w:r>
+        <w:rPr>
+          <w:b/>
+          <w:color w:val="1F4E79"/>
+          <w:sz w:val="22"/>
+        </w:rPr>
+        <w:t xml:space="preserve">SAY     </w:t>
+      </w:r>
       <w:r>
         <w:rPr>
           <w:sz w:val="26"/>
         </w:rPr>
-        <w:t>When you run this, you'll see fifteen nodes and their dominant sensors. Notice some sensors show up multiple times. Sensor fourteen and sensor six, in particular.</w:t>
-      </w:r>
-    </w:p>
-    <w:p>
-      <w:pPr>
-        <w:spacing w:before="80" w:after="80"/>
+        <w:t>Step 10. We peek inside the model.</w:t>
+      </w:r>
+    </w:p>
+    <w:p>
+      <w:pPr>
+        <w:spacing w:before="80" w:after="80" w:line="336" w:lineRule="auto"/>
+      </w:pPr>
+      <w:r>
+        <w:rPr>
+          <w:b/>
+          <w:color w:val="B76700"/>
+          <w:sz w:val="22"/>
+        </w:rPr>
+        <w:t xml:space="preserve">DO           </w:t>
+      </w:r>
+      <w:r>
+        <w:rPr>
+          <w:sz w:val="26"/>
+        </w:rPr>
+        <w:t>Point at the code.</w:t>
+      </w:r>
+    </w:p>
+    <w:p>
+      <w:pPr>
+        <w:spacing w:before="80" w:after="80" w:line="348" w:lineRule="auto"/>
         <w:ind w:left="432"/>
       </w:pPr>
       <w:r>
         <w:rPr>
           <w:b/>
-          <w:color w:val="141414"/>
+          <w:color w:val="1F4E79"/>
+          <w:sz w:val="22"/>
+        </w:rPr>
+        <w:t xml:space="preserve">SAY     </w:t>
+      </w:r>
+      <w:r>
+        <w:rPr>
           <w:sz w:val="26"/>
         </w:rPr>
-        <w:t>Those are the pillars of the model. If those sensors go bad, the model is in trouble. Remember sensor fourteen. It comes back in Activity 2.</w:t>
-      </w:r>
-    </w:p>
-    <w:p>
-      <w:pPr>
-        <w:spacing w:before="360" w:after="40"/>
+        <w:t>Paste, run. You'll see fifteen internal nodes and the sensor each one leans on most.</w:t>
+      </w:r>
+    </w:p>
+    <w:p>
+      <w:pPr>
+        <w:spacing w:before="80" w:after="80" w:line="336" w:lineRule="auto"/>
+      </w:pPr>
+      <w:r>
+        <w:rPr>
+          <w:b/>
+          <w:color w:val="B76700"/>
+          <w:sz w:val="22"/>
+        </w:rPr>
+        <w:t xml:space="preserve">DO           </w:t>
+      </w:r>
+      <w:r>
+        <w:rPr>
+          <w:sz w:val="26"/>
+        </w:rPr>
+        <w:t>Point at the output list on the right.</w:t>
+      </w:r>
+    </w:p>
+    <w:p>
+      <w:pPr>
+        <w:spacing w:before="80" w:after="80" w:line="348" w:lineRule="auto"/>
+        <w:ind w:left="432"/>
+      </w:pPr>
+      <w:r>
+        <w:rPr>
+          <w:b/>
+          <w:color w:val="1F4E79"/>
+          <w:sz w:val="22"/>
+        </w:rPr>
+        <w:t xml:space="preserve">SAY     </w:t>
+      </w:r>
+      <w:r>
+        <w:rPr>
+          <w:sz w:val="26"/>
+        </w:rPr>
+        <w:t>Notice some sensors show up multiple times. Sensor fourteen and sensor six in particular. Those are the pillars of the model. If those sensors go bad, the model is in trouble.</w:t>
+      </w:r>
+    </w:p>
+    <w:p>
+      <w:pPr>
+        <w:spacing w:before="80" w:after="80" w:line="348" w:lineRule="auto"/>
+        <w:ind w:left="432"/>
+      </w:pPr>
+      <w:r>
+        <w:rPr>
+          <w:b/>
+          <w:color w:val="1F4E79"/>
+          <w:sz w:val="22"/>
+        </w:rPr>
+        <w:t xml:space="preserve">SAY     </w:t>
+      </w:r>
+      <w:r>
+        <w:rPr>
+          <w:sz w:val="26"/>
+        </w:rPr>
+        <w:t>Remember sensor fourteen. It comes back in Activity 2.</w:t>
+      </w:r>
+    </w:p>
+    <w:p>
+      <w:pPr>
+        <w:spacing w:before="400" w:after="80"/>
       </w:pPr>
       <w:r>
         <w:rPr>
@@ -2087,57 +4618,182 @@
     </w:p>
     <w:p>
       <w:pPr>
-        <w:spacing w:before="80" w:after="80"/>
+        <w:spacing w:before="80" w:after="80" w:line="336" w:lineRule="auto"/>
+      </w:pPr>
+      <w:r>
+        <w:rPr>
+          <w:b/>
+          <w:color w:val="666666"/>
+          <w:sz w:val="22"/>
+        </w:rPr>
+        <w:t xml:space="preserve">ON SCREEN  </w:t>
+      </w:r>
+      <w:r>
+        <w:rPr>
+          <w:sz w:val="26"/>
+        </w:rPr>
+        <w:t>STEP 11 / 11. Code reads one prediction. Right side: four lines showing True=Caution, Predicted=Healthy, probabilities, root sensor=s7.</w:t>
+      </w:r>
+    </w:p>
+    <w:p>
+      <w:pPr>
+        <w:spacing w:before="80" w:after="80" w:line="336" w:lineRule="auto"/>
+      </w:pPr>
+      <w:r>
+        <w:rPr>
+          <w:b/>
+          <w:color w:val="B76700"/>
+          <w:sz w:val="22"/>
+        </w:rPr>
+        <w:t xml:space="preserve">DO           </w:t>
+      </w:r>
+      <w:r>
+        <w:rPr>
+          <w:sz w:val="26"/>
+        </w:rPr>
+        <w:t>Slow down. This is the most important step. Hit the pause button on tempo.</w:t>
+      </w:r>
+    </w:p>
+    <w:p>
+      <w:pPr>
+        <w:spacing w:before="80" w:after="80" w:line="348" w:lineRule="auto"/>
         <w:ind w:left="432"/>
       </w:pPr>
       <w:r>
         <w:rPr>
           <w:b/>
-          <w:color w:val="141414"/>
+          <w:color w:val="1F4E79"/>
+          <w:sz w:val="22"/>
+        </w:rPr>
+        <w:t xml:space="preserve">SAY     </w:t>
+      </w:r>
+      <w:r>
+        <w:rPr>
           <w:sz w:val="26"/>
         </w:rPr>
-        <w:t>This is the step that matters most.</w:t>
-      </w:r>
-    </w:p>
-    <w:p>
-      <w:pPr>
-        <w:spacing w:line="348" w:lineRule="auto" w:after="160"/>
-      </w:pPr>
+        <w:t>Step 11. This is the step that matters most.</w:t>
+      </w:r>
+    </w:p>
+    <w:p>
+      <w:pPr>
+        <w:spacing w:before="80" w:after="80" w:line="336" w:lineRule="auto"/>
+      </w:pPr>
+      <w:r>
+        <w:rPr>
+          <w:b/>
+          <w:color w:val="B76700"/>
+          <w:sz w:val="22"/>
+        </w:rPr>
+        <w:t xml:space="preserve">DO           </w:t>
+      </w:r>
       <w:r>
         <w:rPr>
           <w:sz w:val="26"/>
         </w:rPr>
-        <w:t>We pick one specific test sample — sample seventeen — and we ask the model: what did you predict, with what confidence, and which sensor did you look at first?</w:t>
-      </w:r>
-    </w:p>
-    <w:p>
-      <w:pPr>
-        <w:spacing w:line="348" w:lineRule="auto" w:after="160"/>
-      </w:pPr>
+        <w:t>Point at the code.</w:t>
+      </w:r>
+    </w:p>
+    <w:p>
+      <w:pPr>
+        <w:spacing w:before="80" w:after="80" w:line="348" w:lineRule="auto"/>
+        <w:ind w:left="432"/>
+      </w:pPr>
+      <w:r>
+        <w:rPr>
+          <w:b/>
+          <w:color w:val="1F4E79"/>
+          <w:sz w:val="22"/>
+        </w:rPr>
+        <w:t xml:space="preserve">SAY     </w:t>
+      </w:r>
       <w:r>
         <w:rPr>
           <w:sz w:val="26"/>
         </w:rPr>
-        <w:t>When you run this, you should see four lines. Read them out loud to yourself. The model predicted Healthy with eighty-five percent confidence. Zero percent Critical. The root node leaned on sensor seven — HPC outlet pressure.</w:t>
-      </w:r>
-    </w:p>
-    <w:p>
-      <w:pPr>
-        <w:spacing w:before="80" w:after="80"/>
+        <w:t>We pick one specific test sample — sample seventeen — and we ask the model: what did you predict, with what confidence, and which sensor did you look at first? Paste, run.</w:t>
+      </w:r>
+    </w:p>
+    <w:p>
+      <w:pPr>
+        <w:spacing w:before="80" w:after="80" w:line="336" w:lineRule="auto"/>
+      </w:pPr>
+      <w:r>
+        <w:rPr>
+          <w:b/>
+          <w:color w:val="B76700"/>
+          <w:sz w:val="22"/>
+        </w:rPr>
+        <w:t xml:space="preserve">DO           </w:t>
+      </w:r>
+      <w:r>
+        <w:rPr>
+          <w:sz w:val="26"/>
+        </w:rPr>
+        <w:t>Point at each of the four output lines, one at a time.</w:t>
+      </w:r>
+    </w:p>
+    <w:p>
+      <w:pPr>
+        <w:spacing w:before="80" w:after="80" w:line="348" w:lineRule="auto"/>
         <w:ind w:left="432"/>
       </w:pPr>
       <w:r>
         <w:rPr>
           <w:b/>
-          <w:color w:val="141414"/>
+          <w:color w:val="1F4E79"/>
+          <w:sz w:val="22"/>
+        </w:rPr>
+        <w:t xml:space="preserve">SAY     </w:t>
+      </w:r>
+      <w:r>
+        <w:rPr>
           <w:sz w:val="26"/>
         </w:rPr>
+        <w:t>True class: Caution. Predicted class: Healthy. Probabilities: zero percent Critical, fourteen percent Caution, eighty-five percent Healthy. Root sensor: sensor seven — HPC outlet pressure.</w:t>
+      </w:r>
+    </w:p>
+    <w:p>
+      <w:pPr>
+        <w:spacing w:before="80" w:after="80" w:line="336" w:lineRule="auto"/>
+      </w:pPr>
+      <w:r>
+        <w:rPr>
+          <w:b/>
+          <w:color w:val="B76700"/>
+          <w:sz w:val="22"/>
+        </w:rPr>
+        <w:t xml:space="preserve">DO           </w:t>
+      </w:r>
+      <w:r>
+        <w:rPr>
+          <w:sz w:val="26"/>
+        </w:rPr>
+        <w:t>Look at the room. Now deliver the punchline.</w:t>
+      </w:r>
+    </w:p>
+    <w:p>
+      <w:pPr>
+        <w:spacing w:before="80" w:after="80" w:line="348" w:lineRule="auto"/>
+        <w:ind w:left="432"/>
+      </w:pPr>
+      <w:r>
+        <w:rPr>
+          <w:b/>
+          <w:color w:val="1F4E79"/>
+          <w:sz w:val="22"/>
+        </w:rPr>
+        <w:t xml:space="preserve">SAY     </w:t>
+      </w:r>
+      <w:r>
+        <w:rPr>
+          <w:sz w:val="26"/>
+        </w:rPr>
         <w:t>Now imagine you have to explain this prediction to a regulator. With this output, you can say: 'My model classified this engine as Healthy because the static pressure at the high-pressure compressor outlet was above its decision threshold.' An LSTM cannot give you this answer. That is why we did all of this.</w:t>
       </w:r>
     </w:p>
     <w:p>
       <w:pPr>
-        <w:spacing w:before="360" w:after="40"/>
+        <w:spacing w:before="400" w:after="80"/>
       </w:pPr>
       <w:r>
         <w:rPr>
@@ -2158,35 +4814,100 @@
     </w:p>
     <w:p>
       <w:pPr>
-        <w:spacing w:line="348" w:lineRule="auto" w:after="160"/>
-      </w:pPr>
+        <w:spacing w:before="80" w:after="80" w:line="336" w:lineRule="auto"/>
+      </w:pPr>
+      <w:r>
+        <w:rPr>
+          <w:b/>
+          <w:color w:val="666666"/>
+          <w:sz w:val="22"/>
+        </w:rPr>
+        <w:t xml:space="preserve">ON SCREEN  </w:t>
+      </w:r>
       <w:r>
         <w:rPr>
           <w:sz w:val="26"/>
         </w:rPr>
-        <w:t>Okay. Take a breath.</w:t>
-      </w:r>
-    </w:p>
-    <w:p>
-      <w:pPr>
-        <w:spacing w:line="348" w:lineRule="auto" w:after="160"/>
-      </w:pPr>
+        <w:t>Green slide. Title 'Checkpoint'. A short checklist of what students should have at this point.</w:t>
+      </w:r>
+    </w:p>
+    <w:p>
+      <w:pPr>
+        <w:spacing w:before="80" w:after="80" w:line="348" w:lineRule="auto"/>
+        <w:ind w:left="432"/>
+      </w:pPr>
+      <w:r>
+        <w:rPr>
+          <w:b/>
+          <w:color w:val="1F4E79"/>
+          <w:sz w:val="22"/>
+        </w:rPr>
+        <w:t xml:space="preserve">SAY     </w:t>
+      </w:r>
       <w:r>
         <w:rPr>
           <w:sz w:val="26"/>
         </w:rPr>
-        <w:t>By now you should have three things on your screen. A trained Soft Decision Tree. Test accuracy above eighty percent. A printed decision path for engine seventeen.</w:t>
-      </w:r>
-    </w:p>
-    <w:p>
-      <w:pPr>
-        <w:spacing w:line="348" w:lineRule="auto" w:after="160"/>
-      </w:pPr>
+        <w:t>Okay. Take a breath. By now you should have three things on your screen.</w:t>
+      </w:r>
+    </w:p>
+    <w:p>
+      <w:pPr>
+        <w:spacing w:before="80" w:after="80" w:line="336" w:lineRule="auto"/>
+      </w:pPr>
+      <w:r>
+        <w:rPr>
+          <w:b/>
+          <w:color w:val="B76700"/>
+          <w:sz w:val="22"/>
+        </w:rPr>
+        <w:t xml:space="preserve">DO           </w:t>
+      </w:r>
       <w:r>
         <w:rPr>
           <w:sz w:val="26"/>
         </w:rPr>
-        <w:t>If you're missing any of those, find me during the break and we'll catch up. Ten minutes break. Get coffee. Stretch. When you come back at ten thirty-five, we run the team competition.</w:t>
+        <w:t>Point at the checklist.</w:t>
+      </w:r>
+    </w:p>
+    <w:p>
+      <w:pPr>
+        <w:spacing w:before="80" w:after="80" w:line="348" w:lineRule="auto"/>
+        <w:ind w:left="432"/>
+      </w:pPr>
+      <w:r>
+        <w:rPr>
+          <w:b/>
+          <w:color w:val="1F4E79"/>
+          <w:sz w:val="22"/>
+        </w:rPr>
+        <w:t xml:space="preserve">SAY     </w:t>
+      </w:r>
+      <w:r>
+        <w:rPr>
+          <w:sz w:val="26"/>
+        </w:rPr>
+        <w:t>A trained Soft Decision Tree. Test accuracy above eighty percent. A printed decision path for engine seventeen.</w:t>
+      </w:r>
+    </w:p>
+    <w:p>
+      <w:pPr>
+        <w:spacing w:before="80" w:after="80" w:line="348" w:lineRule="auto"/>
+        <w:ind w:left="432"/>
+      </w:pPr>
+      <w:r>
+        <w:rPr>
+          <w:b/>
+          <w:color w:val="1F4E79"/>
+          <w:sz w:val="22"/>
+        </w:rPr>
+        <w:t xml:space="preserve">SAY     </w:t>
+      </w:r>
+      <w:r>
+        <w:rPr>
+          <w:sz w:val="26"/>
+        </w:rPr>
+        <w:t>If you're missing any of those, find me during the break and we'll catch up. Ten-minute break. Get coffee, stretch. When you come back at ten thirty-five, we run the team competition.</w:t>
       </w:r>
     </w:p>
     <w:p>
@@ -2229,7 +4950,7 @@
     </w:p>
     <w:p>
       <w:pPr>
-        <w:spacing w:before="360" w:after="40"/>
+        <w:spacing w:before="400" w:after="80"/>
       </w:pPr>
       <w:r>
         <w:rPr>
@@ -2250,35 +4971,58 @@
     </w:p>
     <w:p>
       <w:pPr>
-        <w:spacing w:line="348" w:lineRule="auto" w:after="160"/>
-      </w:pPr>
+        <w:spacing w:before="80" w:after="80" w:line="336" w:lineRule="auto"/>
+      </w:pPr>
+      <w:r>
+        <w:rPr>
+          <w:b/>
+          <w:color w:val="666666"/>
+          <w:sz w:val="22"/>
+        </w:rPr>
+        <w:t xml:space="preserve">ON SCREEN  </w:t>
+      </w:r>
       <w:r>
         <w:rPr>
           <w:sz w:val="26"/>
         </w:rPr>
-        <w:t>Okay, we're back. Activity 2 is different. This is a competition. You'll work in teams.</w:t>
-      </w:r>
-    </w:p>
-    <w:p>
-      <w:pPr>
-        <w:spacing w:line="348" w:lineRule="auto" w:after="160"/>
-      </w:pPr>
+        <w:t>Large title 'Sensor Fault Detection' over a purple slide.</w:t>
+      </w:r>
+    </w:p>
+    <w:p>
+      <w:pPr>
+        <w:spacing w:before="80" w:after="80" w:line="348" w:lineRule="auto"/>
+        <w:ind w:left="432"/>
+      </w:pPr>
+      <w:r>
+        <w:rPr>
+          <w:b/>
+          <w:color w:val="1F4E79"/>
+          <w:sz w:val="22"/>
+        </w:rPr>
+        <w:t xml:space="preserve">SAY     </w:t>
+      </w:r>
       <w:r>
         <w:rPr>
           <w:sz w:val="26"/>
         </w:rPr>
-        <w:t>The first team to identify all three attacks correctly gets bragging rights for the day.</w:t>
-      </w:r>
-    </w:p>
-    <w:p>
-      <w:pPr>
-        <w:spacing w:before="80" w:after="80"/>
+        <w:t>Okay, we're back. Activity 2 is different. This is a competition. You'll work in teams. The first team to identify all three attacks correctly gets bragging rights for the day.</w:t>
+      </w:r>
+    </w:p>
+    <w:p>
+      <w:pPr>
+        <w:spacing w:before="80" w:after="80" w:line="348" w:lineRule="auto"/>
         <w:ind w:left="432"/>
       </w:pPr>
       <w:r>
         <w:rPr>
           <w:b/>
-          <w:color w:val="141414"/>
+          <w:color w:val="1F4E79"/>
+          <w:sz w:val="22"/>
+        </w:rPr>
+        <w:t xml:space="preserve">SAY     </w:t>
+      </w:r>
+      <w:r>
+        <w:rPr>
           <w:sz w:val="26"/>
         </w:rPr>
         <w:t>Here's the setup. One of engine seventeen's sensors is reporting bad data. You don't know which sensor. You don't know what kind of attack. Your job is to find both.</w:t>
@@ -2286,7 +5030,7 @@
     </w:p>
     <w:p>
       <w:pPr>
-        <w:spacing w:before="360" w:after="40"/>
+        <w:spacing w:before="400" w:after="80"/>
       </w:pPr>
       <w:r>
         <w:rPr>
@@ -2307,33 +5051,95 @@
     </w:p>
     <w:p>
       <w:pPr>
-        <w:spacing w:line="348" w:lineRule="auto" w:after="160"/>
-      </w:pPr>
+        <w:spacing w:before="80" w:after="80" w:line="336" w:lineRule="auto"/>
+      </w:pPr>
+      <w:r>
+        <w:rPr>
+          <w:b/>
+          <w:color w:val="666666"/>
+          <w:sz w:val="22"/>
+        </w:rPr>
+        <w:t xml:space="preserve">ON SCREEN  </w:t>
+      </w:r>
       <w:r>
         <w:rPr>
           <w:sz w:val="26"/>
         </w:rPr>
-        <w:t>Imagine you're the data science team at an airline. Maintenance ops just sent you a message.</w:t>
-      </w:r>
-    </w:p>
-    <w:p>
-      <w:pPr>
-        <w:spacing w:before="80" w:after="80"/>
+        <w:t>A short story-style message from maintenance ops in a yellow callout box.</w:t>
+      </w:r>
+    </w:p>
+    <w:p>
+      <w:pPr>
+        <w:spacing w:before="80" w:after="80" w:line="348" w:lineRule="auto"/>
         <w:ind w:left="432"/>
       </w:pPr>
       <w:r>
         <w:rPr>
           <w:b/>
-          <w:color w:val="141414"/>
+          <w:color w:val="1F4E79"/>
+          <w:sz w:val="22"/>
+        </w:rPr>
+        <w:t xml:space="preserve">SAY     </w:t>
+      </w:r>
+      <w:r>
+        <w:rPr>
           <w:sz w:val="26"/>
         </w:rPr>
+        <w:t>You're the data science team at an airline. Maintenance ops just sent you this message.</w:t>
+      </w:r>
+    </w:p>
+    <w:p>
+      <w:pPr>
+        <w:spacing w:before="80" w:after="80" w:line="336" w:lineRule="auto"/>
+      </w:pPr>
+      <w:r>
+        <w:rPr>
+          <w:b/>
+          <w:color w:val="B76700"/>
+          <w:sz w:val="22"/>
+        </w:rPr>
+        <w:t xml:space="preserve">DO           </w:t>
+      </w:r>
+      <w:r>
+        <w:rPr>
+          <w:sz w:val="26"/>
+        </w:rPr>
+        <w:t>Read the callout box on the slide aloud.</w:t>
+      </w:r>
+    </w:p>
+    <w:p>
+      <w:pPr>
+        <w:spacing w:before="80" w:after="80" w:line="348" w:lineRule="auto"/>
+        <w:ind w:left="432"/>
+      </w:pPr>
+      <w:r>
+        <w:rPr>
+          <w:b/>
+          <w:color w:val="1F4E79"/>
+          <w:sz w:val="22"/>
+        </w:rPr>
+        <w:t xml:space="preserve">SAY     </w:t>
+      </w:r>
+      <w:r>
+        <w:rPr>
+          <w:sz w:val="26"/>
+        </w:rPr>
         <w:t>'Something is wrong with engine seventeen. The pattern looks like a sensor drift, a frozen sensor, or noise spikes, but we can't tell which channel is at fault. Localize the faulty sensor before the next flight.'</w:t>
       </w:r>
     </w:p>
     <w:p>
       <w:pPr>
-        <w:spacing w:line="348" w:lineRule="auto" w:after="160"/>
-      </w:pPr>
+        <w:spacing w:before="80" w:after="80" w:line="348" w:lineRule="auto"/>
+        <w:ind w:left="432"/>
+      </w:pPr>
+      <w:r>
+        <w:rPr>
+          <w:b/>
+          <w:color w:val="1F4E79"/>
+          <w:sz w:val="22"/>
+        </w:rPr>
+        <w:t xml:space="preserve">SAY     </w:t>
+      </w:r>
       <w:r>
         <w:rPr>
           <w:sz w:val="26"/>
@@ -2343,7 +5149,7 @@
     </w:p>
     <w:p>
       <w:pPr>
-        <w:spacing w:before="360" w:after="40"/>
+        <w:spacing w:before="400" w:after="80"/>
       </w:pPr>
       <w:r>
         <w:rPr>
@@ -2364,42 +5170,85 @@
     </w:p>
     <w:p>
       <w:pPr>
-        <w:spacing w:line="348" w:lineRule="auto" w:after="160"/>
-      </w:pPr>
+        <w:spacing w:before="80" w:after="80" w:line="336" w:lineRule="auto"/>
+      </w:pPr>
+      <w:r>
+        <w:rPr>
+          <w:b/>
+          <w:color w:val="666666"/>
+          <w:sz w:val="22"/>
+        </w:rPr>
+        <w:t xml:space="preserve">ON SCREEN  </w:t>
+      </w:r>
       <w:r>
         <w:rPr>
           <w:sz w:val="26"/>
         </w:rPr>
-        <w:t>Okay. Form groups of three to four people. Pick the people next to you. Thirty seconds.</w:t>
-      </w:r>
-    </w:p>
-    <w:p>
-      <w:pPr>
-        <w:spacing w:before="40" w:after="160"/>
-      </w:pPr>
-      <w:r>
-        <w:rPr>
-          <w:i/>
-          <w:color w:val="996600"/>
-          <w:sz w:val="22"/>
-        </w:rPr>
-        <w:t>[Walk to the back of the room while teams form. Come back.]</w:t>
-      </w:r>
-    </w:p>
-    <w:p>
-      <w:pPr>
-        <w:spacing w:line="348" w:lineRule="auto" w:after="160"/>
-      </w:pPr>
+        <w:t>Bullet list of team-formation rules and a centered line that says 'First team to identify all three correctly wins.'</w:t>
+      </w:r>
+    </w:p>
+    <w:p>
+      <w:pPr>
+        <w:spacing w:before="80" w:after="80" w:line="348" w:lineRule="auto"/>
+        <w:ind w:left="432"/>
+      </w:pPr>
+      <w:r>
+        <w:rPr>
+          <w:b/>
+          <w:color w:val="1F4E79"/>
+          <w:sz w:val="22"/>
+        </w:rPr>
+        <w:t xml:space="preserve">SAY     </w:t>
+      </w:r>
       <w:r>
         <w:rPr>
           <w:sz w:val="26"/>
         </w:rPr>
+        <w:t>Form groups of three to four people. Pick the people next to you. Thirty seconds.</w:t>
+      </w:r>
+    </w:p>
+    <w:p>
+      <w:pPr>
+        <w:spacing w:before="80" w:after="80" w:line="336" w:lineRule="auto"/>
+      </w:pPr>
+      <w:r>
+        <w:rPr>
+          <w:b/>
+          <w:color w:val="B76700"/>
+          <w:sz w:val="22"/>
+        </w:rPr>
+        <w:t xml:space="preserve">DO           </w:t>
+      </w:r>
+      <w:r>
+        <w:rPr>
+          <w:sz w:val="26"/>
+        </w:rPr>
+        <w:t>Walk to the back of the room while teams form. Come back.</w:t>
+      </w:r>
+    </w:p>
+    <w:p>
+      <w:pPr>
+        <w:spacing w:before="80" w:after="80" w:line="348" w:lineRule="auto"/>
+        <w:ind w:left="432"/>
+      </w:pPr>
+      <w:r>
+        <w:rPr>
+          <w:b/>
+          <w:color w:val="1F4E79"/>
+          <w:sz w:val="22"/>
+        </w:rPr>
+        <w:t xml:space="preserve">SAY     </w:t>
+      </w:r>
+      <w:r>
+        <w:rPr>
+          <w:sz w:val="26"/>
+        </w:rPr>
         <w:t>Use one notebook per team. One person types, the others think and argue. Once we start the clock, you have seventeen minutes for analysis. First team to identify all three correctly — sensor and attack type for each file — wins.</w:t>
       </w:r>
     </w:p>
     <w:p>
       <w:pPr>
-        <w:spacing w:before="360" w:after="40"/>
+        <w:spacing w:before="400" w:after="80"/>
       </w:pPr>
       <w:r>
         <w:rPr>
@@ -2420,65 +5269,85 @@
     </w:p>
     <w:p>
       <w:pPr>
-        <w:spacing w:line="348" w:lineRule="auto" w:after="160"/>
-      </w:pPr>
+        <w:spacing w:before="80" w:after="80" w:line="336" w:lineRule="auto"/>
+      </w:pPr>
+      <w:r>
+        <w:rPr>
+          <w:b/>
+          <w:color w:val="666666"/>
+          <w:sz w:val="22"/>
+        </w:rPr>
+        <w:t xml:space="preserve">ON SCREEN  </w:t>
+      </w:r>
       <w:r>
         <w:rPr>
           <w:sz w:val="26"/>
         </w:rPr>
-        <w:t>Three files.</w:t>
-      </w:r>
-    </w:p>
-    <w:p>
-      <w:pPr>
-        <w:spacing w:line="348" w:lineRule="auto" w:after="160"/>
-      </w:pPr>
+        <w:t>A three-row table mapping attack_A, attack_B, attack_C to attack types.</w:t>
+      </w:r>
+    </w:p>
+    <w:p>
+      <w:pPr>
+        <w:spacing w:before="80" w:after="80" w:line="336" w:lineRule="auto"/>
+      </w:pPr>
+      <w:r>
+        <w:rPr>
+          <w:b/>
+          <w:color w:val="B76700"/>
+          <w:sz w:val="22"/>
+        </w:rPr>
+        <w:t xml:space="preserve">DO           </w:t>
+      </w:r>
       <w:r>
         <w:rPr>
           <w:sz w:val="26"/>
         </w:rPr>
-        <w:t>Attack A is a drift — a sensor with a constant offset added.</w:t>
-      </w:r>
-    </w:p>
-    <w:p>
-      <w:pPr>
-        <w:spacing w:line="348" w:lineRule="auto" w:after="160"/>
-      </w:pPr>
+        <w:t>Point at the table row by row.</w:t>
+      </w:r>
+    </w:p>
+    <w:p>
+      <w:pPr>
+        <w:spacing w:before="80" w:after="80" w:line="348" w:lineRule="auto"/>
+        <w:ind w:left="432"/>
+      </w:pPr>
+      <w:r>
+        <w:rPr>
+          <w:b/>
+          <w:color w:val="1F4E79"/>
+          <w:sz w:val="22"/>
+        </w:rPr>
+        <w:t xml:space="preserve">SAY     </w:t>
+      </w:r>
       <w:r>
         <w:rPr>
           <w:sz w:val="26"/>
         </w:rPr>
-        <w:t>Attack B is stuck-at — a sensor frozen at a single value.</w:t>
-      </w:r>
-    </w:p>
-    <w:p>
-      <w:pPr>
-        <w:spacing w:line="348" w:lineRule="auto" w:after="160"/>
-      </w:pPr>
+        <w:t>Three files. Attack A is a drift — a constant offset added to one sensor. Attack B is stuck-at — one sensor frozen at a single value. Attack C is Gaussian noise — random noise injected into one sensor.</w:t>
+      </w:r>
+    </w:p>
+    <w:p>
+      <w:pPr>
+        <w:spacing w:before="80" w:after="80" w:line="348" w:lineRule="auto"/>
+        <w:ind w:left="432"/>
+      </w:pPr>
+      <w:r>
+        <w:rPr>
+          <w:b/>
+          <w:color w:val="1F4E79"/>
+          <w:sz w:val="22"/>
+        </w:rPr>
+        <w:t xml:space="preserve">SAY     </w:t>
+      </w:r>
       <w:r>
         <w:rPr>
           <w:sz w:val="26"/>
         </w:rPr>
-        <w:t>Attack C is Gaussian noise — a sensor with random noise injected.</w:t>
-      </w:r>
-    </w:p>
-    <w:p>
-      <w:pPr>
-        <w:spacing w:before="80" w:after="80"/>
-        <w:ind w:left="432"/>
-      </w:pPr>
-      <w:r>
-        <w:rPr>
-          <w:b/>
-          <w:color w:val="141414"/>
-          <w:sz w:val="26"/>
-        </w:rPr>
-        <w:t>All three files are copies of clean engine seventeen data. But in each one, exactly one sensor channel has been manipulated. Find which one.</w:t>
-      </w:r>
-    </w:p>
-    <w:p>
-      <w:pPr>
-        <w:spacing w:before="360" w:after="40"/>
+        <w:t>All three files are copies of clean engine seventeen data. In each one, exactly one sensor channel has been manipulated. Find which one.</w:t>
+      </w:r>
+    </w:p>
+    <w:p>
+      <w:pPr>
+        <w:spacing w:before="400" w:after="80"/>
       </w:pPr>
       <w:r>
         <w:rPr>
@@ -2486,7 +5355,7 @@
           <w:color w:val="1F4E79"/>
           <w:sz w:val="30"/>
         </w:rPr>
-        <w:t>Slide 40  ·  A2 Step 1 — RF Baseline</w:t>
+        <w:t>Slide 40  ·  A2 Step 1 — RF Baseline (reference)</w:t>
       </w:r>
       <w:r>
         <w:rPr>
@@ -2499,43 +5368,65 @@
     </w:p>
     <w:p>
       <w:pPr>
-        <w:spacing w:line="348" w:lineRule="auto" w:after="160"/>
-      </w:pPr>
+        <w:spacing w:before="80" w:after="80" w:line="336" w:lineRule="auto"/>
+      </w:pPr>
+      <w:r>
+        <w:rPr>
+          <w:b/>
+          <w:color w:val="666666"/>
+          <w:sz w:val="22"/>
+        </w:rPr>
+        <w:t xml:space="preserve">ON SCREEN  </w:t>
+      </w:r>
       <w:r>
         <w:rPr>
           <w:sz w:val="26"/>
         </w:rPr>
-        <w:t>First, we add a RandomForest baseline. Same data, same labels.</w:t>
-      </w:r>
-    </w:p>
-    <w:p>
-      <w:pPr>
-        <w:spacing w:line="348" w:lineRule="auto" w:after="160"/>
-      </w:pPr>
+        <w:t>STEP 1 / 7. Code adds a RandomForest. Right side shows two near-identical accuracies.</w:t>
+      </w:r>
+    </w:p>
+    <w:p>
+      <w:pPr>
+        <w:spacing w:before="80" w:after="80" w:line="336" w:lineRule="auto"/>
+      </w:pPr>
+      <w:r>
+        <w:rPr>
+          <w:b/>
+          <w:color w:val="B76700"/>
+          <w:sz w:val="22"/>
+        </w:rPr>
+        <w:t xml:space="preserve">DO           </w:t>
+      </w:r>
       <w:r>
         <w:rPr>
           <w:sz w:val="26"/>
         </w:rPr>
-        <w:t>When you run this, you should see two accuracies. SoftTree around 0.841. RandomForest around 0.843. Essentially identical on clean data.</w:t>
-      </w:r>
-    </w:p>
-    <w:p>
-      <w:pPr>
-        <w:spacing w:before="80" w:after="80"/>
+        <w:t>Briefly walk through the slide if a team asks. Most teams will just read it in their notebook.</w:t>
+      </w:r>
+    </w:p>
+    <w:p>
+      <w:pPr>
+        <w:spacing w:before="80" w:after="80" w:line="348" w:lineRule="auto"/>
         <w:ind w:left="432"/>
       </w:pPr>
       <w:r>
         <w:rPr>
           <w:b/>
-          <w:color w:val="141414"/>
+          <w:color w:val="1F4E79"/>
+          <w:sz w:val="22"/>
+        </w:rPr>
+        <w:t xml:space="preserve">SAY     </w:t>
+      </w:r>
+      <w:r>
+        <w:rPr>
           <w:sz w:val="26"/>
         </w:rPr>
-        <w:t>The whole point of this activity is showing what happens when we move OFF clean data.</w:t>
-      </w:r>
-    </w:p>
-    <w:p>
-      <w:pPr>
-        <w:spacing w:before="360" w:after="40"/>
+        <w:t>Step 1. Add a RandomForest baseline. SoftTree about 0.841, RandomForest about 0.843. Essentially identical on clean data. The point of this activity is what happens OFF clean data.</w:t>
+      </w:r>
+    </w:p>
+    <w:p>
+      <w:pPr>
+        <w:spacing w:before="400" w:after="80"/>
       </w:pPr>
       <w:r>
         <w:rPr>
@@ -2543,7 +5434,7 @@
           <w:color w:val="1F4E79"/>
           <w:sz w:val="30"/>
         </w:rPr>
-        <w:t>Slide 41  ·  A2 Step 2 — Clean Baseline</w:t>
+        <w:t>Slide 41  ·  A2 Step 2 — Clean Baseline (reference)</w:t>
       </w:r>
       <w:r>
         <w:rPr>
@@ -2556,29 +5447,46 @@
     </w:p>
     <w:p>
       <w:pPr>
-        <w:spacing w:line="348" w:lineRule="auto" w:after="160"/>
-      </w:pPr>
+        <w:spacing w:before="80" w:after="80" w:line="336" w:lineRule="auto"/>
+      </w:pPr>
+      <w:r>
+        <w:rPr>
+          <w:b/>
+          <w:color w:val="666666"/>
+          <w:sz w:val="22"/>
+        </w:rPr>
+        <w:t xml:space="preserve">ON SCREEN  </w:t>
+      </w:r>
       <w:r>
         <w:rPr>
           <w:sz w:val="26"/>
         </w:rPr>
-        <w:t>Now we load the clean engine seventeen file. This is the reference — the un-attacked version. We run both models on it and store the predictions.</w:t>
-      </w:r>
-    </w:p>
-    <w:p>
-      <w:pPr>
-        <w:spacing w:line="348" w:lineRule="auto" w:after="160"/>
-      </w:pPr>
+        <w:t>STEP 2 / 7. Code predicts on clean engine 17. Right side: 276 cycles, 0.95 agreement.</w:t>
+      </w:r>
+    </w:p>
+    <w:p>
+      <w:pPr>
+        <w:spacing w:before="80" w:after="80" w:line="348" w:lineRule="auto"/>
+        <w:ind w:left="432"/>
+      </w:pPr>
+      <w:r>
+        <w:rPr>
+          <w:b/>
+          <w:color w:val="1F4E79"/>
+          <w:sz w:val="22"/>
+        </w:rPr>
+        <w:t xml:space="preserve">SAY     </w:t>
+      </w:r>
       <w:r>
         <w:rPr>
           <w:sz w:val="26"/>
         </w:rPr>
-        <w:t>After this you should see two hundred and seventy-six cycles. And the two models agree on ninety-five percent of them. That's our baseline. When reality is normal, the two models say the same thing.</w:t>
-      </w:r>
-    </w:p>
-    <w:p>
-      <w:pPr>
-        <w:spacing w:before="360" w:after="40"/>
+        <w:t>Step 2. Predict on clean engine seventeen. Both models agree on ninety-five percent of cycles. That's our baseline.</w:t>
+      </w:r>
+    </w:p>
+    <w:p>
+      <w:pPr>
+        <w:spacing w:before="400" w:after="80"/>
       </w:pPr>
       <w:r>
         <w:rPr>
@@ -2586,7 +5494,7 @@
           <w:color w:val="1F4E79"/>
           <w:sz w:val="30"/>
         </w:rPr>
-        <w:t>Slide 42  ·  A2 Step 3 — Score Attacks</w:t>
+        <w:t>Slide 42  ·  A2 Step 3 — Score Attacks (reference)</w:t>
       </w:r>
       <w:r>
         <w:rPr>
@@ -2599,90 +5507,46 @@
     </w:p>
     <w:p>
       <w:pPr>
-        <w:spacing w:line="348" w:lineRule="auto" w:after="160"/>
-      </w:pPr>
+        <w:spacing w:before="80" w:after="80" w:line="336" w:lineRule="auto"/>
+      </w:pPr>
+      <w:r>
+        <w:rPr>
+          <w:b/>
+          <w:color w:val="666666"/>
+          <w:sz w:val="22"/>
+        </w:rPr>
+        <w:t xml:space="preserve">ON SCREEN  </w:t>
+      </w:r>
       <w:r>
         <w:rPr>
           <w:sz w:val="26"/>
         </w:rPr>
-        <w:t>Now we run both models on each of the three attack files, and compare against the clean baseline.</w:t>
-      </w:r>
-    </w:p>
-    <w:p>
-      <w:pPr>
-        <w:spacing w:line="348" w:lineRule="auto" w:after="160"/>
-      </w:pPr>
+        <w:t>STEP 3 / 7. Loop counting prediction changes per attack file. Right side: per-file Tree and RF counts.</w:t>
+      </w:r>
+    </w:p>
+    <w:p>
+      <w:pPr>
+        <w:spacing w:before="80" w:after="80" w:line="348" w:lineRule="auto"/>
+        <w:ind w:left="432"/>
+      </w:pPr>
+      <w:r>
+        <w:rPr>
+          <w:b/>
+          <w:color w:val="1F4E79"/>
+          <w:sz w:val="22"/>
+        </w:rPr>
+        <w:t xml:space="preserve">SAY     </w:t>
+      </w:r>
       <w:r>
         <w:rPr>
           <w:sz w:val="26"/>
         </w:rPr>
-        <w:t>Read your output carefully.</w:t>
-      </w:r>
-    </w:p>
-    <w:p>
-      <w:pPr>
-        <w:spacing w:line="348" w:lineRule="auto" w:after="160"/>
-      </w:pPr>
-      <w:r>
-        <w:rPr>
-          <w:sz w:val="26"/>
-        </w:rPr>
-        <w:t>Attack A: tree changed eighteen cycles, RandomForest changed fourteen.</w:t>
-      </w:r>
-    </w:p>
-    <w:p>
-      <w:pPr>
-        <w:spacing w:line="348" w:lineRule="auto" w:after="160"/>
-      </w:pPr>
-      <w:r>
-        <w:rPr>
-          <w:sz w:val="26"/>
-        </w:rPr>
-        <w:t>Attack B: tree changed thirty-three, RandomForest changed eight.</w:t>
-      </w:r>
-    </w:p>
-    <w:p>
-      <w:pPr>
-        <w:spacing w:before="80" w:after="80"/>
-        <w:ind w:left="432"/>
-      </w:pPr>
-      <w:r>
-        <w:rPr>
-          <w:b/>
-          <w:color w:val="141414"/>
-          <w:sz w:val="26"/>
-        </w:rPr>
-        <w:t>Attack C — and this is the one — tree changed eight, RandomForest changed only one.</w:t>
-      </w:r>
-    </w:p>
-    <w:p>
-      <w:pPr>
-        <w:spacing w:line="348" w:lineRule="auto" w:after="160"/>
-      </w:pPr>
-      <w:r>
-        <w:rPr>
-          <w:sz w:val="26"/>
-        </w:rPr>
-        <w:t>The RandomForest barely noticed Attack C. It says 'everything looks fine' when in reality a sensor is broken. The Soft Tree caught eight cycles.</w:t>
-      </w:r>
-    </w:p>
-    <w:p>
-      <w:pPr>
-        <w:spacing w:before="80" w:after="80"/>
-        <w:ind w:left="432"/>
-      </w:pPr>
-      <w:r>
-        <w:rPr>
-          <w:b/>
-          <w:color w:val="141414"/>
-          <w:sz w:val="26"/>
-        </w:rPr>
-        <w:t>The explainable model is also the more sensitive one to subtle manipulations. That's not a coincidence.</w:t>
-      </w:r>
-    </w:p>
-    <w:p>
-      <w:pPr>
-        <w:spacing w:before="360" w:after="40"/>
+        <w:t>Step 3. Run both models on each attack file. Count cycle-by-cycle disagreement against the clean baseline. Watch Attack C — RandomForest changes only one cycle. It is essentially blind to the attack. The Soft Tree caught eight.</w:t>
+      </w:r>
+    </w:p>
+    <w:p>
+      <w:pPr>
+        <w:spacing w:before="400" w:after="80"/>
       </w:pPr>
       <w:r>
         <w:rPr>
@@ -2690,7 +5554,7 @@
           <w:color w:val="1F4E79"/>
           <w:sz w:val="30"/>
         </w:rPr>
-        <w:t>Slide 43  ·  A2 Step 4 — Attack A</w:t>
+        <w:t>Slide 43  ·  A2 Step 4 — Attack A (reference)</w:t>
       </w:r>
       <w:r>
         <w:rPr>
@@ -2703,67 +5567,46 @@
     </w:p>
     <w:p>
       <w:pPr>
-        <w:spacing w:line="348" w:lineRule="auto" w:after="160"/>
-      </w:pPr>
+        <w:spacing w:before="80" w:after="80" w:line="336" w:lineRule="auto"/>
+      </w:pPr>
+      <w:r>
+        <w:rPr>
+          <w:b/>
+          <w:color w:val="666666"/>
+          <w:sz w:val="22"/>
+        </w:rPr>
+        <w:t xml:space="preserve">ON SCREEN  </w:t>
+      </w:r>
       <w:r>
         <w:rPr>
           <w:sz w:val="26"/>
         </w:rPr>
-        <w:t>Now we visualize Attack A. We plot each sensor twice. Clean in blue. Attack in orange.</w:t>
-      </w:r>
-    </w:p>
-    <w:p>
-      <w:pPr>
-        <w:spacing w:line="348" w:lineRule="auto" w:after="160"/>
-      </w:pPr>
+        <w:t>STEP 4 / 7. Plot loop. Right side: 4x4 grid showing clean (blue) and attack (orange) overlays.</w:t>
+      </w:r>
+    </w:p>
+    <w:p>
+      <w:pPr>
+        <w:spacing w:before="80" w:after="80" w:line="348" w:lineRule="auto"/>
+        <w:ind w:left="432"/>
+      </w:pPr>
+      <w:r>
+        <w:rPr>
+          <w:b/>
+          <w:color w:val="1F4E79"/>
+          <w:sz w:val="22"/>
+        </w:rPr>
+        <w:t xml:space="preserve">SAY     </w:t>
+      </w:r>
       <w:r>
         <w:rPr>
           <w:sz w:val="26"/>
         </w:rPr>
-        <w:t>Fourteen of the fifteen panels will show only one line — because the blue and orange overlap exactly. But ONE panel will show two separate lines. That's your manipulated sensor.</w:t>
-      </w:r>
-    </w:p>
-    <w:p>
-      <w:pPr>
-        <w:spacing w:line="348" w:lineRule="auto" w:after="160"/>
-      </w:pPr>
-      <w:r>
-        <w:rPr>
-          <w:sz w:val="26"/>
-        </w:rPr>
-        <w:t>Look carefully. Which sensor is it?</w:t>
-      </w:r>
-    </w:p>
-    <w:p>
-      <w:pPr>
-        <w:spacing w:before="40" w:after="160"/>
-      </w:pPr>
-      <w:r>
-        <w:rPr>
-          <w:i/>
-          <w:color w:val="996600"/>
-          <w:sz w:val="22"/>
-        </w:rPr>
-        <w:t>[Pause. Let teams whisper to each other.]</w:t>
-      </w:r>
-    </w:p>
-    <w:p>
-      <w:pPr>
-        <w:spacing w:before="80" w:after="80"/>
-        <w:ind w:left="432"/>
-      </w:pPr>
-      <w:r>
-        <w:rPr>
-          <w:b/>
-          <w:color w:val="141414"/>
-          <w:sz w:val="26"/>
-        </w:rPr>
-        <w:t>If you see two parallel lines — same shape, just shifted — that's drift. A constant offset. The answer is sensor eleven.</w:t>
-      </w:r>
-    </w:p>
-    <w:p>
-      <w:pPr>
-        <w:spacing w:before="360" w:after="40"/>
+        <w:t>Step 4. Visualize Attack A. Fourteen panels overlap. One shows two parallel lines — a constant offset. That's drift. Answer: sensor eleven.</w:t>
+      </w:r>
+    </w:p>
+    <w:p>
+      <w:pPr>
+        <w:spacing w:before="400" w:after="80"/>
       </w:pPr>
       <w:r>
         <w:rPr>
@@ -2771,7 +5614,7 @@
           <w:color w:val="1F4E79"/>
           <w:sz w:val="30"/>
         </w:rPr>
-        <w:t>Slide 44  ·  A2 Step 5 — Attack B</w:t>
+        <w:t>Slide 44  ·  A2 Step 5 — Attack B (reference)</w:t>
       </w:r>
       <w:r>
         <w:rPr>
@@ -2784,79 +5627,46 @@
     </w:p>
     <w:p>
       <w:pPr>
-        <w:spacing w:line="348" w:lineRule="auto" w:after="160"/>
-      </w:pPr>
+        <w:spacing w:before="80" w:after="80" w:line="336" w:lineRule="auto"/>
+      </w:pPr>
+      <w:r>
+        <w:rPr>
+          <w:b/>
+          <w:color w:val="666666"/>
+          <w:sz w:val="22"/>
+        </w:rPr>
+        <w:t xml:space="preserve">ON SCREEN  </w:t>
+      </w:r>
       <w:r>
         <w:rPr>
           <w:sz w:val="26"/>
         </w:rPr>
-        <w:t>Same plot. Same logic. For Attack B.</w:t>
-      </w:r>
-    </w:p>
-    <w:p>
-      <w:pPr>
-        <w:spacing w:line="348" w:lineRule="auto" w:after="160"/>
-      </w:pPr>
+        <w:t>STEP 5 / 7. Same plot pattern; Attack B's one sensor is a flat orange line.</w:t>
+      </w:r>
+    </w:p>
+    <w:p>
+      <w:pPr>
+        <w:spacing w:before="80" w:after="80" w:line="348" w:lineRule="auto"/>
+        <w:ind w:left="432"/>
+      </w:pPr>
+      <w:r>
+        <w:rPr>
+          <w:b/>
+          <w:color w:val="1F4E79"/>
+          <w:sz w:val="22"/>
+        </w:rPr>
+        <w:t xml:space="preserve">SAY     </w:t>
+      </w:r>
       <w:r>
         <w:rPr>
           <w:sz w:val="26"/>
         </w:rPr>
-        <w:t>Look for the sensor where blue and orange diverge. This time the orange line will be completely flat — frozen at one value, while the blue line keeps evolving.</w:t>
-      </w:r>
-    </w:p>
-    <w:p>
-      <w:pPr>
-        <w:spacing w:line="348" w:lineRule="auto" w:after="160"/>
-      </w:pPr>
-      <w:r>
-        <w:rPr>
-          <w:sz w:val="26"/>
-        </w:rPr>
-        <w:t>That's stuck-at. Which sensor?</w:t>
-      </w:r>
-    </w:p>
-    <w:p>
-      <w:pPr>
-        <w:spacing w:before="80" w:after="80"/>
-        <w:ind w:left="432"/>
-      </w:pPr>
-      <w:r>
-        <w:rPr>
-          <w:b/>
-          <w:color w:val="141414"/>
-          <w:sz w:val="26"/>
-        </w:rPr>
-        <w:t>Sensor fourteen.</w:t>
-      </w:r>
-    </w:p>
-    <w:p>
-      <w:pPr>
-        <w:spacing w:line="348" w:lineRule="auto" w:after="160"/>
-      </w:pPr>
-      <w:r>
-        <w:rPr>
-          <w:sz w:val="26"/>
-        </w:rPr>
-        <w:t>Now think about this. Sensor fourteen was a pillar of our model in Activity 1, Step 10. Whoever attacked engine seventeen went after exactly what the model relies on the most.</w:t>
-      </w:r>
-    </w:p>
-    <w:p>
-      <w:pPr>
-        <w:spacing w:before="80" w:after="80"/>
-        <w:ind w:left="432"/>
-      </w:pPr>
-      <w:r>
-        <w:rPr>
-          <w:b/>
-          <w:color w:val="141414"/>
-          <w:sz w:val="26"/>
-        </w:rPr>
-        <w:t>That's not a coincidence. That's how adversarial attacks work.</w:t>
-      </w:r>
-    </w:p>
-    <w:p>
-      <w:pPr>
-        <w:spacing w:before="360" w:after="40"/>
+        <w:t>Step 5. Attack B. One sensor's orange line is completely flat while the blue line keeps evolving. Stuck-at. Sensor fourteen — which was also a pillar in Activity 1 step 10. Attackers went for what the model relies on the most.</w:t>
+      </w:r>
+    </w:p>
+    <w:p>
+      <w:pPr>
+        <w:spacing w:before="400" w:after="80"/>
       </w:pPr>
       <w:r>
         <w:rPr>
@@ -2864,7 +5674,7 @@
           <w:color w:val="1F4E79"/>
           <w:sz w:val="30"/>
         </w:rPr>
-        <w:t>Slide 45  ·  A2 Step 6 — Attack C</w:t>
+        <w:t>Slide 45  ·  A2 Step 6 — Attack C (reference)</w:t>
       </w:r>
       <w:r>
         <w:rPr>
@@ -2877,65 +5687,46 @@
     </w:p>
     <w:p>
       <w:pPr>
-        <w:spacing w:line="348" w:lineRule="auto" w:after="160"/>
-      </w:pPr>
+        <w:spacing w:before="80" w:after="80" w:line="336" w:lineRule="auto"/>
+      </w:pPr>
+      <w:r>
+        <w:rPr>
+          <w:b/>
+          <w:color w:val="666666"/>
+          <w:sz w:val="22"/>
+        </w:rPr>
+        <w:t xml:space="preserve">ON SCREEN  </w:t>
+      </w:r>
       <w:r>
         <w:rPr>
           <w:sz w:val="26"/>
         </w:rPr>
-        <w:t>Attack C is the subtlest one.</w:t>
-      </w:r>
-    </w:p>
-    <w:p>
-      <w:pPr>
-        <w:spacing w:line="348" w:lineRule="auto" w:after="160"/>
-      </w:pPr>
+        <w:t>STEP 6 / 7. Attack C plot; one sensor's orange line is noticeably jaggier than blue.</w:t>
+      </w:r>
+    </w:p>
+    <w:p>
+      <w:pPr>
+        <w:spacing w:before="80" w:after="80" w:line="348" w:lineRule="auto"/>
+        <w:ind w:left="432"/>
+      </w:pPr>
+      <w:r>
+        <w:rPr>
+          <w:b/>
+          <w:color w:val="1F4E79"/>
+          <w:sz w:val="22"/>
+        </w:rPr>
+        <w:t xml:space="preserve">SAY     </w:t>
+      </w:r>
       <w:r>
         <w:rPr>
           <w:sz w:val="26"/>
         </w:rPr>
-        <w:t>Look at all fifteen panels. In one of them, the orange line follows the same trend as blue — but it's noticeably more jagged. More wobbly. Same average. Much higher variance. That's Gaussian noise.</w:t>
-      </w:r>
-    </w:p>
-    <w:p>
-      <w:pPr>
-        <w:spacing w:line="348" w:lineRule="auto" w:after="160"/>
-      </w:pPr>
-      <w:r>
-        <w:rPr>
-          <w:sz w:val="26"/>
-        </w:rPr>
-        <w:t>Which sensor?</w:t>
-      </w:r>
-    </w:p>
-    <w:p>
-      <w:pPr>
-        <w:spacing w:before="80" w:after="80"/>
-        <w:ind w:left="432"/>
-      </w:pPr>
-      <w:r>
-        <w:rPr>
-          <w:b/>
-          <w:color w:val="141414"/>
-          <w:sz w:val="26"/>
-        </w:rPr>
-        <w:t>Sensor nine.</w:t>
-      </w:r>
-    </w:p>
-    <w:p>
-      <w:pPr>
-        <w:spacing w:line="348" w:lineRule="auto" w:after="160"/>
-      </w:pPr>
-      <w:r>
-        <w:rPr>
-          <w:sz w:val="26"/>
-        </w:rPr>
-        <w:t>This one is the hardest to catch visually because the overall trend is preserved. Only the noise level changes. That's why the RandomForest missed it. The trend was right, so it kept saying 'fine.'</w:t>
-      </w:r>
-    </w:p>
-    <w:p>
-      <w:pPr>
-        <w:spacing w:before="360" w:after="40"/>
+        <w:t>Step 6. Attack C. Same trend, much higher variance. Gaussian noise. Sensor nine. The trend is preserved, only the noise level changes — that's why RandomForest kept saying 'fine'.</w:t>
+      </w:r>
+    </w:p>
+    <w:p>
+      <w:pPr>
+        <w:spacing w:before="400" w:after="80"/>
       </w:pPr>
       <w:r>
         <w:rPr>
@@ -2943,7 +5734,7 @@
           <w:color w:val="1F4E79"/>
           <w:sz w:val="30"/>
         </w:rPr>
-        <w:t>Slide 46  ·  A2 Step 7 — Quantify</w:t>
+        <w:t>Slide 46  ·  A2 Step 7 — Quantify (reference)</w:t>
       </w:r>
       <w:r>
         <w:rPr>
@@ -2956,82 +5747,41 @@
     </w:p>
     <w:p>
       <w:pPr>
-        <w:spacing w:line="348" w:lineRule="auto" w:after="160"/>
-      </w:pPr>
+        <w:spacing w:before="80" w:after="80" w:line="336" w:lineRule="auto"/>
+      </w:pPr>
+      <w:r>
+        <w:rPr>
+          <w:b/>
+          <w:color w:val="666666"/>
+          <w:sz w:val="22"/>
+        </w:rPr>
+        <w:t xml:space="preserve">ON SCREEN  </w:t>
+      </w:r>
       <w:r>
         <w:rPr>
           <w:sz w:val="26"/>
         </w:rPr>
-        <w:t>Last step. Let's quantify what we just saw with our eyes.</w:t>
-      </w:r>
-    </w:p>
-    <w:p>
-      <w:pPr>
-        <w:spacing w:line="348" w:lineRule="auto" w:after="160"/>
-      </w:pPr>
+        <w:t>STEP 7 / 7. Loop printing top-3 divergent sensors per attack. Right side: clean numerical confirmation.</w:t>
+      </w:r>
+    </w:p>
+    <w:p>
+      <w:pPr>
+        <w:spacing w:before="80" w:after="80" w:line="348" w:lineRule="auto"/>
+        <w:ind w:left="432"/>
+      </w:pPr>
+      <w:r>
+        <w:rPr>
+          <w:b/>
+          <w:color w:val="1F4E79"/>
+          <w:sz w:val="22"/>
+        </w:rPr>
+        <w:t xml:space="preserve">SAY     </w:t>
+      </w:r>
       <w:r>
         <w:rPr>
           <w:sz w:val="26"/>
         </w:rPr>
-        <w:t>For each attack file, we compute the mean absolute difference between clean and attack for every sensor. Then we print the top three sensors that differ.</w:t>
-      </w:r>
-    </w:p>
-    <w:p>
-      <w:pPr>
-        <w:spacing w:line="348" w:lineRule="auto" w:after="160"/>
-      </w:pPr>
-      <w:r>
-        <w:rPr>
-          <w:sz w:val="26"/>
-        </w:rPr>
-        <w:t>After this runs, you should see:</w:t>
-      </w:r>
-    </w:p>
-    <w:p>
-      <w:pPr>
-        <w:spacing w:line="348" w:lineRule="auto" w:after="160"/>
-      </w:pPr>
-      <w:r>
-        <w:rPr>
-          <w:sz w:val="26"/>
-        </w:rPr>
-        <w:t>Attack A — sensor eleven first, the rest zero.</w:t>
-      </w:r>
-    </w:p>
-    <w:p>
-      <w:pPr>
-        <w:spacing w:line="348" w:lineRule="auto" w:after="160"/>
-      </w:pPr>
-      <w:r>
-        <w:rPr>
-          <w:sz w:val="26"/>
-        </w:rPr>
-        <w:t>Attack B — sensor fourteen first with a huge number, nineteen-point-eight-nine. The rest zero.</w:t>
-      </w:r>
-    </w:p>
-    <w:p>
-      <w:pPr>
-        <w:spacing w:line="348" w:lineRule="auto" w:after="160"/>
-      </w:pPr>
-      <w:r>
-        <w:rPr>
-          <w:sz w:val="26"/>
-        </w:rPr>
-        <w:t>Attack C — sensor nine first, six-point-four-two. The rest zero.</w:t>
-      </w:r>
-    </w:p>
-    <w:p>
-      <w:pPr>
-        <w:spacing w:before="80" w:after="80"/>
-        <w:ind w:left="432"/>
-      </w:pPr>
-      <w:r>
-        <w:rPr>
-          <w:b/>
-          <w:color w:val="141414"/>
-          <w:sz w:val="26"/>
-        </w:rPr>
-        <w:t>Notice that for each attack, only ONE sensor differs at all. The other fourteen are perfectly identical. Attackers don't manipulate everything. They go after one sensor and try to stay hidden. Our model caught them anyway.</w:t>
+        <w:t>Step 7. Quantify the divergence. For each attack, only one sensor has a non-zero divergence. Sensor eleven for A, sensor fourteen for B, sensor nine for C. The other fourteen are identical between clean and attack. Attackers manipulate one sensor and try to stay hidden. Our model caught them anyway.</w:t>
       </w:r>
     </w:p>
     <w:p>
@@ -3062,7 +5812,7 @@
           <w:color w:val="888888"/>
           <w:sz w:val="22"/>
         </w:rPr>
-        <w:t>Running time 11:00 to 11:15</w:t>
+        <w:t>Running time 11:00 to 11:15 · 15 minutes</w:t>
       </w:r>
     </w:p>
     <w:p>
@@ -3074,7 +5824,7 @@
     </w:p>
     <w:p>
       <w:pPr>
-        <w:spacing w:before="360" w:after="40"/>
+        <w:spacing w:before="400" w:after="80"/>
       </w:pPr>
       <w:r>
         <w:rPr>
@@ -3095,45 +5845,104 @@
     </w:p>
     <w:p>
       <w:pPr>
-        <w:spacing w:before="40" w:after="160"/>
-      </w:pPr>
-      <w:r>
-        <w:rPr>
-          <w:i/>
-          <w:color w:val="996600"/>
-          <w:sz w:val="22"/>
-        </w:rPr>
-        <w:t>[This slide stays UP for the full 17-minute team work window. The seven step slides (Steps 40 to 46) are reference material the students follow in their notebooks; you do not need to walk through each one on stage. Start the timer here.]</w:t>
-      </w:r>
-    </w:p>
-    <w:p>
-      <w:pPr>
-        <w:spacing w:line="348" w:lineRule="auto" w:after="160"/>
-      </w:pPr>
+        <w:spacing w:before="80" w:after="80" w:line="336" w:lineRule="auto"/>
+      </w:pPr>
+      <w:r>
+        <w:rPr>
+          <w:b/>
+          <w:color w:val="666666"/>
+          <w:sz w:val="22"/>
+        </w:rPr>
+        <w:t xml:space="preserve">ON SCREEN  </w:t>
+      </w:r>
       <w:r>
         <w:rPr>
           <w:sz w:val="26"/>
         </w:rPr>
-        <w:t>Okay, seventeen minutes on the clock starting now. The seven steps are in your notebook — follow them top to bottom. Discuss with your team. I'm walking around. If you have questions, raise a hand.</w:t>
-      </w:r>
-    </w:p>
-    <w:p>
-      <w:pPr>
-        <w:spacing w:before="80" w:after="80"/>
+        <w:t>Large '⏱ 17 minutes' on a dark slide. This is the slide that stays up while teams work.</w:t>
+      </w:r>
+    </w:p>
+    <w:p>
+      <w:pPr>
+        <w:spacing w:before="80" w:after="80" w:line="336" w:lineRule="auto"/>
+      </w:pPr>
+      <w:r>
+        <w:rPr>
+          <w:b/>
+          <w:color w:val="B76700"/>
+          <w:sz w:val="22"/>
+        </w:rPr>
+        <w:t xml:space="preserve">DO           </w:t>
+      </w:r>
+      <w:r>
+        <w:rPr>
+          <w:sz w:val="26"/>
+        </w:rPr>
+        <w:t>This is the slide the projector shows while teams work. The seven step slides above are reference material the students follow IN THEIR NOTEBOOKS. You do NOT need to walk through each one on stage. Just leave this clock slide up.</w:t>
+      </w:r>
+    </w:p>
+    <w:p>
+      <w:pPr>
+        <w:spacing w:before="80" w:after="80" w:line="348" w:lineRule="auto"/>
         <w:ind w:left="432"/>
       </w:pPr>
       <w:r>
         <w:rPr>
           <w:b/>
-          <w:color w:val="141414"/>
+          <w:color w:val="1F4E79"/>
+          <w:sz w:val="22"/>
+        </w:rPr>
+        <w:t xml:space="preserve">SAY     </w:t>
+      </w:r>
+      <w:r>
+        <w:rPr>
           <w:sz w:val="26"/>
         </w:rPr>
+        <w:t>Seventeen minutes on the clock starting now. The seven steps are in your notebook — follow them top to bottom. Discuss with your team. I'm walking around. Raise a hand if you have questions.</w:t>
+      </w:r>
+    </w:p>
+    <w:p>
+      <w:pPr>
+        <w:spacing w:before="80" w:after="80" w:line="348" w:lineRule="auto"/>
+        <w:ind w:left="432"/>
+      </w:pPr>
+      <w:r>
+        <w:rPr>
+          <w:b/>
+          <w:color w:val="1F4E79"/>
+          <w:sz w:val="22"/>
+        </w:rPr>
+        <w:t xml:space="preserve">SAY     </w:t>
+      </w:r>
+      <w:r>
+        <w:rPr>
+          <w:sz w:val="26"/>
+        </w:rPr>
         <w:t>I'll give hints, but I will not give you the answer. Go.</w:t>
       </w:r>
     </w:p>
     <w:p>
       <w:pPr>
-        <w:spacing w:before="360" w:after="40"/>
+        <w:spacing w:before="80" w:after="80" w:line="336" w:lineRule="auto"/>
+      </w:pPr>
+      <w:r>
+        <w:rPr>
+          <w:b/>
+          <w:color w:val="B76700"/>
+          <w:sz w:val="22"/>
+        </w:rPr>
+        <w:t xml:space="preserve">DO           </w:t>
+      </w:r>
+      <w:r>
+        <w:rPr>
+          <w:sz w:val="26"/>
+        </w:rPr>
+        <w:t>Start the timer. Walk the room. Provoke teams who finish early: 'Show me your reasoning, not just your answer.' Help teams that are stuck — but don't reveal which sensor.</w:t>
+      </w:r>
+    </w:p>
+    <w:p>
+      <w:pPr>
+        <w:spacing w:before="400" w:after="80"/>
       </w:pPr>
       <w:r>
         <w:rPr>
@@ -3154,57 +5963,97 @@
     </w:p>
     <w:p>
       <w:pPr>
-        <w:spacing w:line="348" w:lineRule="auto" w:after="160"/>
-      </w:pPr>
+        <w:spacing w:before="80" w:after="80" w:line="336" w:lineRule="auto"/>
+      </w:pPr>
+      <w:r>
+        <w:rPr>
+          <w:b/>
+          <w:color w:val="666666"/>
+          <w:sz w:val="22"/>
+        </w:rPr>
+        <w:t xml:space="preserve">ON SCREEN  </w:t>
+      </w:r>
       <w:r>
         <w:rPr>
           <w:sz w:val="26"/>
         </w:rPr>
-        <w:t>Okay, time's up. Here are the answers.</w:t>
-      </w:r>
-    </w:p>
-    <w:p>
-      <w:pPr>
-        <w:spacing w:line="348" w:lineRule="auto" w:after="160"/>
-      </w:pPr>
+        <w:t>A three-row answer table: A=11 drift, B=14 stuck-at, C=9 noise, plus a trophy emoji.</w:t>
+      </w:r>
+    </w:p>
+    <w:p>
+      <w:pPr>
+        <w:spacing w:before="80" w:after="80" w:line="348" w:lineRule="auto"/>
+        <w:ind w:left="432"/>
+      </w:pPr>
+      <w:r>
+        <w:rPr>
+          <w:b/>
+          <w:color w:val="1F4E79"/>
+          <w:sz w:val="22"/>
+        </w:rPr>
+        <w:t xml:space="preserve">SAY     </w:t>
+      </w:r>
       <w:r>
         <w:rPr>
           <w:sz w:val="26"/>
         </w:rPr>
-        <w:t>Attack A is sensor eleven. Drift.</w:t>
-      </w:r>
-    </w:p>
-    <w:p>
-      <w:pPr>
-        <w:spacing w:line="348" w:lineRule="auto" w:after="160"/>
-      </w:pPr>
+        <w:t>Time's up. Here are the answers.</w:t>
+      </w:r>
+    </w:p>
+    <w:p>
+      <w:pPr>
+        <w:spacing w:before="80" w:after="80" w:line="336" w:lineRule="auto"/>
+      </w:pPr>
+      <w:r>
+        <w:rPr>
+          <w:b/>
+          <w:color w:val="B76700"/>
+          <w:sz w:val="22"/>
+        </w:rPr>
+        <w:t xml:space="preserve">DO           </w:t>
+      </w:r>
       <w:r>
         <w:rPr>
           <w:sz w:val="26"/>
         </w:rPr>
-        <w:t>Attack B is sensor fourteen. Stuck-at.</w:t>
-      </w:r>
-    </w:p>
-    <w:p>
-      <w:pPr>
-        <w:spacing w:line="348" w:lineRule="auto" w:after="160"/>
-      </w:pPr>
+        <w:t>Point at each row in the table.</w:t>
+      </w:r>
+    </w:p>
+    <w:p>
+      <w:pPr>
+        <w:spacing w:before="80" w:after="80" w:line="348" w:lineRule="auto"/>
+        <w:ind w:left="432"/>
+      </w:pPr>
+      <w:r>
+        <w:rPr>
+          <w:b/>
+          <w:color w:val="1F4E79"/>
+          <w:sz w:val="22"/>
+        </w:rPr>
+        <w:t xml:space="preserve">SAY     </w:t>
+      </w:r>
       <w:r>
         <w:rPr>
           <w:sz w:val="26"/>
         </w:rPr>
-        <w:t>Attack C is sensor nine. Gaussian noise.</w:t>
-      </w:r>
-    </w:p>
-    <w:p>
-      <w:pPr>
-        <w:spacing w:before="80" w:after="80"/>
+        <w:t>Attack A is sensor eleven. Drift. Attack B is sensor fourteen. Stuck-at. Attack C is sensor nine. Gaussian noise.</w:t>
+      </w:r>
+    </w:p>
+    <w:p>
+      <w:pPr>
+        <w:spacing w:before="80" w:after="80" w:line="348" w:lineRule="auto"/>
         <w:ind w:left="432"/>
       </w:pPr>
       <w:r>
         <w:rPr>
           <w:b/>
-          <w:color w:val="141414"/>
+          <w:color w:val="1F4E79"/>
+          <w:sz w:val="22"/>
+        </w:rPr>
+        <w:t xml:space="preserve">SAY     </w:t>
+      </w:r>
+      <w:r>
+        <w:rPr>
           <w:sz w:val="26"/>
         </w:rPr>
         <w:t>Show of hands — which team got all three?</w:t>
@@ -3212,20 +6061,26 @@
     </w:p>
     <w:p>
       <w:pPr>
-        <w:spacing w:before="40" w:after="160"/>
-      </w:pPr>
-      <w:r>
-        <w:rPr>
-          <w:i/>
-          <w:color w:val="996600"/>
-          <w:sz w:val="22"/>
-        </w:rPr>
-        <w:t>[Acknowledge the winning team by name. Lead a round of applause.]</w:t>
-      </w:r>
-    </w:p>
-    <w:p>
-      <w:pPr>
-        <w:spacing w:before="360" w:after="40"/>
+        <w:spacing w:before="80" w:after="80" w:line="336" w:lineRule="auto"/>
+      </w:pPr>
+      <w:r>
+        <w:rPr>
+          <w:b/>
+          <w:color w:val="B76700"/>
+          <w:sz w:val="22"/>
+        </w:rPr>
+        <w:t xml:space="preserve">DO           </w:t>
+      </w:r>
+      <w:r>
+        <w:rPr>
+          <w:sz w:val="26"/>
+        </w:rPr>
+        <w:t>Acknowledge the winning team by name if you can. Lead a round of applause.</w:t>
+      </w:r>
+    </w:p>
+    <w:p>
+      <w:pPr>
+        <w:spacing w:before="400" w:after="80"/>
       </w:pPr>
       <w:r>
         <w:rPr>
@@ -3246,38 +6101,178 @@
     </w:p>
     <w:p>
       <w:pPr>
-        <w:spacing w:line="348" w:lineRule="auto" w:after="160"/>
-      </w:pPr>
+        <w:spacing w:before="80" w:after="80" w:line="336" w:lineRule="auto"/>
+      </w:pPr>
+      <w:r>
+        <w:rPr>
+          <w:b/>
+          <w:color w:val="666666"/>
+          <w:sz w:val="22"/>
+        </w:rPr>
+        <w:t xml:space="preserve">ON SCREEN  </w:t>
+      </w:r>
       <w:r>
         <w:rPr>
           <w:sz w:val="26"/>
         </w:rPr>
+        <w:t>Three bullets explaining the teaching point, then a big italic line about explainability as a debugging tool.</w:t>
+      </w:r>
+    </w:p>
+    <w:p>
+      <w:pPr>
+        <w:spacing w:before="80" w:after="80" w:line="348" w:lineRule="auto"/>
+        <w:ind w:left="432"/>
+      </w:pPr>
+      <w:r>
+        <w:rPr>
+          <w:b/>
+          <w:color w:val="1F4E79"/>
+          <w:sz w:val="22"/>
+        </w:rPr>
+        <w:t xml:space="preserve">SAY     </w:t>
+      </w:r>
+      <w:r>
+        <w:rPr>
+          <w:sz w:val="26"/>
+        </w:rPr>
         <w:t>Here's what we just demonstrated.</w:t>
       </w:r>
     </w:p>
     <w:p>
       <w:pPr>
-        <w:spacing w:line="348" w:lineRule="auto" w:after="160"/>
-      </w:pPr>
+        <w:spacing w:before="80" w:after="80" w:line="336" w:lineRule="auto"/>
+      </w:pPr>
+      <w:r>
+        <w:rPr>
+          <w:b/>
+          <w:color w:val="B76700"/>
+          <w:sz w:val="22"/>
+        </w:rPr>
+        <w:t xml:space="preserve">DO           </w:t>
+      </w:r>
       <w:r>
         <w:rPr>
           <w:sz w:val="26"/>
         </w:rPr>
-        <w:t>The RandomForest changed its prediction under attack, but it couldn't tell you which sensor caused the change. The Soft Decision Tree's split weights shifted in a sensor-specific way. That shift IS the explanation. It's a fingerprint of which sensor the model is leaning on.</w:t>
-      </w:r>
-    </w:p>
-    <w:p>
-      <w:pPr>
-        <w:spacing w:before="80" w:after="80"/>
+        <w:t>Point at the first bullet.</w:t>
+      </w:r>
+    </w:p>
+    <w:p>
+      <w:pPr>
+        <w:spacing w:before="80" w:after="80" w:line="348" w:lineRule="auto"/>
         <w:ind w:left="432"/>
       </w:pPr>
       <w:r>
         <w:rPr>
           <w:b/>
-          <w:color w:val="141414"/>
+          <w:color w:val="1F4E79"/>
+          <w:sz w:val="22"/>
+        </w:rPr>
+        <w:t xml:space="preserve">SAY     </w:t>
+      </w:r>
+      <w:r>
+        <w:rPr>
           <w:sz w:val="26"/>
         </w:rPr>
-        <w:t>And here's the lesson. Explainability isn't just for regulatory compliance. It's also a debugging tool. The same property that lets you defend a model to the FAA also helps your maintenance engineers find the broken hardware. That's the takeaway.</w:t>
+        <w:t>The RandomForest changed its prediction under attack — but it couldn't tell you which sensor caused the change.</w:t>
+      </w:r>
+    </w:p>
+    <w:p>
+      <w:pPr>
+        <w:spacing w:before="80" w:after="80" w:line="336" w:lineRule="auto"/>
+      </w:pPr>
+      <w:r>
+        <w:rPr>
+          <w:b/>
+          <w:color w:val="B76700"/>
+          <w:sz w:val="22"/>
+        </w:rPr>
+        <w:t xml:space="preserve">DO           </w:t>
+      </w:r>
+      <w:r>
+        <w:rPr>
+          <w:sz w:val="26"/>
+        </w:rPr>
+        <w:t>Point at the second bullet.</w:t>
+      </w:r>
+    </w:p>
+    <w:p>
+      <w:pPr>
+        <w:spacing w:before="80" w:after="80" w:line="348" w:lineRule="auto"/>
+        <w:ind w:left="432"/>
+      </w:pPr>
+      <w:r>
+        <w:rPr>
+          <w:b/>
+          <w:color w:val="1F4E79"/>
+          <w:sz w:val="22"/>
+        </w:rPr>
+        <w:t xml:space="preserve">SAY     </w:t>
+      </w:r>
+      <w:r>
+        <w:rPr>
+          <w:sz w:val="26"/>
+        </w:rPr>
+        <w:t>The Soft Decision Tree's split weights shifted in a sensor-specific way. That shift IS the explanation.</w:t>
+      </w:r>
+    </w:p>
+    <w:p>
+      <w:pPr>
+        <w:spacing w:before="80" w:after="80" w:line="336" w:lineRule="auto"/>
+      </w:pPr>
+      <w:r>
+        <w:rPr>
+          <w:b/>
+          <w:color w:val="B76700"/>
+          <w:sz w:val="22"/>
+        </w:rPr>
+        <w:t xml:space="preserve">DO           </w:t>
+      </w:r>
+      <w:r>
+        <w:rPr>
+          <w:sz w:val="26"/>
+        </w:rPr>
+        <w:t>Point at the third bullet.</w:t>
+      </w:r>
+    </w:p>
+    <w:p>
+      <w:pPr>
+        <w:spacing w:before="80" w:after="80" w:line="348" w:lineRule="auto"/>
+        <w:ind w:left="432"/>
+      </w:pPr>
+      <w:r>
+        <w:rPr>
+          <w:b/>
+          <w:color w:val="1F4E79"/>
+          <w:sz w:val="22"/>
+        </w:rPr>
+        <w:t xml:space="preserve">SAY     </w:t>
+      </w:r>
+      <w:r>
+        <w:rPr>
+          <w:sz w:val="26"/>
+        </w:rPr>
+        <w:t>It's a fingerprint of which sensor the model is leaning on.</w:t>
+      </w:r>
+    </w:p>
+    <w:p>
+      <w:pPr>
+        <w:spacing w:before="80" w:after="80" w:line="348" w:lineRule="auto"/>
+        <w:ind w:left="432"/>
+      </w:pPr>
+      <w:r>
+        <w:rPr>
+          <w:b/>
+          <w:color w:val="1F4E79"/>
+          <w:sz w:val="22"/>
+        </w:rPr>
+        <w:t xml:space="preserve">SAY     </w:t>
+      </w:r>
+      <w:r>
+        <w:rPr>
+          <w:sz w:val="26"/>
+        </w:rPr>
+        <w:t>The lesson: explainability isn't just for regulatory compliance. It's also a debugging tool. The same property that lets you defend a model to the FAA also helps your maintenance engineers find the broken hardware.</w:t>
       </w:r>
     </w:p>
     <w:p>
@@ -3320,7 +6315,7 @@
     </w:p>
     <w:p>
       <w:pPr>
-        <w:spacing w:before="360" w:after="40"/>
+        <w:spacing w:before="400" w:after="80"/>
       </w:pPr>
       <w:r>
         <w:rPr>
@@ -3341,32 +6336,46 @@
     </w:p>
     <w:p>
       <w:pPr>
-        <w:spacing w:line="348" w:lineRule="auto" w:after="160"/>
-      </w:pPr>
+        <w:spacing w:before="80" w:after="80" w:line="336" w:lineRule="auto"/>
+      </w:pPr>
+      <w:r>
+        <w:rPr>
+          <w:b/>
+          <w:color w:val="666666"/>
+          <w:sz w:val="22"/>
+        </w:rPr>
+        <w:t xml:space="preserve">ON SCREEN  </w:t>
+      </w:r>
       <w:r>
         <w:rPr>
           <w:sz w:val="26"/>
         </w:rPr>
-        <w:t>Okay, last fifteen minutes. This part is different from everything else.</w:t>
-      </w:r>
-    </w:p>
-    <w:p>
-      <w:pPr>
-        <w:spacing w:before="80" w:after="80"/>
+        <w:t>Green slide. Big title with wrench emoji: 'GitHub Contribution Sprint'.</w:t>
+      </w:r>
+    </w:p>
+    <w:p>
+      <w:pPr>
+        <w:spacing w:before="80" w:after="80" w:line="348" w:lineRule="auto"/>
         <w:ind w:left="432"/>
       </w:pPr>
       <w:r>
         <w:rPr>
           <w:b/>
-          <w:color w:val="141414"/>
+          <w:color w:val="1F4E79"/>
+          <w:sz w:val="22"/>
+        </w:rPr>
+        <w:t xml:space="preserve">SAY     </w:t>
+      </w:r>
+      <w:r>
+        <w:rPr>
           <w:sz w:val="26"/>
         </w:rPr>
-        <w:t>You're going to make a real open-source contribution to a real Python library that's on PyPI. Not a workshop exercise. A real pull request that I will review and merge live, in front of you, right now. Your name on it. Forever.</w:t>
-      </w:r>
-    </w:p>
-    <w:p>
-      <w:pPr>
-        <w:spacing w:before="360" w:after="40"/>
+        <w:t>Last fifteen minutes. This part is different from everything else. You're going to make a real open-source contribution to a real Python library that's on PyPI. Not a workshop exercise. A real pull request that I will review and merge live, in front of you, right now. Your name on it. Forever.</w:t>
+      </w:r>
+    </w:p>
+    <w:p>
+      <w:pPr>
+        <w:spacing w:before="400" w:after="80"/>
       </w:pPr>
       <w:r>
         <w:rPr>
@@ -3387,52 +6396,135 @@
     </w:p>
     <w:p>
       <w:pPr>
-        <w:spacing w:line="348" w:lineRule="auto" w:after="160"/>
-      </w:pPr>
+        <w:spacing w:before="80" w:after="80" w:line="336" w:lineRule="auto"/>
+      </w:pPr>
+      <w:r>
+        <w:rPr>
+          <w:b/>
+          <w:color w:val="666666"/>
+          <w:sz w:val="22"/>
+        </w:rPr>
+        <w:t xml:space="preserve">ON SCREEN  </w:t>
+      </w:r>
       <w:r>
         <w:rPr>
           <w:sz w:val="26"/>
         </w:rPr>
+        <w:t>A seven-step numbered list of how to fork, edit in the GitHub web editor, and open a PR.</w:t>
+      </w:r>
+    </w:p>
+    <w:p>
+      <w:pPr>
+        <w:spacing w:before="80" w:after="80" w:line="348" w:lineRule="auto"/>
+        <w:ind w:left="432"/>
+      </w:pPr>
+      <w:r>
+        <w:rPr>
+          <w:b/>
+          <w:color w:val="1F4E79"/>
+          <w:sz w:val="22"/>
+        </w:rPr>
+        <w:t xml:space="preserve">SAY     </w:t>
+      </w:r>
+      <w:r>
+        <w:rPr>
+          <w:sz w:val="26"/>
+        </w:rPr>
         <w:t>Here's how it works. Seven steps.</w:t>
       </w:r>
     </w:p>
     <w:p>
       <w:pPr>
-        <w:spacing w:line="348" w:lineRule="auto" w:after="160"/>
-      </w:pPr>
+        <w:spacing w:before="80" w:after="80" w:line="336" w:lineRule="auto"/>
+      </w:pPr>
+      <w:r>
+        <w:rPr>
+          <w:b/>
+          <w:color w:val="B76700"/>
+          <w:sz w:val="22"/>
+        </w:rPr>
+        <w:t xml:space="preserve">DO           </w:t>
+      </w:r>
       <w:r>
         <w:rPr>
           <w:sz w:val="26"/>
         </w:rPr>
-        <w:t>One. Open github-dot-com slash cgrtml slash neural-trees. Go to the Issues tab.</w:t>
-      </w:r>
-    </w:p>
-    <w:p>
-      <w:pPr>
-        <w:spacing w:line="348" w:lineRule="auto" w:after="160"/>
-      </w:pPr>
+        <w:t>Point at each numbered step as you say it.</w:t>
+      </w:r>
+    </w:p>
+    <w:p>
+      <w:pPr>
+        <w:spacing w:before="80" w:after="80" w:line="348" w:lineRule="auto"/>
+        <w:ind w:left="432"/>
+      </w:pPr>
+      <w:r>
+        <w:rPr>
+          <w:b/>
+          <w:color w:val="1F4E79"/>
+          <w:sz w:val="22"/>
+        </w:rPr>
+        <w:t xml:space="preserve">SAY     </w:t>
+      </w:r>
       <w:r>
         <w:rPr>
           <w:sz w:val="26"/>
         </w:rPr>
-        <w:t>Two. Filter by 'good first issue.' Pick one — they're all ten to twenty minute scope.</w:t>
-      </w:r>
-    </w:p>
-    <w:p>
-      <w:pPr>
-        <w:spacing w:line="348" w:lineRule="auto" w:after="160"/>
-      </w:pPr>
+        <w:t>One. Open github.com/cgrtml/neural-trees. Go to the Issues tab.</w:t>
+      </w:r>
+    </w:p>
+    <w:p>
+      <w:pPr>
+        <w:spacing w:before="80" w:after="80" w:line="348" w:lineRule="auto"/>
+        <w:ind w:left="432"/>
+      </w:pPr>
+      <w:r>
+        <w:rPr>
+          <w:b/>
+          <w:color w:val="1F4E79"/>
+          <w:sz w:val="22"/>
+        </w:rPr>
+        <w:t xml:space="preserve">SAY     </w:t>
+      </w:r>
       <w:r>
         <w:rPr>
           <w:sz w:val="26"/>
         </w:rPr>
+        <w:t>Two. Filter by 'good first issue'. Pick one — they're all ten to twenty minute scope.</w:t>
+      </w:r>
+    </w:p>
+    <w:p>
+      <w:pPr>
+        <w:spacing w:before="80" w:after="80" w:line="348" w:lineRule="auto"/>
+        <w:ind w:left="432"/>
+      </w:pPr>
+      <w:r>
+        <w:rPr>
+          <w:b/>
+          <w:color w:val="1F4E79"/>
+          <w:sz w:val="22"/>
+        </w:rPr>
+        <w:t xml:space="preserve">SAY     </w:t>
+      </w:r>
+      <w:r>
+        <w:rPr>
+          <w:sz w:val="26"/>
+        </w:rPr>
         <w:t>Three. Comment 'I'm taking this' so two people don't pick the same one.</w:t>
       </w:r>
     </w:p>
     <w:p>
       <w:pPr>
-        <w:spacing w:line="348" w:lineRule="auto" w:after="160"/>
-      </w:pPr>
+        <w:spacing w:before="80" w:after="80" w:line="348" w:lineRule="auto"/>
+        <w:ind w:left="432"/>
+      </w:pPr>
+      <w:r>
+        <w:rPr>
+          <w:b/>
+          <w:color w:val="1F4E79"/>
+          <w:sz w:val="22"/>
+        </w:rPr>
+        <w:t xml:space="preserve">SAY     </w:t>
+      </w:r>
       <w:r>
         <w:rPr>
           <w:sz w:val="26"/>
@@ -3442,8 +6534,17 @@
     </w:p>
     <w:p>
       <w:pPr>
-        <w:spacing w:line="348" w:lineRule="auto" w:after="160"/>
-      </w:pPr>
+        <w:spacing w:before="80" w:after="80" w:line="348" w:lineRule="auto"/>
+        <w:ind w:left="432"/>
+      </w:pPr>
+      <w:r>
+        <w:rPr>
+          <w:b/>
+          <w:color w:val="1F4E79"/>
+          <w:sz w:val="22"/>
+        </w:rPr>
+        <w:t xml:space="preserve">SAY     </w:t>
+      </w:r>
       <w:r>
         <w:rPr>
           <w:sz w:val="26"/>
@@ -3453,33 +6554,76 @@
     </w:p>
     <w:p>
       <w:pPr>
-        <w:spacing w:before="80" w:after="80"/>
+        <w:spacing w:before="80" w:after="80" w:line="336" w:lineRule="auto"/>
+      </w:pPr>
+      <w:r>
+        <w:rPr>
+          <w:b/>
+          <w:color w:val="B76700"/>
+          <w:sz w:val="22"/>
+        </w:rPr>
+        <w:t xml:space="preserve">DO           </w:t>
+      </w:r>
+      <w:r>
+        <w:rPr>
+          <w:sz w:val="26"/>
+        </w:rPr>
+        <w:t>Pause briefly. This next part is the trick that saves them ten minutes.</w:t>
+      </w:r>
+    </w:p>
+    <w:p>
+      <w:pPr>
+        <w:spacing w:before="80" w:after="80" w:line="348" w:lineRule="auto"/>
         <w:ind w:left="432"/>
       </w:pPr>
       <w:r>
         <w:rPr>
           <w:b/>
-          <w:color w:val="141414"/>
+          <w:color w:val="1F4E79"/>
+          <w:sz w:val="22"/>
+        </w:rPr>
+        <w:t xml:space="preserve">SAY     </w:t>
+      </w:r>
+      <w:r>
+        <w:rPr>
           <w:sz w:val="26"/>
         </w:rPr>
-        <w:t>And here's the trick that saves you ten minutes: press the dot key on your keyboard. GitHub's full web editor opens, right there in the browser. You can edit like you're in VS Code.</w:t>
-      </w:r>
-    </w:p>
-    <w:p>
-      <w:pPr>
-        <w:spacing w:line="348" w:lineRule="auto" w:after="160"/>
-      </w:pPr>
+        <w:t>And here's the trick: press the dot key on your keyboard. Just the period key. GitHub's full web editor opens, right there in the browser. You can edit like you're in VS Code.</w:t>
+      </w:r>
+    </w:p>
+    <w:p>
+      <w:pPr>
+        <w:spacing w:before="80" w:after="80" w:line="348" w:lineRule="auto"/>
+        <w:ind w:left="432"/>
+      </w:pPr>
+      <w:r>
+        <w:rPr>
+          <w:b/>
+          <w:color w:val="1F4E79"/>
+          <w:sz w:val="22"/>
+        </w:rPr>
+        <w:t xml:space="preserve">SAY     </w:t>
+      </w:r>
       <w:r>
         <w:rPr>
           <w:sz w:val="26"/>
         </w:rPr>
-        <w:t>Six. Commit your change on a new branch. Then click 'Compare and pull request,' add a short description, and submit.</w:t>
-      </w:r>
-    </w:p>
-    <w:p>
-      <w:pPr>
-        <w:spacing w:line="348" w:lineRule="auto" w:after="160"/>
-      </w:pPr>
+        <w:t>Six. Commit your change on a new branch. Click 'Compare and pull request'. Add a short description. Submit.</w:t>
+      </w:r>
+    </w:p>
+    <w:p>
+      <w:pPr>
+        <w:spacing w:before="80" w:after="80" w:line="348" w:lineRule="auto"/>
+        <w:ind w:left="432"/>
+      </w:pPr>
+      <w:r>
+        <w:rPr>
+          <w:b/>
+          <w:color w:val="1F4E79"/>
+          <w:sz w:val="22"/>
+        </w:rPr>
+        <w:t xml:space="preserve">SAY     </w:t>
+      </w:r>
       <w:r>
         <w:rPr>
           <w:sz w:val="26"/>
@@ -3489,13 +6633,19 @@
     </w:p>
     <w:p>
       <w:pPr>
-        <w:spacing w:before="80" w:after="80"/>
+        <w:spacing w:before="80" w:after="80" w:line="348" w:lineRule="auto"/>
         <w:ind w:left="432"/>
       </w:pPr>
       <w:r>
         <w:rPr>
           <w:b/>
-          <w:color w:val="141414"/>
+          <w:color w:val="1F4E79"/>
+          <w:sz w:val="22"/>
+        </w:rPr>
+        <w:t xml:space="preserve">SAY     </w:t>
+      </w:r>
+      <w:r>
+        <w:rPr>
           <w:sz w:val="26"/>
         </w:rPr>
         <w:t>No local git. No clone. No tokens. Everything in the browser. About twenty issues are waiting. Pick what fits your level.</w:t>
@@ -3503,7 +6653,7 @@
     </w:p>
     <w:p>
       <w:pPr>
-        <w:spacing w:before="360" w:after="40"/>
+        <w:spacing w:before="400" w:after="80"/>
       </w:pPr>
       <w:r>
         <w:rPr>
@@ -3524,73 +6674,197 @@
     </w:p>
     <w:p>
       <w:pPr>
-        <w:spacing w:line="348" w:lineRule="auto" w:after="160"/>
-      </w:pPr>
+        <w:spacing w:before="80" w:after="80" w:line="336" w:lineRule="auto"/>
+      </w:pPr>
+      <w:r>
+        <w:rPr>
+          <w:b/>
+          <w:color w:val="666666"/>
+          <w:sz w:val="22"/>
+        </w:rPr>
+        <w:t xml:space="preserve">ON SCREEN  </w:t>
+      </w:r>
       <w:r>
         <w:rPr>
           <w:sz w:val="26"/>
         </w:rPr>
-        <w:t>Why is this worth fifteen minutes of your day? Three reasons.</w:t>
-      </w:r>
-    </w:p>
-    <w:p>
-      <w:pPr>
-        <w:spacing w:line="348" w:lineRule="auto" w:after="160"/>
-      </w:pPr>
+        <w:t>Three bullets explaining the value: profile credit, real package, named in README.</w:t>
+      </w:r>
+    </w:p>
+    <w:p>
+      <w:pPr>
+        <w:spacing w:before="80" w:after="80" w:line="348" w:lineRule="auto"/>
+        <w:ind w:left="432"/>
+      </w:pPr>
+      <w:r>
+        <w:rPr>
+          <w:b/>
+          <w:color w:val="1F4E79"/>
+          <w:sz w:val="22"/>
+        </w:rPr>
+        <w:t xml:space="preserve">SAY     </w:t>
+      </w:r>
       <w:r>
         <w:rPr>
           <w:sz w:val="26"/>
         </w:rPr>
-        <w:t>One. Your contribution shows up on your GitHub profile. That's visible to recruiters, internship coordinators, grad school admissions. It's a credential that is much harder to fake than a tutorial certificate.</w:t>
-      </w:r>
-    </w:p>
-    <w:p>
-      <w:pPr>
-        <w:spacing w:line="348" w:lineRule="auto" w:after="160"/>
-      </w:pPr>
+        <w:t>Why is this worth fifteen minutes? Three reasons.</w:t>
+      </w:r>
+    </w:p>
+    <w:p>
+      <w:pPr>
+        <w:spacing w:before="80" w:after="80" w:line="336" w:lineRule="auto"/>
+      </w:pPr>
+      <w:r>
+        <w:rPr>
+          <w:b/>
+          <w:color w:val="B76700"/>
+          <w:sz w:val="22"/>
+        </w:rPr>
+        <w:t xml:space="preserve">DO           </w:t>
+      </w:r>
       <w:r>
         <w:rPr>
           <w:sz w:val="26"/>
         </w:rPr>
-        <w:t>Two. You become part of a Python package that other people install with pip. Your code runs on their machines.</w:t>
-      </w:r>
-    </w:p>
-    <w:p>
-      <w:pPr>
-        <w:spacing w:line="348" w:lineRule="auto" w:after="160"/>
-      </w:pPr>
+        <w:t>Point at bullet one.</w:t>
+      </w:r>
+    </w:p>
+    <w:p>
+      <w:pPr>
+        <w:spacing w:before="80" w:after="80" w:line="348" w:lineRule="auto"/>
+        <w:ind w:left="432"/>
+      </w:pPr>
+      <w:r>
+        <w:rPr>
+          <w:b/>
+          <w:color w:val="1F4E79"/>
+          <w:sz w:val="22"/>
+        </w:rPr>
+        <w:t xml:space="preserve">SAY     </w:t>
+      </w:r>
       <w:r>
         <w:rPr>
           <w:sz w:val="26"/>
         </w:rPr>
-        <w:t>Three. Every merged PR will be credited in the neural-trees README under a section called 'WSU Workshop Contributors.' That section will exist after today, with your names on it.</w:t>
-      </w:r>
-    </w:p>
-    <w:p>
-      <w:pPr>
-        <w:spacing w:before="80" w:after="80"/>
+        <w:t>Your contribution shows up on your GitHub profile. That's visible to recruiters, internship coordinators, grad school admissions. Much harder to fake than a tutorial certificate.</w:t>
+      </w:r>
+    </w:p>
+    <w:p>
+      <w:pPr>
+        <w:spacing w:before="80" w:after="80" w:line="336" w:lineRule="auto"/>
+      </w:pPr>
+      <w:r>
+        <w:rPr>
+          <w:b/>
+          <w:color w:val="B76700"/>
+          <w:sz w:val="22"/>
+        </w:rPr>
+        <w:t xml:space="preserve">DO           </w:t>
+      </w:r>
+      <w:r>
+        <w:rPr>
+          <w:sz w:val="26"/>
+        </w:rPr>
+        <w:t>Point at bullet two.</w:t>
+      </w:r>
+    </w:p>
+    <w:p>
+      <w:pPr>
+        <w:spacing w:before="80" w:after="80" w:line="348" w:lineRule="auto"/>
         <w:ind w:left="432"/>
       </w:pPr>
       <w:r>
         <w:rPr>
           <w:b/>
-          <w:color w:val="141414"/>
+          <w:color w:val="1F4E79"/>
+          <w:sz w:val="22"/>
+        </w:rPr>
+        <w:t xml:space="preserve">SAY     </w:t>
+      </w:r>
+      <w:r>
+        <w:rPr>
           <w:sz w:val="26"/>
         </w:rPr>
+        <w:t>You become part of a Python package that other people install with pip. Your code runs on their machines.</w:t>
+      </w:r>
+    </w:p>
+    <w:p>
+      <w:pPr>
+        <w:spacing w:before="80" w:after="80" w:line="336" w:lineRule="auto"/>
+      </w:pPr>
+      <w:r>
+        <w:rPr>
+          <w:b/>
+          <w:color w:val="B76700"/>
+          <w:sz w:val="22"/>
+        </w:rPr>
+        <w:t xml:space="preserve">DO           </w:t>
+      </w:r>
+      <w:r>
+        <w:rPr>
+          <w:sz w:val="26"/>
+        </w:rPr>
+        <w:t>Point at bullet three.</w:t>
+      </w:r>
+    </w:p>
+    <w:p>
+      <w:pPr>
+        <w:spacing w:before="80" w:after="80" w:line="348" w:lineRule="auto"/>
+        <w:ind w:left="432"/>
+      </w:pPr>
+      <w:r>
+        <w:rPr>
+          <w:b/>
+          <w:color w:val="1F4E79"/>
+          <w:sz w:val="22"/>
+        </w:rPr>
+        <w:t xml:space="preserve">SAY     </w:t>
+      </w:r>
+      <w:r>
+        <w:rPr>
+          <w:sz w:val="26"/>
+        </w:rPr>
+        <w:t>Every merged PR will be credited in the neural-trees README under a section called WSU Workshop Contributors. That section will exist after today, with your names on it.</w:t>
+      </w:r>
+    </w:p>
+    <w:p>
+      <w:pPr>
+        <w:spacing w:before="80" w:after="80" w:line="348" w:lineRule="auto"/>
+        <w:ind w:left="432"/>
+      </w:pPr>
+      <w:r>
+        <w:rPr>
+          <w:b/>
+          <w:color w:val="1F4E79"/>
+          <w:sz w:val="22"/>
+        </w:rPr>
+        <w:t xml:space="preserve">SAY     </w:t>
+      </w:r>
+      <w:r>
+        <w:rPr>
+          <w:sz w:val="26"/>
+        </w:rPr>
         <w:t>Open the repo. Pick an issue. Go.</w:t>
       </w:r>
     </w:p>
     <w:p>
       <w:pPr>
-        <w:spacing w:before="40" w:after="160"/>
-      </w:pPr>
-      <w:r>
-        <w:rPr>
-          <w:i/>
-          <w:color w:val="996600"/>
-          <w:sz w:val="22"/>
-        </w:rPr>
-        <w:t>[Walk to your laptop on stage. Start reviewing PRs as they come in. Merge live where possible.]</w:t>
+        <w:spacing w:before="80" w:after="80" w:line="336" w:lineRule="auto"/>
+      </w:pPr>
+      <w:r>
+        <w:rPr>
+          <w:b/>
+          <w:color w:val="B76700"/>
+          <w:sz w:val="22"/>
+        </w:rPr>
+        <w:t xml:space="preserve">DO           </w:t>
+      </w:r>
+      <w:r>
+        <w:rPr>
+          <w:sz w:val="26"/>
+        </w:rPr>
+        <w:t>Walk to your laptop on stage. Open the PRs tab. Start reviewing as PRs come in. Merge live where possible.</w:t>
       </w:r>
     </w:p>
     <w:p>
@@ -3633,7 +6907,7 @@
     </w:p>
     <w:p>
       <w:pPr>
-        <w:spacing w:before="360" w:after="40"/>
+        <w:spacing w:before="400" w:after="80"/>
       </w:pPr>
       <w:r>
         <w:rPr>
@@ -3654,43 +6928,105 @@
     </w:p>
     <w:p>
       <w:pPr>
-        <w:spacing w:line="348" w:lineRule="auto" w:after="160"/>
-      </w:pPr>
+        <w:spacing w:before="80" w:after="80" w:line="336" w:lineRule="auto"/>
+      </w:pPr>
+      <w:r>
+        <w:rPr>
+          <w:b/>
+          <w:color w:val="666666"/>
+          <w:sz w:val="22"/>
+        </w:rPr>
+        <w:t xml:space="preserve">ON SCREEN  </w:t>
+      </w:r>
       <w:r>
         <w:rPr>
           <w:sz w:val="26"/>
         </w:rPr>
-        <w:t>Quick context for why all of this matters in the real world.</w:t>
-      </w:r>
-    </w:p>
-    <w:p>
-      <w:pPr>
-        <w:spacing w:line="348" w:lineRule="auto" w:after="160"/>
-      </w:pPr>
+        <w:t>Three articles of the EU AI Act listed, plus a footer mentioning SR 11-7, FDA, FAA.</w:t>
+      </w:r>
+    </w:p>
+    <w:p>
+      <w:pPr>
+        <w:spacing w:before="80" w:after="80" w:line="348" w:lineRule="auto"/>
+        <w:ind w:left="432"/>
+      </w:pPr>
+      <w:r>
+        <w:rPr>
+          <w:b/>
+          <w:color w:val="1F4E79"/>
+          <w:sz w:val="22"/>
+        </w:rPr>
+        <w:t xml:space="preserve">SAY     </w:t>
+      </w:r>
       <w:r>
         <w:rPr>
           <w:sz w:val="26"/>
         </w:rPr>
-        <w:t>The EU AI Act took effect in 2025. If your AI system serves any European customer, three articles apply. Article 13: transparency. Article 14: human oversight. Article 15: robustness against adversarial inputs and faults. The exact things we did today.</w:t>
-      </w:r>
-    </w:p>
-    <w:p>
-      <w:pPr>
-        <w:spacing w:before="80" w:after="80"/>
+        <w:t>Quick context for why all of this matters in the real world. The EU AI Act took effect in 2025. If your AI system serves any European customer, three articles apply.</w:t>
+      </w:r>
+    </w:p>
+    <w:p>
+      <w:pPr>
+        <w:spacing w:before="80" w:after="80" w:line="336" w:lineRule="auto"/>
+      </w:pPr>
+      <w:r>
+        <w:rPr>
+          <w:b/>
+          <w:color w:val="B76700"/>
+          <w:sz w:val="22"/>
+        </w:rPr>
+        <w:t xml:space="preserve">DO           </w:t>
+      </w:r>
+      <w:r>
+        <w:rPr>
+          <w:sz w:val="26"/>
+        </w:rPr>
+        <w:t>Point at each article.</w:t>
+      </w:r>
+    </w:p>
+    <w:p>
+      <w:pPr>
+        <w:spacing w:before="80" w:after="80" w:line="348" w:lineRule="auto"/>
         <w:ind w:left="432"/>
       </w:pPr>
       <w:r>
         <w:rPr>
           <w:b/>
-          <w:color w:val="141414"/>
+          <w:color w:val="1F4E79"/>
+          <w:sz w:val="22"/>
+        </w:rPr>
+        <w:t xml:space="preserve">SAY     </w:t>
+      </w:r>
+      <w:r>
+        <w:rPr>
           <w:sz w:val="26"/>
         </w:rPr>
+        <w:t>Article 13: transparency. Article 14: human oversight. Article 15: robustness against adversarial inputs and faults. The exact things we did today.</w:t>
+      </w:r>
+    </w:p>
+    <w:p>
+      <w:pPr>
+        <w:spacing w:before="80" w:after="80" w:line="348" w:lineRule="auto"/>
+        <w:ind w:left="432"/>
+      </w:pPr>
+      <w:r>
+        <w:rPr>
+          <w:b/>
+          <w:color w:val="1F4E79"/>
+          <w:sz w:val="22"/>
+        </w:rPr>
+        <w:t xml:space="preserve">SAY     </w:t>
+      </w:r>
+      <w:r>
+        <w:rPr>
+          <w:sz w:val="26"/>
+        </w:rPr>
         <w:t>And the US is moving in the same direction. SR 11-7 for banking. FDA for medical devices. FAA for aviation. The era of 'just ship the LSTM' is ending. The era of 'show your work' is starting.</w:t>
       </w:r>
     </w:p>
     <w:p>
       <w:pPr>
-        <w:spacing w:before="360" w:after="40"/>
+        <w:spacing w:before="400" w:after="80"/>
       </w:pPr>
       <w:r>
         <w:rPr>
@@ -3711,54 +7047,163 @@
     </w:p>
     <w:p>
       <w:pPr>
-        <w:spacing w:line="348" w:lineRule="auto" w:after="160"/>
-      </w:pPr>
+        <w:spacing w:before="80" w:after="80" w:line="336" w:lineRule="auto"/>
+      </w:pPr>
+      <w:r>
+        <w:rPr>
+          <w:b/>
+          <w:color w:val="666666"/>
+          <w:sz w:val="22"/>
+        </w:rPr>
+        <w:t xml:space="preserve">ON SCREEN  </w:t>
+      </w:r>
       <w:r>
         <w:rPr>
           <w:sz w:val="26"/>
         </w:rPr>
+        <w:t>Three numbered takeaways on a green slide.</w:t>
+      </w:r>
+    </w:p>
+    <w:p>
+      <w:pPr>
+        <w:spacing w:before="80" w:after="80" w:line="348" w:lineRule="auto"/>
+        <w:ind w:left="432"/>
+      </w:pPr>
+      <w:r>
+        <w:rPr>
+          <w:b/>
+          <w:color w:val="1F4E79"/>
+          <w:sz w:val="22"/>
+        </w:rPr>
+        <w:t xml:space="preserve">SAY     </w:t>
+      </w:r>
+      <w:r>
+        <w:rPr>
+          <w:sz w:val="26"/>
+        </w:rPr>
         <w:t>Three things to take with you.</w:t>
       </w:r>
     </w:p>
     <w:p>
       <w:pPr>
-        <w:spacing w:line="348" w:lineRule="auto" w:after="160"/>
-      </w:pPr>
+        <w:spacing w:before="80" w:after="80" w:line="336" w:lineRule="auto"/>
+      </w:pPr>
+      <w:r>
+        <w:rPr>
+          <w:b/>
+          <w:color w:val="B76700"/>
+          <w:sz w:val="22"/>
+        </w:rPr>
+        <w:t xml:space="preserve">DO           </w:t>
+      </w:r>
       <w:r>
         <w:rPr>
           <w:sz w:val="26"/>
         </w:rPr>
-        <w:t>One. In safety-critical AI, explainability is not optional. It's a regulatory requirement.</w:t>
-      </w:r>
-    </w:p>
-    <w:p>
-      <w:pPr>
-        <w:spacing w:line="348" w:lineRule="auto" w:after="160"/>
-      </w:pPr>
+        <w:t>Point at point one.</w:t>
+      </w:r>
+    </w:p>
+    <w:p>
+      <w:pPr>
+        <w:spacing w:before="80" w:after="80" w:line="348" w:lineRule="auto"/>
+        <w:ind w:left="432"/>
+      </w:pPr>
+      <w:r>
+        <w:rPr>
+          <w:b/>
+          <w:color w:val="1F4E79"/>
+          <w:sz w:val="22"/>
+        </w:rPr>
+        <w:t xml:space="preserve">SAY     </w:t>
+      </w:r>
       <w:r>
         <w:rPr>
           <w:sz w:val="26"/>
         </w:rPr>
-        <w:t>Two. Soft Decision Trees give you both worlds. Neural-network-level accuracy with tree-level interpretability.</w:t>
-      </w:r>
-    </w:p>
-    <w:p>
-      <w:pPr>
-        <w:spacing w:before="80" w:after="80"/>
+        <w:t>In safety-critical AI, explainability is not optional. It's a regulatory requirement.</w:t>
+      </w:r>
+    </w:p>
+    <w:p>
+      <w:pPr>
+        <w:spacing w:before="80" w:after="80" w:line="336" w:lineRule="auto"/>
+      </w:pPr>
+      <w:r>
+        <w:rPr>
+          <w:b/>
+          <w:color w:val="B76700"/>
+          <w:sz w:val="22"/>
+        </w:rPr>
+        <w:t xml:space="preserve">DO           </w:t>
+      </w:r>
+      <w:r>
+        <w:rPr>
+          <w:sz w:val="26"/>
+        </w:rPr>
+        <w:t>Point at point two.</w:t>
+      </w:r>
+    </w:p>
+    <w:p>
+      <w:pPr>
+        <w:spacing w:before="80" w:after="80" w:line="348" w:lineRule="auto"/>
         <w:ind w:left="432"/>
       </w:pPr>
       <w:r>
         <w:rPr>
           <w:b/>
-          <w:color w:val="141414"/>
+          <w:color w:val="1F4E79"/>
+          <w:sz w:val="22"/>
+        </w:rPr>
+        <w:t xml:space="preserve">SAY     </w:t>
+      </w:r>
+      <w:r>
+        <w:rPr>
           <w:sz w:val="26"/>
         </w:rPr>
-        <w:t>Three. You actually did this. Not me. Not a video. You. You trained a model, you localized a sensor fault, and many of you just shipped your first open-source contribution.</w:t>
-      </w:r>
-    </w:p>
-    <w:p>
-      <w:pPr>
-        <w:spacing w:before="360" w:after="40"/>
+        <w:t>Soft Decision Trees give you both worlds. Neural-network-level accuracy with tree-level interpretability.</w:t>
+      </w:r>
+    </w:p>
+    <w:p>
+      <w:pPr>
+        <w:spacing w:before="80" w:after="80" w:line="336" w:lineRule="auto"/>
+      </w:pPr>
+      <w:r>
+        <w:rPr>
+          <w:b/>
+          <w:color w:val="B76700"/>
+          <w:sz w:val="22"/>
+        </w:rPr>
+        <w:t xml:space="preserve">DO           </w:t>
+      </w:r>
+      <w:r>
+        <w:rPr>
+          <w:sz w:val="26"/>
+        </w:rPr>
+        <w:t>Point at point three.</w:t>
+      </w:r>
+    </w:p>
+    <w:p>
+      <w:pPr>
+        <w:spacing w:before="80" w:after="80" w:line="348" w:lineRule="auto"/>
+        <w:ind w:left="432"/>
+      </w:pPr>
+      <w:r>
+        <w:rPr>
+          <w:b/>
+          <w:color w:val="1F4E79"/>
+          <w:sz w:val="22"/>
+        </w:rPr>
+        <w:t xml:space="preserve">SAY     </w:t>
+      </w:r>
+      <w:r>
+        <w:rPr>
+          <w:sz w:val="26"/>
+        </w:rPr>
+        <w:t>You actually did this. Not me. Not a video. You. You trained a model, you localized a sensor fault, and many of you just shipped your first open-source contribution.</w:t>
+      </w:r>
+    </w:p>
+    <w:p>
+      <w:pPr>
+        <w:spacing w:before="400" w:after="80"/>
       </w:pPr>
       <w:r>
         <w:rPr>
@@ -3779,54 +7224,66 @@
     </w:p>
     <w:p>
       <w:pPr>
-        <w:spacing w:line="348" w:lineRule="auto" w:after="160"/>
-      </w:pPr>
+        <w:spacing w:before="80" w:after="80" w:line="336" w:lineRule="auto"/>
+      </w:pPr>
+      <w:r>
+        <w:rPr>
+          <w:b/>
+          <w:color w:val="666666"/>
+          <w:sz w:val="22"/>
+        </w:rPr>
+        <w:t xml:space="preserve">ON SCREEN  </w:t>
+      </w:r>
       <w:r>
         <w:rPr>
           <w:sz w:val="26"/>
         </w:rPr>
-        <w:t>Where does this work go next?</w:t>
-      </w:r>
-    </w:p>
-    <w:p>
-      <w:pPr>
-        <w:spacing w:line="348" w:lineRule="auto" w:after="160"/>
-      </w:pPr>
+        <w:t>A short paragraph about Hezarfen LLC and a centered 'reach out.' line.</w:t>
+      </w:r>
+    </w:p>
+    <w:p>
+      <w:pPr>
+        <w:spacing w:before="80" w:after="80" w:line="348" w:lineRule="auto"/>
+        <w:ind w:left="432"/>
+      </w:pPr>
+      <w:r>
+        <w:rPr>
+          <w:b/>
+          <w:color w:val="1F4E79"/>
+          <w:sz w:val="22"/>
+        </w:rPr>
+        <w:t xml:space="preserve">SAY     </w:t>
+      </w:r>
       <w:r>
         <w:rPr>
           <w:sz w:val="26"/>
         </w:rPr>
-        <w:t>Banks, insurers, healthcare, aerospace. Every regulated industry needs explainable AI right now.</w:t>
-      </w:r>
-    </w:p>
-    <w:p>
-      <w:pPr>
-        <w:spacing w:line="348" w:lineRule="auto" w:after="160"/>
-      </w:pPr>
+        <w:t>Where does this work go next? Banks, insurers, healthcare, aerospace. Every regulated industry needs explainable AI right now. My company Hezarfen builds compliance-ready AI for US mid-market banks under SR 11-7 and the EU AI Act.</w:t>
+      </w:r>
+    </w:p>
+    <w:p>
+      <w:pPr>
+        <w:spacing w:before="80" w:after="80" w:line="348" w:lineRule="auto"/>
+        <w:ind w:left="432"/>
+      </w:pPr>
+      <w:r>
+        <w:rPr>
+          <w:b/>
+          <w:color w:val="1F4E79"/>
+          <w:sz w:val="22"/>
+        </w:rPr>
+        <w:t xml:space="preserve">SAY     </w:t>
+      </w:r>
       <w:r>
         <w:rPr>
           <w:sz w:val="26"/>
         </w:rPr>
-        <w:t>My company Hezarfen builds compliance-ready AI for US mid-market banks under SR 11-7 and the EU AI Act.</w:t>
-      </w:r>
-    </w:p>
-    <w:p>
-      <w:pPr>
-        <w:spacing w:before="80" w:after="80"/>
-        <w:ind w:left="432"/>
-      </w:pPr>
-      <w:r>
-        <w:rPr>
-          <w:b/>
-          <w:color w:val="141414"/>
-          <w:sz w:val="26"/>
-        </w:rPr>
         <w:t>If anything you saw today interests you — a thesis topic, an open-source contribution, internship questions, or just a conversation about where to go after graduation — reach out. My email and LinkedIn are on the next slide.</w:t>
       </w:r>
     </w:p>
     <w:p>
       <w:pPr>
-        <w:spacing w:before="360" w:after="40"/>
+        <w:spacing w:before="400" w:after="80"/>
       </w:pPr>
       <w:r>
         <w:rPr>
@@ -3847,51 +7304,85 @@
     </w:p>
     <w:p>
       <w:pPr>
-        <w:spacing w:line="348" w:lineRule="auto" w:after="160"/>
-      </w:pPr>
+        <w:spacing w:before="80" w:after="80" w:line="336" w:lineRule="auto"/>
+      </w:pPr>
+      <w:r>
+        <w:rPr>
+          <w:b/>
+          <w:color w:val="666666"/>
+          <w:sz w:val="22"/>
+        </w:rPr>
+        <w:t xml:space="preserve">ON SCREEN  </w:t>
+      </w:r>
       <w:r>
         <w:rPr>
           <w:sz w:val="26"/>
         </w:rPr>
-        <w:t>Here are the three things worth bookmarking.</w:t>
-      </w:r>
-    </w:p>
-    <w:p>
-      <w:pPr>
-        <w:spacing w:line="348" w:lineRule="auto" w:after="160"/>
-      </w:pPr>
+        <w:t>Centered block with name, three links: GitHub, LinkedIn, workshop repo.</w:t>
+      </w:r>
+    </w:p>
+    <w:p>
+      <w:pPr>
+        <w:spacing w:before="80" w:after="80" w:line="348" w:lineRule="auto"/>
+        <w:ind w:left="432"/>
+      </w:pPr>
+      <w:r>
+        <w:rPr>
+          <w:b/>
+          <w:color w:val="1F4E79"/>
+          <w:sz w:val="22"/>
+        </w:rPr>
+        <w:t xml:space="preserve">SAY     </w:t>
+      </w:r>
       <w:r>
         <w:rPr>
           <w:sz w:val="26"/>
         </w:rPr>
-        <w:t>My GitHub — where neural-trees lives.</w:t>
-      </w:r>
-    </w:p>
-    <w:p>
-      <w:pPr>
-        <w:spacing w:line="348" w:lineRule="auto" w:after="160"/>
-      </w:pPr>
+        <w:t>Three things worth bookmarking. My GitHub — where neural-trees lives. My LinkedIn — happy to connect with any of you. And the workshop repo on GitHub. Everything we did today is there: the data, the notebooks, the slides.</w:t>
+      </w:r>
+    </w:p>
+    <w:p>
+      <w:pPr>
+        <w:spacing w:before="80" w:after="80" w:line="336" w:lineRule="auto"/>
+      </w:pPr>
+      <w:r>
+        <w:rPr>
+          <w:b/>
+          <w:color w:val="B76700"/>
+          <w:sz w:val="22"/>
+        </w:rPr>
+        <w:t xml:space="preserve">DO           </w:t>
+      </w:r>
       <w:r>
         <w:rPr>
           <w:sz w:val="26"/>
         </w:rPr>
-        <w:t>My LinkedIn — happy to connect with any of you.</w:t>
-      </w:r>
-    </w:p>
-    <w:p>
-      <w:pPr>
-        <w:spacing w:line="348" w:lineRule="auto" w:after="160"/>
-      </w:pPr>
+        <w:t>Pause. Let students take a photo of the slide.</w:t>
+      </w:r>
+    </w:p>
+    <w:p>
+      <w:pPr>
+        <w:spacing w:before="80" w:after="80" w:line="348" w:lineRule="auto"/>
+        <w:ind w:left="432"/>
+      </w:pPr>
+      <w:r>
+        <w:rPr>
+          <w:b/>
+          <w:color w:val="1F4E79"/>
+          <w:sz w:val="22"/>
+        </w:rPr>
+        <w:t xml:space="preserve">SAY     </w:t>
+      </w:r>
       <w:r>
         <w:rPr>
           <w:sz w:val="26"/>
         </w:rPr>
-        <w:t>And the workshop repo on GitHub. Everything we did today is there: the data, the notebooks, the slides. Take a photo of this slide if you want.</w:t>
-      </w:r>
-    </w:p>
-    <w:p>
-      <w:pPr>
-        <w:spacing w:before="360" w:after="40"/>
+        <w:t>Take a photo if you want.</w:t>
+      </w:r>
+    </w:p>
+    <w:p>
+      <w:pPr>
+        <w:spacing w:before="400" w:after="80"/>
       </w:pPr>
       <w:r>
         <w:rPr>
@@ -3912,49 +7403,61 @@
     </w:p>
     <w:p>
       <w:pPr>
-        <w:spacing w:line="348" w:lineRule="auto" w:after="160"/>
-      </w:pPr>
+        <w:spacing w:before="80" w:after="80" w:line="336" w:lineRule="auto"/>
+      </w:pPr>
+      <w:r>
+        <w:rPr>
+          <w:b/>
+          <w:color w:val="666666"/>
+          <w:sz w:val="22"/>
+        </w:rPr>
+        <w:t xml:space="preserve">ON SCREEN  </w:t>
+      </w:r>
       <w:r>
         <w:rPr>
           <w:sz w:val="26"/>
         </w:rPr>
-        <w:t>Thank you.</w:t>
-      </w:r>
-    </w:p>
-    <w:p>
-      <w:pPr>
-        <w:spacing w:line="348" w:lineRule="auto" w:after="160"/>
-      </w:pPr>
+        <w:t>Large 'Thank you' on a dark slide. Smaller text thanking Dr. Sergey Lapin and Jeremy.</w:t>
+      </w:r>
+    </w:p>
+    <w:p>
+      <w:pPr>
+        <w:spacing w:before="80" w:after="80" w:line="348" w:lineRule="auto"/>
+        <w:ind w:left="432"/>
+      </w:pPr>
+      <w:r>
+        <w:rPr>
+          <w:b/>
+          <w:color w:val="1F4E79"/>
+          <w:sz w:val="22"/>
+        </w:rPr>
+        <w:t xml:space="preserve">SAY     </w:t>
+      </w:r>
       <w:r>
         <w:rPr>
           <w:sz w:val="26"/>
         </w:rPr>
-        <w:t>Special thanks to Dr. Sergey Lapin, and to Jeremy, for the invitation. Without them this wouldn't have happened.</w:t>
-      </w:r>
-    </w:p>
-    <w:p>
-      <w:pPr>
-        <w:spacing w:line="348" w:lineRule="auto" w:after="160"/>
-      </w:pPr>
+        <w:t>Thank you. Special thanks to Dr. Sergey Lapin and to Jeremy for the invitation. Without them this wouldn't have happened.</w:t>
+      </w:r>
+    </w:p>
+    <w:p>
+      <w:pPr>
+        <w:spacing w:before="80" w:after="80" w:line="348" w:lineRule="auto"/>
+        <w:ind w:left="432"/>
+      </w:pPr>
+      <w:r>
+        <w:rPr>
+          <w:b/>
+          <w:color w:val="1F4E79"/>
+          <w:sz w:val="22"/>
+        </w:rPr>
+        <w:t xml:space="preserve">SAY     </w:t>
+      </w:r>
       <w:r>
         <w:rPr>
           <w:sz w:val="26"/>
         </w:rPr>
-        <w:t>I'll stay for five minutes after the official close. If you have questions, come up to the stage.</w:t>
-      </w:r>
-    </w:p>
-    <w:p>
-      <w:pPr>
-        <w:spacing w:before="80" w:after="80"/>
-        <w:ind w:left="432"/>
-      </w:pPr>
-      <w:r>
-        <w:rPr>
-          <w:b/>
-          <w:color w:val="141414"/>
-          <w:sz w:val="26"/>
-        </w:rPr>
-        <w:t>If you want to follow up later, you have my email. Have a great rest of the week.</w:t>
+        <w:t>I'll stay for five minutes after the official close. If you have questions, come up to the stage. If you want to follow up later, you have my email. Have a great rest of the week.</w:t>
       </w:r>
     </w:p>
     <w:sectPr>
